--- a/___ описание идеи ___/план реализации проекта - поэтапный/Этап 11.docx
+++ b/___ описание идеи ___/план реализации проекта - поэтапный/Этап 11.docx
@@ -66,7 +66,7 @@
     <w:p>
       <w:r>
         <w:pict w14:anchorId="55E30BB6">
-          <v:rect id="_x0000_i1211" style="width:0;height:0" o:hralign="center" o:hrstd="t" o:hr="t" fillcolor="#a0a0a0" stroked="f"/>
+          <v:rect id="_x0000_i1025" style="width:0;height:0" o:hralign="center" o:hrstd="t" o:hr="t" fillcolor="#a0a0a0" stroked="f"/>
         </w:pict>
       </w:r>
     </w:p>
@@ -256,7 +256,7 @@
     <w:p>
       <w:r>
         <w:pict w14:anchorId="0245221B">
-          <v:rect id="_x0000_i1212" style="width:0;height:0" o:hralign="center" o:hrstd="t" o:hr="t" fillcolor="#a0a0a0" stroked="f"/>
+          <v:rect id="_x0000_i1026" style="width:0;height:0" o:hralign="center" o:hrstd="t" o:hr="t" fillcolor="#a0a0a0" stroked="f"/>
         </w:pict>
       </w:r>
     </w:p>
@@ -555,7 +555,7 @@
     <w:p>
       <w:r>
         <w:pict w14:anchorId="313A293F">
-          <v:rect id="_x0000_i1213" style="width:0;height:0" o:hralign="center" o:hrstd="t" o:hr="t" fillcolor="#a0a0a0" stroked="f"/>
+          <v:rect id="_x0000_i1027" style="width:0;height:0" o:hralign="center" o:hrstd="t" o:hr="t" fillcolor="#a0a0a0" stroked="f"/>
         </w:pict>
       </w:r>
     </w:p>
@@ -1337,12 +1337,28 @@
       </w:r>
     </w:p>
     <w:p>
-      <w:r>
+      <w:pPr>
+        <w:rPr>
+          <w:lang w:val="en-US"/>
+        </w:rPr>
+      </w:pPr>
+      <w:r>
+        <w:rPr>
+          <w:lang w:val="en-US"/>
+        </w:rPr>
         <w:t>CSS</w:t>
       </w:r>
     </w:p>
     <w:p>
-      <w:r>
+      <w:pPr>
+        <w:rPr>
+          <w:lang w:val="en-US"/>
+        </w:rPr>
+      </w:pPr>
+      <w:r>
+        <w:rPr>
+          <w:lang w:val="en-US"/>
+        </w:rPr>
         <w:t>@tailwind base;</w:t>
       </w:r>
     </w:p>
@@ -1457,7 +1473,7 @@
     <w:p>
       <w:r>
         <w:pict w14:anchorId="1F4D1BA6">
-          <v:rect id="_x0000_i1214" style="width:0;height:0" o:hralign="center" o:hrstd="t" o:hr="t" fillcolor="#a0a0a0" stroked="f"/>
+          <v:rect id="_x0000_i1028" style="width:0;height:0" o:hralign="center" o:hrstd="t" o:hr="t" fillcolor="#a0a0a0" stroked="f"/>
         </w:pict>
       </w:r>
     </w:p>
@@ -1489,12 +1505,28 @@
       </w:r>
     </w:p>
     <w:p>
-      <w:r>
+      <w:pPr>
+        <w:rPr>
+          <w:lang w:val="en-US"/>
+        </w:rPr>
+      </w:pPr>
+      <w:r>
+        <w:rPr>
+          <w:lang w:val="en-US"/>
+        </w:rPr>
         <w:t>Bash</w:t>
       </w:r>
     </w:p>
     <w:p>
-      <w:r>
+      <w:pPr>
+        <w:rPr>
+          <w:lang w:val="en-US"/>
+        </w:rPr>
+      </w:pPr>
+      <w:r>
+        <w:rPr>
+          <w:lang w:val="en-US"/>
+        </w:rPr>
         <w:t>mkdir -p src/api</w:t>
       </w:r>
     </w:p>
@@ -1616,12 +1648,28 @@
       </w:r>
     </w:p>
     <w:p>
-      <w:r>
+      <w:pPr>
+        <w:rPr>
+          <w:lang w:val="en-US"/>
+        </w:rPr>
+      </w:pPr>
+      <w:r>
+        <w:rPr>
+          <w:lang w:val="en-US"/>
+        </w:rPr>
         <w:t>Bash</w:t>
       </w:r>
     </w:p>
     <w:p>
-      <w:r>
+      <w:pPr>
+        <w:rPr>
+          <w:lang w:val="en-US"/>
+        </w:rPr>
+      </w:pPr>
+      <w:r>
+        <w:rPr>
+          <w:lang w:val="en-US"/>
+        </w:rPr>
         <w:t>find src -type d | sort</w:t>
       </w:r>
     </w:p>
@@ -1631,11 +1679,6 @@
       </w:r>
     </w:p>
     <w:p>
-      <w:pPr>
-        <w:rPr>
-          <w:lang w:val="en-US"/>
-        </w:rPr>
-      </w:pPr>
       <w:r>
         <w:rPr>
           <w:lang w:val="en-US"/>
@@ -1644,11 +1687,6 @@
       </w:r>
     </w:p>
     <w:p>
-      <w:pPr>
-        <w:rPr>
-          <w:lang w:val="en-US"/>
-        </w:rPr>
-      </w:pPr>
       <w:r>
         <w:rPr>
           <w:lang w:val="en-US"/>
@@ -1657,17 +1695,21 @@
       </w:r>
     </w:p>
     <w:p>
-      <w:pPr>
-        <w:rPr>
-          <w:lang w:val="en-US"/>
-        </w:rPr>
-      </w:pPr>
       <w:r>
         <w:rPr>
           <w:lang w:val="en-US"/>
         </w:rPr>
         <w:lastRenderedPageBreak/>
-        <w:t>src/api</w:t>
+        <w:t>src</w:t>
+      </w:r>
+      <w:r>
+        <w:t>/</w:t>
+      </w:r>
+      <w:r>
+        <w:rPr>
+          <w:lang w:val="en-US"/>
+        </w:rPr>
+        <w:t>api</w:t>
       </w:r>
     </w:p>
     <w:p>
@@ -1762,19 +1804,35 @@
       </w:r>
     </w:p>
     <w:p>
-      <w:r>
+      <w:pPr>
+        <w:rPr>
+          <w:lang w:val="en-US"/>
+        </w:rPr>
+      </w:pPr>
+      <w:r>
+        <w:rPr>
+          <w:lang w:val="en-US"/>
+        </w:rPr>
         <w:t>src/types</w:t>
       </w:r>
     </w:p>
     <w:p>
-      <w:r>
+      <w:pPr>
+        <w:rPr>
+          <w:lang w:val="en-US"/>
+        </w:rPr>
+      </w:pPr>
+      <w:r>
+        <w:rPr>
+          <w:lang w:val="en-US"/>
+        </w:rPr>
         <w:t>src/utils</w:t>
       </w:r>
     </w:p>
     <w:p>
       <w:r>
         <w:pict w14:anchorId="6C2A7DE7">
-          <v:rect id="_x0000_i1215" style="width:0;height:0" o:hralign="center" o:hrstd="t" o:hr="t" fillcolor="#a0a0a0" stroked="f"/>
+          <v:rect id="_x0000_i1029" style="width:0;height:0" o:hralign="center" o:hrstd="t" o:hr="t" fillcolor="#a0a0a0" stroked="f"/>
         </w:pict>
       </w:r>
     </w:p>
@@ -1850,7 +1908,7 @@
     <w:p>
       <w:r>
         <w:pict w14:anchorId="352CF583">
-          <v:rect id="_x0000_i1216" style="width:0;height:0" o:hralign="center" o:hrstd="t" o:hr="t" fillcolor="#a0a0a0" stroked="f"/>
+          <v:rect id="_x0000_i1030" style="width:0;height:0" o:hralign="center" o:hrstd="t" o:hr="t" fillcolor="#a0a0a0" stroked="f"/>
         </w:pict>
       </w:r>
     </w:p>
@@ -1926,12 +1984,28 @@
       </w:r>
     </w:p>
     <w:p>
-      <w:r>
+      <w:pPr>
+        <w:rPr>
+          <w:lang w:val="en-US"/>
+        </w:rPr>
+      </w:pPr>
+      <w:r>
+        <w:rPr>
+          <w:lang w:val="en-US"/>
+        </w:rPr>
         <w:t>Bash</w:t>
       </w:r>
     </w:p>
     <w:p>
-      <w:r>
+      <w:pPr>
+        <w:rPr>
+          <w:lang w:val="en-US"/>
+        </w:rPr>
+      </w:pPr>
+      <w:r>
+        <w:rPr>
+          <w:lang w:val="en-US"/>
+        </w:rPr>
         <w:t>nano src/types/index.ts</w:t>
       </w:r>
     </w:p>
@@ -4690,7 +4764,7 @@
     <w:p>
       <w:r>
         <w:pict w14:anchorId="18D38054">
-          <v:rect id="_x0000_i1217" style="width:0;height:0" o:hralign="center" o:hrstd="t" o:hr="t" fillcolor="#a0a0a0" stroked="f"/>
+          <v:rect id="_x0000_i1031" style="width:0;height:0" o:hralign="center" o:hrstd="t" o:hr="t" fillcolor="#a0a0a0" stroked="f"/>
         </w:pict>
       </w:r>
     </w:p>
@@ -7123,7 +7197,7 @@
     <w:p>
       <w:r>
         <w:pict w14:anchorId="04EED2E9">
-          <v:rect id="_x0000_i1218" style="width:0;height:0" o:hralign="center" o:hrstd="t" o:hr="t" fillcolor="#a0a0a0" stroked="f"/>
+          <v:rect id="_x0000_i1032" style="width:0;height:0" o:hralign="center" o:hrstd="t" o:hr="t" fillcolor="#a0a0a0" stroked="f"/>
         </w:pict>
       </w:r>
     </w:p>
@@ -8238,7 +8312,7 @@
     <w:p>
       <w:r>
         <w:pict w14:anchorId="591DF78E">
-          <v:rect id="_x0000_i1219" style="width:0;height:0" o:hralign="center" o:hrstd="t" o:hr="t" fillcolor="#a0a0a0" stroked="f"/>
+          <v:rect id="_x0000_i1033" style="width:0;height:0" o:hralign="center" o:hrstd="t" o:hr="t" fillcolor="#a0a0a0" stroked="f"/>
         </w:pict>
       </w:r>
     </w:p>
@@ -8789,7 +8863,7 @@
     <w:p>
       <w:r>
         <w:pict w14:anchorId="6DAEE44A">
-          <v:rect id="_x0000_i1220" style="width:0;height:0" o:hralign="center" o:hrstd="t" o:hr="t" fillcolor="#a0a0a0" stroked="f"/>
+          <v:rect id="_x0000_i1034" style="width:0;height:0" o:hralign="center" o:hrstd="t" o:hr="t" fillcolor="#a0a0a0" stroked="f"/>
         </w:pict>
       </w:r>
     </w:p>
@@ -8821,13 +8895,29 @@
       </w:r>
     </w:p>
     <w:p>
-      <w:r>
+      <w:pPr>
+        <w:rPr>
+          <w:lang w:val="en-US"/>
+        </w:rPr>
+      </w:pPr>
+      <w:r>
+        <w:rPr>
+          <w:lang w:val="en-US"/>
+        </w:rPr>
         <w:lastRenderedPageBreak/>
         <w:t>Bash</w:t>
       </w:r>
     </w:p>
     <w:p>
-      <w:r>
+      <w:pPr>
+        <w:rPr>
+          <w:lang w:val="en-US"/>
+        </w:rPr>
+      </w:pPr>
+      <w:r>
+        <w:rPr>
+          <w:lang w:val="en-US"/>
+        </w:rPr>
         <w:t>nano src/api/deals.ts</w:t>
       </w:r>
     </w:p>
@@ -8869,269 +8959,732 @@
       </w:r>
     </w:p>
     <w:p>
-      <w:r>
-        <w:t xml:space="preserve"> *   GET    /api/v1/deals</w:t>
-      </w:r>
-    </w:p>
-    <w:p>
-      <w:r>
+      <w:pPr>
+        <w:rPr>
+          <w:lang w:val="en-US"/>
+        </w:rPr>
+      </w:pPr>
+      <w:r>
+        <w:t xml:space="preserve"> </w:t>
+      </w:r>
+      <w:r>
+        <w:rPr>
+          <w:lang w:val="en-US"/>
+        </w:rPr>
+        <w:t>*   GET    /api/v1/deals</w:t>
+      </w:r>
+    </w:p>
+    <w:p>
+      <w:pPr>
+        <w:rPr>
+          <w:lang w:val="en-US"/>
+        </w:rPr>
+      </w:pPr>
+      <w:r>
+        <w:rPr>
+          <w:lang w:val="en-US"/>
+        </w:rPr>
         <w:t xml:space="preserve"> *   GET    /api/v1/deals/{id}</w:t>
       </w:r>
     </w:p>
     <w:p>
-      <w:r>
+      <w:pPr>
+        <w:rPr>
+          <w:lang w:val="en-US"/>
+        </w:rPr>
+      </w:pPr>
+      <w:r>
+        <w:rPr>
+          <w:lang w:val="en-US"/>
+        </w:rPr>
         <w:t xml:space="preserve"> *   POST   /api/v1/deals</w:t>
       </w:r>
     </w:p>
     <w:p>
-      <w:r>
+      <w:pPr>
+        <w:rPr>
+          <w:lang w:val="en-US"/>
+        </w:rPr>
+      </w:pPr>
+      <w:r>
+        <w:rPr>
+          <w:lang w:val="en-US"/>
+        </w:rPr>
         <w:t xml:space="preserve"> *   PATCH  /api/v1/deals/{id}</w:t>
       </w:r>
     </w:p>
     <w:p>
-      <w:r>
+      <w:pPr>
+        <w:rPr>
+          <w:lang w:val="en-US"/>
+        </w:rPr>
+      </w:pPr>
+      <w:r>
+        <w:rPr>
+          <w:lang w:val="en-US"/>
+        </w:rPr>
         <w:t xml:space="preserve"> */</w:t>
       </w:r>
     </w:p>
+    <w:p>
+      <w:pPr>
+        <w:rPr>
+          <w:lang w:val="en-US"/>
+        </w:rPr>
+      </w:pPr>
+    </w:p>
+    <w:p>
+      <w:pPr>
+        <w:rPr>
+          <w:lang w:val="en-US"/>
+        </w:rPr>
+      </w:pPr>
+      <w:r>
+        <w:rPr>
+          <w:lang w:val="en-US"/>
+        </w:rPr>
+        <w:t>import { useQuery, useMutation, useQueryClient } from "@tanstack/react-query";</w:t>
+      </w:r>
+    </w:p>
+    <w:p>
+      <w:pPr>
+        <w:rPr>
+          <w:lang w:val="en-US"/>
+        </w:rPr>
+      </w:pPr>
+      <w:r>
+        <w:rPr>
+          <w:lang w:val="en-US"/>
+        </w:rPr>
+        <w:t>import client from "./client";</w:t>
+      </w:r>
+    </w:p>
+    <w:p>
+      <w:pPr>
+        <w:rPr>
+          <w:lang w:val="en-US"/>
+        </w:rPr>
+      </w:pPr>
+      <w:r>
+        <w:rPr>
+          <w:lang w:val="en-US"/>
+        </w:rPr>
+        <w:t>import type { Deal, DealCreateInput, PaginatedResponse } from "../types";</w:t>
+      </w:r>
+    </w:p>
+    <w:p>
+      <w:pPr>
+        <w:rPr>
+          <w:lang w:val="en-US"/>
+        </w:rPr>
+      </w:pPr>
+    </w:p>
+    <w:p>
+      <w:pPr>
+        <w:rPr>
+          <w:lang w:val="en-US"/>
+        </w:rPr>
+      </w:pPr>
+      <w:r>
+        <w:rPr>
+          <w:lang w:val="en-US"/>
+        </w:rPr>
+        <w:t xml:space="preserve">// ===== </w:t>
+      </w:r>
+      <w:r>
+        <w:t>Функции</w:t>
+      </w:r>
+      <w:r>
+        <w:rPr>
+          <w:lang w:val="en-US"/>
+        </w:rPr>
+        <w:t xml:space="preserve"> </w:t>
+      </w:r>
+      <w:r>
+        <w:t>запросов</w:t>
+      </w:r>
+      <w:r>
+        <w:rPr>
+          <w:lang w:val="en-US"/>
+        </w:rPr>
+        <w:t xml:space="preserve"> =====</w:t>
+      </w:r>
+    </w:p>
+    <w:p>
+      <w:pPr>
+        <w:rPr>
+          <w:lang w:val="en-US"/>
+        </w:rPr>
+      </w:pPr>
+    </w:p>
+    <w:p>
+      <w:pPr>
+        <w:rPr>
+          <w:lang w:val="en-US"/>
+        </w:rPr>
+      </w:pPr>
+      <w:r>
+        <w:rPr>
+          <w:lang w:val="en-US"/>
+        </w:rPr>
+        <w:t>export const dealApi = {</w:t>
+      </w:r>
+    </w:p>
+    <w:p>
+      <w:r>
+        <w:rPr>
+          <w:lang w:val="en-US"/>
+        </w:rPr>
+        <w:t xml:space="preserve">  </w:t>
+      </w:r>
+      <w:r>
+        <w:t>/** Получить список сделок. */</w:t>
+      </w:r>
+    </w:p>
+    <w:p>
+      <w:r>
+        <w:t xml:space="preserve">  list: (page = 1, perPage = 20) =&gt;</w:t>
+      </w:r>
+    </w:p>
+    <w:p>
+      <w:pPr>
+        <w:rPr>
+          <w:lang w:val="en-US"/>
+        </w:rPr>
+      </w:pPr>
+      <w:r>
+        <w:t xml:space="preserve">    </w:t>
+      </w:r>
+      <w:r>
+        <w:rPr>
+          <w:lang w:val="en-US"/>
+        </w:rPr>
+        <w:t>client</w:t>
+      </w:r>
+    </w:p>
+    <w:p>
+      <w:pPr>
+        <w:rPr>
+          <w:lang w:val="en-US"/>
+        </w:rPr>
+      </w:pPr>
+      <w:r>
+        <w:rPr>
+          <w:lang w:val="en-US"/>
+        </w:rPr>
+        <w:t xml:space="preserve">      .get&lt;PaginatedResponse&lt;Deal&gt;&gt;("/api/v1/deals", {</w:t>
+      </w:r>
+    </w:p>
+    <w:p>
+      <w:pPr>
+        <w:rPr>
+          <w:lang w:val="en-US"/>
+        </w:rPr>
+      </w:pPr>
+      <w:r>
+        <w:rPr>
+          <w:lang w:val="en-US"/>
+        </w:rPr>
+        <w:t xml:space="preserve">        params: { page, per_page: perPage },</w:t>
+      </w:r>
+    </w:p>
+    <w:p>
+      <w:r>
+        <w:rPr>
+          <w:lang w:val="en-US"/>
+        </w:rPr>
+        <w:t xml:space="preserve">      </w:t>
+      </w:r>
+      <w:r>
+        <w:t>})</w:t>
+      </w:r>
+    </w:p>
+    <w:p>
+      <w:r>
+        <w:t xml:space="preserve">      .then((r) =&gt; r.data),</w:t>
+      </w:r>
+    </w:p>
     <w:p/>
     <w:p>
       <w:r>
-        <w:t>import { useQuery, useMutation, useQueryClient } from "@tanstack/react-query";</w:t>
-      </w:r>
-    </w:p>
-    <w:p>
-      <w:r>
-        <w:t>import client from "./client";</w:t>
-      </w:r>
-    </w:p>
-    <w:p>
-      <w:r>
-        <w:t>import type { Deal, DealCreateInput, PaginatedResponse } from "../types";</w:t>
+        <w:t xml:space="preserve">  /** Получить одну сделку по ID. */</w:t>
+      </w:r>
+    </w:p>
+    <w:p>
+      <w:pPr>
+        <w:rPr>
+          <w:lang w:val="en-US"/>
+        </w:rPr>
+      </w:pPr>
+      <w:r>
+        <w:t xml:space="preserve">  </w:t>
+      </w:r>
+      <w:r>
+        <w:rPr>
+          <w:lang w:val="en-US"/>
+        </w:rPr>
+        <w:t>get: (dealId: string) =&gt;</w:t>
+      </w:r>
+    </w:p>
+    <w:p>
+      <w:pPr>
+        <w:rPr>
+          <w:lang w:val="en-US"/>
+        </w:rPr>
+      </w:pPr>
+      <w:r>
+        <w:rPr>
+          <w:lang w:val="en-US"/>
+        </w:rPr>
+        <w:t xml:space="preserve">    client.get&lt;Deal&gt;(`/api/v1/deals/${dealId}`).then((r) =&gt; r.data),</w:t>
+      </w:r>
+    </w:p>
+    <w:p>
+      <w:pPr>
+        <w:rPr>
+          <w:lang w:val="en-US"/>
+        </w:rPr>
+      </w:pPr>
+    </w:p>
+    <w:p>
+      <w:pPr>
+        <w:rPr>
+          <w:lang w:val="en-US"/>
+        </w:rPr>
+      </w:pPr>
+      <w:r>
+        <w:rPr>
+          <w:lang w:val="en-US"/>
+        </w:rPr>
+        <w:t xml:space="preserve">  /** </w:t>
+      </w:r>
+      <w:r>
+        <w:t>Создать</w:t>
+      </w:r>
+      <w:r>
+        <w:rPr>
+          <w:lang w:val="en-US"/>
+        </w:rPr>
+        <w:t xml:space="preserve"> </w:t>
+      </w:r>
+      <w:r>
+        <w:t>новую</w:t>
+      </w:r>
+      <w:r>
+        <w:rPr>
+          <w:lang w:val="en-US"/>
+        </w:rPr>
+        <w:t xml:space="preserve"> </w:t>
+      </w:r>
+      <w:r>
+        <w:t>сделку</w:t>
+      </w:r>
+      <w:r>
+        <w:rPr>
+          <w:lang w:val="en-US"/>
+        </w:rPr>
+        <w:t>. */</w:t>
+      </w:r>
+    </w:p>
+    <w:p>
+      <w:pPr>
+        <w:rPr>
+          <w:lang w:val="en-US"/>
+        </w:rPr>
+      </w:pPr>
+      <w:r>
+        <w:rPr>
+          <w:lang w:val="en-US"/>
+        </w:rPr>
+        <w:t xml:space="preserve">  create: (data: DealCreateInput) =&gt;</w:t>
+      </w:r>
+    </w:p>
+    <w:p>
+      <w:pPr>
+        <w:rPr>
+          <w:lang w:val="en-US"/>
+        </w:rPr>
+      </w:pPr>
+      <w:r>
+        <w:rPr>
+          <w:lang w:val="en-US"/>
+        </w:rPr>
+        <w:t xml:space="preserve">    client.post&lt;Deal&gt;("/api/v1/deals", data).then((r) =&gt; r.data),</w:t>
+      </w:r>
+    </w:p>
+    <w:p>
+      <w:pPr>
+        <w:rPr>
+          <w:lang w:val="en-US"/>
+        </w:rPr>
+      </w:pPr>
+    </w:p>
+    <w:p>
+      <w:pPr>
+        <w:rPr>
+          <w:lang w:val="en-US"/>
+        </w:rPr>
+      </w:pPr>
+      <w:r>
+        <w:rPr>
+          <w:lang w:val="en-US"/>
+        </w:rPr>
+        <w:t xml:space="preserve">  /** </w:t>
+      </w:r>
+      <w:r>
+        <w:t>Обновить</w:t>
+      </w:r>
+      <w:r>
+        <w:rPr>
+          <w:lang w:val="en-US"/>
+        </w:rPr>
+        <w:t xml:space="preserve"> </w:t>
+      </w:r>
+      <w:r>
+        <w:t>сделку</w:t>
+      </w:r>
+      <w:r>
+        <w:rPr>
+          <w:lang w:val="en-US"/>
+        </w:rPr>
+        <w:t>. */</w:t>
+      </w:r>
+    </w:p>
+    <w:p>
+      <w:pPr>
+        <w:rPr>
+          <w:lang w:val="en-US"/>
+        </w:rPr>
+      </w:pPr>
+      <w:r>
+        <w:rPr>
+          <w:lang w:val="en-US"/>
+        </w:rPr>
+        <w:t xml:space="preserve">  update: (dealId: string, data: Partial&lt;Deal&gt;) =&gt;</w:t>
+      </w:r>
+    </w:p>
+    <w:p>
+      <w:pPr>
+        <w:rPr>
+          <w:lang w:val="en-US"/>
+        </w:rPr>
+      </w:pPr>
+      <w:r>
+        <w:rPr>
+          <w:lang w:val="en-US"/>
+        </w:rPr>
+        <w:t xml:space="preserve">    client.patch&lt;Deal&gt;(`/api/v1/deals/${dealId}`, data).then((r) =&gt; r.data),</w:t>
+      </w:r>
+    </w:p>
+    <w:p>
+      <w:r>
+        <w:t>};</w:t>
       </w:r>
     </w:p>
     <w:p/>
     <w:p>
       <w:r>
-        <w:t>// ===== Функции запросов =====</w:t>
+        <w:t>// ===== React Query хуки =====</w:t>
       </w:r>
     </w:p>
     <w:p/>
     <w:p>
       <w:r>
-        <w:t>export const dealApi = {</w:t>
-      </w:r>
-    </w:p>
-    <w:p>
-      <w:r>
-        <w:t xml:space="preserve">  /** Получить список сделок. */</w:t>
-      </w:r>
-    </w:p>
-    <w:p>
-      <w:r>
-        <w:t xml:space="preserve">  list: (page = 1, perPage = 20) =&gt;</w:t>
-      </w:r>
-    </w:p>
-    <w:p>
-      <w:r>
-        <w:t xml:space="preserve">    client</w:t>
-      </w:r>
-    </w:p>
-    <w:p>
-      <w:r>
-        <w:t xml:space="preserve">      .get&lt;PaginatedResponse&lt;Deal&gt;&gt;("/api/v1/deals", {</w:t>
-      </w:r>
-    </w:p>
-    <w:p>
-      <w:r>
-        <w:t xml:space="preserve">        params: { page, per_page: perPage },</w:t>
-      </w:r>
-    </w:p>
-    <w:p>
-      <w:r>
-        <w:t xml:space="preserve">      })</w:t>
-      </w:r>
-    </w:p>
-    <w:p>
-      <w:r>
-        <w:t xml:space="preserve">      .then((r) =&gt; r.data),</w:t>
+        <w:t>/** Список сделок с пагинацией. Автообновление каждые 30 сек. */</w:t>
+      </w:r>
+    </w:p>
+    <w:p>
+      <w:pPr>
+        <w:rPr>
+          <w:lang w:val="en-US"/>
+        </w:rPr>
+      </w:pPr>
+      <w:r>
+        <w:rPr>
+          <w:lang w:val="en-US"/>
+        </w:rPr>
+        <w:t>export function useDeals(page = 1, perPage = 20) {</w:t>
+      </w:r>
+    </w:p>
+    <w:p>
+      <w:pPr>
+        <w:rPr>
+          <w:lang w:val="en-US"/>
+        </w:rPr>
+      </w:pPr>
+      <w:r>
+        <w:rPr>
+          <w:lang w:val="en-US"/>
+        </w:rPr>
+        <w:t xml:space="preserve">  return useQuery({</w:t>
+      </w:r>
+    </w:p>
+    <w:p>
+      <w:pPr>
+        <w:rPr>
+          <w:lang w:val="en-US"/>
+        </w:rPr>
+      </w:pPr>
+      <w:r>
+        <w:rPr>
+          <w:lang w:val="en-US"/>
+        </w:rPr>
+        <w:t xml:space="preserve">    queryKey: ["deals", page, perPage],</w:t>
+      </w:r>
+    </w:p>
+    <w:p>
+      <w:pPr>
+        <w:rPr>
+          <w:lang w:val="en-US"/>
+        </w:rPr>
+      </w:pPr>
+      <w:r>
+        <w:rPr>
+          <w:lang w:val="en-US"/>
+        </w:rPr>
+        <w:t xml:space="preserve">    queryFn: () =&gt; dealApi.list(page, perPage),</w:t>
+      </w:r>
+    </w:p>
+    <w:p>
+      <w:r>
+        <w:rPr>
+          <w:lang w:val="en-US"/>
+        </w:rPr>
+        <w:t xml:space="preserve">    </w:t>
+      </w:r>
+      <w:r>
+        <w:t>refetchInterval: 30_000,</w:t>
+      </w:r>
+    </w:p>
+    <w:p>
+      <w:r>
+        <w:t xml:space="preserve">  });</w:t>
+      </w:r>
+    </w:p>
+    <w:p>
+      <w:r>
+        <w:t>}</w:t>
       </w:r>
     </w:p>
     <w:p/>
     <w:p>
       <w:r>
-        <w:t xml:space="preserve">  /** Получить одну сделку по ID. */</w:t>
-      </w:r>
-    </w:p>
-    <w:p>
-      <w:r>
-        <w:t xml:space="preserve">  get: (dealId: string) =&gt;</w:t>
-      </w:r>
-    </w:p>
-    <w:p>
-      <w:r>
-        <w:t xml:space="preserve">    client.get&lt;Deal&gt;(`/api/v1/deals/${dealId}`).then((r) =&gt; r.data),</w:t>
-      </w:r>
-    </w:p>
-    <w:p/>
-    <w:p>
-      <w:r>
-        <w:t xml:space="preserve">  /** Создать новую сделку. */</w:t>
-      </w:r>
-    </w:p>
-    <w:p>
-      <w:r>
-        <w:t xml:space="preserve">  create: (data: DealCreateInput) =&gt;</w:t>
-      </w:r>
-    </w:p>
-    <w:p>
-      <w:r>
-        <w:t xml:space="preserve">    client.post&lt;Deal&gt;("/api/v1/deals", data).then((r) =&gt; r.data),</w:t>
-      </w:r>
-    </w:p>
-    <w:p/>
-    <w:p>
-      <w:r>
-        <w:t xml:space="preserve">  /** Обновить сделку. */</w:t>
-      </w:r>
-    </w:p>
-    <w:p>
-      <w:r>
-        <w:t xml:space="preserve">  update: (dealId: string, data: Partial&lt;Deal&gt;) =&gt;</w:t>
-      </w:r>
-    </w:p>
-    <w:p>
-      <w:r>
-        <w:t xml:space="preserve">    client.patch&lt;Deal&gt;(`/api/v1/deals/${dealId}`, data).then((r) =&gt; r.data),</w:t>
-      </w:r>
-    </w:p>
-    <w:p>
-      <w:r>
-        <w:t>};</w:t>
-      </w:r>
-    </w:p>
-    <w:p/>
-    <w:p>
-      <w:r>
-        <w:t>// ===== React Query хуки =====</w:t>
-      </w:r>
-    </w:p>
-    <w:p/>
-    <w:p>
-      <w:r>
-        <w:t>/** Список сделок с пагинацией. Автообновление каждые 30 сек. */</w:t>
-      </w:r>
-    </w:p>
-    <w:p>
-      <w:r>
-        <w:t>export function useDeals(page = 1, perPage = 20) {</w:t>
-      </w:r>
-    </w:p>
-    <w:p>
-      <w:r>
+        <w:t>/** Одна сделка по ID. */</w:t>
+      </w:r>
+    </w:p>
+    <w:p>
+      <w:pPr>
+        <w:rPr>
+          <w:lang w:val="en-US"/>
+        </w:rPr>
+      </w:pPr>
+      <w:r>
+        <w:rPr>
+          <w:lang w:val="en-US"/>
+        </w:rPr>
+        <w:t>export function useDeal(dealId: string) {</w:t>
+      </w:r>
+    </w:p>
+    <w:p>
+      <w:pPr>
+        <w:rPr>
+          <w:lang w:val="en-US"/>
+        </w:rPr>
+      </w:pPr>
+      <w:r>
+        <w:rPr>
+          <w:lang w:val="en-US"/>
+        </w:rPr>
         <w:t xml:space="preserve">  return useQuery({</w:t>
       </w:r>
     </w:p>
     <w:p>
-      <w:r>
-        <w:t xml:space="preserve">    queryKey: ["deals", page, perPage],</w:t>
-      </w:r>
-    </w:p>
-    <w:p>
-      <w:r>
-        <w:t xml:space="preserve">    queryFn: () =&gt; dealApi.list(page, perPage),</w:t>
-      </w:r>
-    </w:p>
-    <w:p>
-      <w:r>
-        <w:t xml:space="preserve">    refetchInterval: 30_000,</w:t>
-      </w:r>
-    </w:p>
-    <w:p>
-      <w:r>
+      <w:pPr>
+        <w:rPr>
+          <w:lang w:val="en-US"/>
+        </w:rPr>
+      </w:pPr>
+      <w:r>
+        <w:rPr>
+          <w:lang w:val="en-US"/>
+        </w:rPr>
+        <w:t xml:space="preserve">    queryKey: ["deal", dealId],</w:t>
+      </w:r>
+    </w:p>
+    <w:p>
+      <w:pPr>
+        <w:rPr>
+          <w:lang w:val="en-US"/>
+        </w:rPr>
+      </w:pPr>
+      <w:r>
+        <w:rPr>
+          <w:lang w:val="en-US"/>
+        </w:rPr>
+        <w:t xml:space="preserve">    queryFn: () =&gt; dealApi.get(dealId),</w:t>
+      </w:r>
+    </w:p>
+    <w:p>
+      <w:pPr>
+        <w:rPr>
+          <w:lang w:val="en-US"/>
+        </w:rPr>
+      </w:pPr>
+      <w:r>
+        <w:rPr>
+          <w:lang w:val="en-US"/>
+        </w:rPr>
+        <w:t xml:space="preserve">    enabled: !!dealId,</w:t>
+      </w:r>
+    </w:p>
+    <w:p>
+      <w:pPr>
+        <w:rPr>
+          <w:lang w:val="en-US"/>
+        </w:rPr>
+      </w:pPr>
+      <w:r>
+        <w:rPr>
+          <w:lang w:val="en-US"/>
+        </w:rPr>
         <w:t xml:space="preserve">  });</w:t>
       </w:r>
     </w:p>
     <w:p>
-      <w:r>
+      <w:pPr>
+        <w:rPr>
+          <w:lang w:val="en-US"/>
+        </w:rPr>
+      </w:pPr>
+      <w:r>
+        <w:rPr>
+          <w:lang w:val="en-US"/>
+        </w:rPr>
         <w:t>}</w:t>
       </w:r>
     </w:p>
-    <w:p/>
-    <w:p>
-      <w:r>
-        <w:t>/** Одна сделка по ID. */</w:t>
-      </w:r>
-    </w:p>
-    <w:p>
-      <w:r>
-        <w:t>export function useDeal(dealId: string) {</w:t>
-      </w:r>
-    </w:p>
-    <w:p>
-      <w:r>
-        <w:t xml:space="preserve">  return useQuery({</w:t>
-      </w:r>
-    </w:p>
-    <w:p>
-      <w:r>
-        <w:t xml:space="preserve">    queryKey: ["deal", dealId],</w:t>
-      </w:r>
-    </w:p>
-    <w:p>
-      <w:r>
-        <w:t xml:space="preserve">    queryFn: () =&gt; dealApi.get(dealId),</w:t>
-      </w:r>
-    </w:p>
-    <w:p>
-      <w:r>
-        <w:t xml:space="preserve">    enabled: !!dealId,</w:t>
-      </w:r>
-    </w:p>
-    <w:p>
-      <w:r>
-        <w:t xml:space="preserve">  });</w:t>
-      </w:r>
-    </w:p>
-    <w:p>
-      <w:r>
-        <w:t>}</w:t>
-      </w:r>
-    </w:p>
-    <w:p/>
-    <w:p>
-      <w:r>
-        <w:t>/** Мутация: создание сделки. */</w:t>
-      </w:r>
-    </w:p>
-    <w:p>
-      <w:r>
+    <w:p>
+      <w:pPr>
+        <w:rPr>
+          <w:lang w:val="en-US"/>
+        </w:rPr>
+      </w:pPr>
+    </w:p>
+    <w:p>
+      <w:pPr>
+        <w:rPr>
+          <w:lang w:val="en-US"/>
+        </w:rPr>
+      </w:pPr>
+      <w:r>
+        <w:rPr>
+          <w:lang w:val="en-US"/>
+        </w:rPr>
+        <w:t xml:space="preserve">/** </w:t>
+      </w:r>
+      <w:r>
+        <w:t>Мутация</w:t>
+      </w:r>
+      <w:r>
+        <w:rPr>
+          <w:lang w:val="en-US"/>
+        </w:rPr>
+        <w:t xml:space="preserve">: </w:t>
+      </w:r>
+      <w:r>
+        <w:t>создание</w:t>
+      </w:r>
+      <w:r>
+        <w:rPr>
+          <w:lang w:val="en-US"/>
+        </w:rPr>
+        <w:t xml:space="preserve"> </w:t>
+      </w:r>
+      <w:r>
+        <w:t>сделки</w:t>
+      </w:r>
+      <w:r>
+        <w:rPr>
+          <w:lang w:val="en-US"/>
+        </w:rPr>
+        <w:t>. */</w:t>
+      </w:r>
+    </w:p>
+    <w:p>
+      <w:pPr>
+        <w:rPr>
+          <w:lang w:val="en-US"/>
+        </w:rPr>
+      </w:pPr>
+      <w:r>
+        <w:rPr>
+          <w:lang w:val="en-US"/>
+        </w:rPr>
         <w:t>export function useCreateDeal() {</w:t>
       </w:r>
     </w:p>
     <w:p>
-      <w:r>
+      <w:pPr>
+        <w:rPr>
+          <w:lang w:val="en-US"/>
+        </w:rPr>
+      </w:pPr>
+      <w:r>
+        <w:rPr>
+          <w:lang w:val="en-US"/>
+        </w:rPr>
         <w:lastRenderedPageBreak/>
         <w:t xml:space="preserve">  const qc = useQueryClient();</w:t>
       </w:r>
     </w:p>
     <w:p>
-      <w:r>
+      <w:pPr>
+        <w:rPr>
+          <w:lang w:val="en-US"/>
+        </w:rPr>
+      </w:pPr>
+      <w:r>
+        <w:rPr>
+          <w:lang w:val="en-US"/>
+        </w:rPr>
         <w:t xml:space="preserve">  return useMutation({</w:t>
       </w:r>
     </w:p>
     <w:p>
-      <w:r>
+      <w:pPr>
+        <w:rPr>
+          <w:lang w:val="en-US"/>
+        </w:rPr>
+      </w:pPr>
+      <w:r>
+        <w:rPr>
+          <w:lang w:val="en-US"/>
+        </w:rPr>
         <w:t xml:space="preserve">    mutationFn: dealApi.create,</w:t>
       </w:r>
     </w:p>
     <w:p>
-      <w:r>
+      <w:pPr>
+        <w:rPr>
+          <w:lang w:val="en-US"/>
+        </w:rPr>
+      </w:pPr>
+      <w:r>
+        <w:rPr>
+          <w:lang w:val="en-US"/>
+        </w:rPr>
         <w:t xml:space="preserve">    onSuccess: () =&gt; qc.invalidateQueries({ queryKey: ["deals"] }),</w:t>
       </w:r>
     </w:p>
     <w:p>
       <w:r>
-        <w:t xml:space="preserve">  });</w:t>
+        <w:rPr>
+          <w:lang w:val="en-US"/>
+        </w:rPr>
+        <w:t xml:space="preserve">  </w:t>
+      </w:r>
+      <w:r>
+        <w:t>});</w:t>
       </w:r>
     </w:p>
     <w:p>
@@ -9147,7 +9700,7 @@
     <w:p>
       <w:r>
         <w:pict w14:anchorId="6978E5B0">
-          <v:rect id="_x0000_i1221" style="width:0;height:0" o:hralign="center" o:hrstd="t" o:hr="t" fillcolor="#a0a0a0" stroked="f"/>
+          <v:rect id="_x0000_i1035" style="width:0;height:0" o:hralign="center" o:hrstd="t" o:hr="t" fillcolor="#a0a0a0" stroked="f"/>
         </w:pict>
       </w:r>
     </w:p>
@@ -9179,12 +9732,28 @@
       </w:r>
     </w:p>
     <w:p>
-      <w:r>
+      <w:pPr>
+        <w:rPr>
+          <w:lang w:val="en-US"/>
+        </w:rPr>
+      </w:pPr>
+      <w:r>
+        <w:rPr>
+          <w:lang w:val="en-US"/>
+        </w:rPr>
         <w:t>Bash</w:t>
       </w:r>
     </w:p>
     <w:p>
-      <w:r>
+      <w:pPr>
+        <w:rPr>
+          <w:lang w:val="en-US"/>
+        </w:rPr>
+      </w:pPr>
+      <w:r>
+        <w:rPr>
+          <w:lang w:val="en-US"/>
+        </w:rPr>
         <w:t>nano src/api/runs.ts</w:t>
       </w:r>
     </w:p>
@@ -9216,102 +9785,348 @@
       </w:r>
     </w:p>
     <w:p>
-      <w:r>
-        <w:t xml:space="preserve"> *</w:t>
-      </w:r>
-    </w:p>
-    <w:p>
-      <w:r>
-        <w:t xml:space="preserve"> * Backend endpoints из Этапа 10:</w:t>
-      </w:r>
-    </w:p>
-    <w:p>
-      <w:r>
+      <w:pPr>
+        <w:rPr>
+          <w:lang w:val="en-US"/>
+        </w:rPr>
+      </w:pPr>
+      <w:r>
+        <w:t xml:space="preserve"> </w:t>
+      </w:r>
+      <w:r>
+        <w:rPr>
+          <w:lang w:val="en-US"/>
+        </w:rPr>
+        <w:t>*</w:t>
+      </w:r>
+    </w:p>
+    <w:p>
+      <w:pPr>
+        <w:rPr>
+          <w:lang w:val="en-US"/>
+        </w:rPr>
+      </w:pPr>
+      <w:r>
+        <w:rPr>
+          <w:lang w:val="en-US"/>
+        </w:rPr>
+        <w:t xml:space="preserve"> * Backend endpoints </w:t>
+      </w:r>
+      <w:r>
+        <w:t>из</w:t>
+      </w:r>
+      <w:r>
+        <w:rPr>
+          <w:lang w:val="en-US"/>
+        </w:rPr>
+        <w:t xml:space="preserve"> </w:t>
+      </w:r>
+      <w:r>
+        <w:t>Этапа</w:t>
+      </w:r>
+      <w:r>
+        <w:rPr>
+          <w:lang w:val="en-US"/>
+        </w:rPr>
+        <w:t xml:space="preserve"> 10:</w:t>
+      </w:r>
+    </w:p>
+    <w:p>
+      <w:pPr>
+        <w:rPr>
+          <w:lang w:val="en-US"/>
+        </w:rPr>
+      </w:pPr>
+      <w:r>
+        <w:rPr>
+          <w:lang w:val="en-US"/>
+        </w:rPr>
         <w:t xml:space="preserve"> *   POST  /api/v1/deals/{deal_id}/run</w:t>
       </w:r>
     </w:p>
     <w:p>
-      <w:r>
+      <w:pPr>
+        <w:rPr>
+          <w:lang w:val="en-US"/>
+        </w:rPr>
+      </w:pPr>
+      <w:r>
+        <w:rPr>
+          <w:lang w:val="en-US"/>
+        </w:rPr>
         <w:t xml:space="preserve"> *   GET   /api/v1/runs/{run_id}</w:t>
       </w:r>
     </w:p>
     <w:p>
-      <w:r>
+      <w:pPr>
+        <w:rPr>
+          <w:lang w:val="en-US"/>
+        </w:rPr>
+      </w:pPr>
+      <w:r>
+        <w:rPr>
+          <w:lang w:val="en-US"/>
+        </w:rPr>
         <w:t xml:space="preserve"> *   GET   /api/v1/runs/{run_id}/progress  (SSE)</w:t>
       </w:r>
     </w:p>
     <w:p>
-      <w:r>
+      <w:pPr>
+        <w:rPr>
+          <w:lang w:val="en-US"/>
+        </w:rPr>
+      </w:pPr>
+      <w:r>
+        <w:rPr>
+          <w:lang w:val="en-US"/>
+        </w:rPr>
         <w:t xml:space="preserve"> */</w:t>
       </w:r>
     </w:p>
-    <w:p/>
-    <w:p>
-      <w:r>
+    <w:p>
+      <w:pPr>
+        <w:rPr>
+          <w:lang w:val="en-US"/>
+        </w:rPr>
+      </w:pPr>
+    </w:p>
+    <w:p>
+      <w:pPr>
+        <w:rPr>
+          <w:lang w:val="en-US"/>
+        </w:rPr>
+      </w:pPr>
+      <w:r>
+        <w:rPr>
+          <w:lang w:val="en-US"/>
+        </w:rPr>
         <w:t>import { useQuery, useMutation } from "@tanstack/react-query";</w:t>
       </w:r>
     </w:p>
     <w:p>
-      <w:r>
+      <w:pPr>
+        <w:rPr>
+          <w:lang w:val="en-US"/>
+        </w:rPr>
+      </w:pPr>
+      <w:r>
+        <w:rPr>
+          <w:lang w:val="en-US"/>
+        </w:rPr>
         <w:t>import client from "./client";</w:t>
       </w:r>
     </w:p>
     <w:p>
-      <w:r>
+      <w:pPr>
+        <w:rPr>
+          <w:lang w:val="en-US"/>
+        </w:rPr>
+      </w:pPr>
+      <w:r>
+        <w:rPr>
+          <w:lang w:val="en-US"/>
+        </w:rPr>
         <w:t>import type { Run, RunCreateInput } from "../types";</w:t>
       </w:r>
     </w:p>
-    <w:p/>
-    <w:p>
-      <w:r>
-        <w:t>// ===== Функции запросов =====</w:t>
-      </w:r>
-    </w:p>
-    <w:p/>
-    <w:p>
-      <w:r>
+    <w:p>
+      <w:pPr>
+        <w:rPr>
+          <w:lang w:val="en-US"/>
+        </w:rPr>
+      </w:pPr>
+    </w:p>
+    <w:p>
+      <w:pPr>
+        <w:rPr>
+          <w:lang w:val="en-US"/>
+        </w:rPr>
+      </w:pPr>
+      <w:r>
+        <w:rPr>
+          <w:lang w:val="en-US"/>
+        </w:rPr>
+        <w:t xml:space="preserve">// ===== </w:t>
+      </w:r>
+      <w:r>
+        <w:t>Функции</w:t>
+      </w:r>
+      <w:r>
+        <w:rPr>
+          <w:lang w:val="en-US"/>
+        </w:rPr>
+        <w:t xml:space="preserve"> </w:t>
+      </w:r>
+      <w:r>
+        <w:t>запросов</w:t>
+      </w:r>
+      <w:r>
+        <w:rPr>
+          <w:lang w:val="en-US"/>
+        </w:rPr>
+        <w:t xml:space="preserve"> =====</w:t>
+      </w:r>
+    </w:p>
+    <w:p>
+      <w:pPr>
+        <w:rPr>
+          <w:lang w:val="en-US"/>
+        </w:rPr>
+      </w:pPr>
+    </w:p>
+    <w:p>
+      <w:pPr>
+        <w:rPr>
+          <w:lang w:val="en-US"/>
+        </w:rPr>
+      </w:pPr>
+      <w:r>
+        <w:rPr>
+          <w:lang w:val="en-US"/>
+        </w:rPr>
         <w:t>export const runApi = {</w:t>
       </w:r>
     </w:p>
     <w:p>
-      <w:r>
-        <w:t xml:space="preserve">  /** Запустить анализ для сделки. */</w:t>
-      </w:r>
-    </w:p>
-    <w:p>
-      <w:r>
+      <w:pPr>
+        <w:rPr>
+          <w:lang w:val="en-US"/>
+        </w:rPr>
+      </w:pPr>
+      <w:r>
+        <w:rPr>
+          <w:lang w:val="en-US"/>
+        </w:rPr>
+        <w:t xml:space="preserve">  /** </w:t>
+      </w:r>
+      <w:r>
+        <w:t>Запустить</w:t>
+      </w:r>
+      <w:r>
+        <w:rPr>
+          <w:lang w:val="en-US"/>
+        </w:rPr>
+        <w:t xml:space="preserve"> </w:t>
+      </w:r>
+      <w:r>
+        <w:t>анализ</w:t>
+      </w:r>
+      <w:r>
+        <w:rPr>
+          <w:lang w:val="en-US"/>
+        </w:rPr>
+        <w:t xml:space="preserve"> </w:t>
+      </w:r>
+      <w:r>
+        <w:t>для</w:t>
+      </w:r>
+      <w:r>
+        <w:rPr>
+          <w:lang w:val="en-US"/>
+        </w:rPr>
+        <w:t xml:space="preserve"> </w:t>
+      </w:r>
+      <w:r>
+        <w:t>сделки</w:t>
+      </w:r>
+      <w:r>
+        <w:rPr>
+          <w:lang w:val="en-US"/>
+        </w:rPr>
+        <w:t>. */</w:t>
+      </w:r>
+    </w:p>
+    <w:p>
+      <w:pPr>
+        <w:rPr>
+          <w:lang w:val="en-US"/>
+        </w:rPr>
+      </w:pPr>
+      <w:r>
+        <w:rPr>
+          <w:lang w:val="en-US"/>
+        </w:rPr>
         <w:t xml:space="preserve">  start: (dealId: string, data: RunCreateInput) =&gt;</w:t>
       </w:r>
     </w:p>
     <w:p>
-      <w:r>
+      <w:pPr>
+        <w:rPr>
+          <w:lang w:val="en-US"/>
+        </w:rPr>
+      </w:pPr>
+      <w:r>
+        <w:rPr>
+          <w:lang w:val="en-US"/>
+        </w:rPr>
         <w:lastRenderedPageBreak/>
         <w:t xml:space="preserve">    client</w:t>
       </w:r>
     </w:p>
     <w:p>
-      <w:r>
+      <w:pPr>
+        <w:rPr>
+          <w:lang w:val="en-US"/>
+        </w:rPr>
+      </w:pPr>
+      <w:r>
+        <w:rPr>
+          <w:lang w:val="en-US"/>
+        </w:rPr>
         <w:t xml:space="preserve">      .post&lt;Run&gt;(`/api/v1/deals/${dealId}/run`, data)</w:t>
       </w:r>
     </w:p>
     <w:p>
       <w:r>
-        <w:t xml:space="preserve">      .then((r) =&gt; r.data),</w:t>
+        <w:rPr>
+          <w:lang w:val="en-US"/>
+        </w:rPr>
+        <w:t xml:space="preserve">      </w:t>
+      </w:r>
+      <w:r>
+        <w:t>.then((r) =&gt; r.data),</w:t>
       </w:r>
     </w:p>
     <w:p/>
     <w:p>
-      <w:r>
-        <w:t xml:space="preserve">  /** Получить статус запуска. */</w:t>
-      </w:r>
-    </w:p>
-    <w:p>
-      <w:r>
+      <w:pPr>
+        <w:rPr>
+          <w:lang w:val="en-US"/>
+        </w:rPr>
+      </w:pPr>
+      <w:r>
+        <w:t xml:space="preserve">  /** Получить статус запуска. </w:t>
+      </w:r>
+      <w:r>
+        <w:rPr>
+          <w:lang w:val="en-US"/>
+        </w:rPr>
+        <w:t>*/</w:t>
+      </w:r>
+    </w:p>
+    <w:p>
+      <w:pPr>
+        <w:rPr>
+          <w:lang w:val="en-US"/>
+        </w:rPr>
+      </w:pPr>
+      <w:r>
+        <w:rPr>
+          <w:lang w:val="en-US"/>
+        </w:rPr>
         <w:t xml:space="preserve">  get: (runId: string) =&gt;</w:t>
       </w:r>
     </w:p>
     <w:p>
-      <w:r>
+      <w:pPr>
+        <w:rPr>
+          <w:lang w:val="en-US"/>
+        </w:rPr>
+      </w:pPr>
+      <w:r>
+        <w:rPr>
+          <w:lang w:val="en-US"/>
+        </w:rPr>
         <w:t xml:space="preserve">    client.get&lt;Run&gt;(`/api/v1/runs/${runId}`).then((r) =&gt; r.data),</w:t>
       </w:r>
     </w:p>
@@ -9328,89 +10143,259 @@
     </w:p>
     <w:p/>
     <w:p>
-      <w:r>
-        <w:t>/** Мутация: запуск анализа. */</w:t>
-      </w:r>
-    </w:p>
-    <w:p>
-      <w:r>
+      <w:pPr>
+        <w:rPr>
+          <w:lang w:val="en-US"/>
+        </w:rPr>
+      </w:pPr>
+      <w:r>
+        <w:t xml:space="preserve">/** Мутация: запуск анализа. </w:t>
+      </w:r>
+      <w:r>
+        <w:rPr>
+          <w:lang w:val="en-US"/>
+        </w:rPr>
+        <w:t>*/</w:t>
+      </w:r>
+    </w:p>
+    <w:p>
+      <w:pPr>
+        <w:rPr>
+          <w:lang w:val="en-US"/>
+        </w:rPr>
+      </w:pPr>
+      <w:r>
+        <w:rPr>
+          <w:lang w:val="en-US"/>
+        </w:rPr>
         <w:t>export function useStartRun() {</w:t>
       </w:r>
     </w:p>
     <w:p>
-      <w:r>
+      <w:pPr>
+        <w:rPr>
+          <w:lang w:val="en-US"/>
+        </w:rPr>
+      </w:pPr>
+      <w:r>
+        <w:rPr>
+          <w:lang w:val="en-US"/>
+        </w:rPr>
         <w:t xml:space="preserve">  return useMutation({</w:t>
       </w:r>
     </w:p>
     <w:p>
-      <w:r>
+      <w:pPr>
+        <w:rPr>
+          <w:lang w:val="en-US"/>
+        </w:rPr>
+      </w:pPr>
+      <w:r>
+        <w:rPr>
+          <w:lang w:val="en-US"/>
+        </w:rPr>
         <w:t xml:space="preserve">    mutationFn: ({ dealId, data }: { dealId: string; data: RunCreateInput }) =&gt;</w:t>
       </w:r>
     </w:p>
     <w:p>
-      <w:r>
+      <w:pPr>
+        <w:rPr>
+          <w:lang w:val="en-US"/>
+        </w:rPr>
+      </w:pPr>
+      <w:r>
+        <w:rPr>
+          <w:lang w:val="en-US"/>
+        </w:rPr>
         <w:t xml:space="preserve">      runApi.start(dealId, data),</w:t>
       </w:r>
     </w:p>
     <w:p>
-      <w:r>
+      <w:pPr>
+        <w:rPr>
+          <w:lang w:val="en-US"/>
+        </w:rPr>
+      </w:pPr>
+      <w:r>
+        <w:rPr>
+          <w:lang w:val="en-US"/>
+        </w:rPr>
         <w:t xml:space="preserve">  });</w:t>
       </w:r>
     </w:p>
     <w:p>
-      <w:r>
+      <w:pPr>
+        <w:rPr>
+          <w:lang w:val="en-US"/>
+        </w:rPr>
+      </w:pPr>
+      <w:r>
+        <w:rPr>
+          <w:lang w:val="en-US"/>
+        </w:rPr>
         <w:t>}</w:t>
       </w:r>
     </w:p>
-    <w:p/>
-    <w:p>
-      <w:r>
-        <w:t>/** Статус запуска. Обновляется каждые 3 секунды пока не завершён. */</w:t>
-      </w:r>
-    </w:p>
-    <w:p>
-      <w:r>
+    <w:p>
+      <w:pPr>
+        <w:rPr>
+          <w:lang w:val="en-US"/>
+        </w:rPr>
+      </w:pPr>
+    </w:p>
+    <w:p>
+      <w:pPr>
+        <w:rPr>
+          <w:lang w:val="en-US"/>
+        </w:rPr>
+      </w:pPr>
+      <w:r>
+        <w:rPr>
+          <w:lang w:val="en-US"/>
+        </w:rPr>
+        <w:t xml:space="preserve">/** </w:t>
+      </w:r>
+      <w:r>
+        <w:t>Статус</w:t>
+      </w:r>
+      <w:r>
+        <w:rPr>
+          <w:lang w:val="en-US"/>
+        </w:rPr>
+        <w:t xml:space="preserve"> </w:t>
+      </w:r>
+      <w:r>
+        <w:t>запуска</w:t>
+      </w:r>
+      <w:r>
+        <w:rPr>
+          <w:lang w:val="en-US"/>
+        </w:rPr>
+        <w:t xml:space="preserve">. </w:t>
+      </w:r>
+      <w:r>
+        <w:t xml:space="preserve">Обновляется каждые 3 секунды пока не завершён. </w:t>
+      </w:r>
+      <w:r>
+        <w:rPr>
+          <w:lang w:val="en-US"/>
+        </w:rPr>
+        <w:t>*/</w:t>
+      </w:r>
+    </w:p>
+    <w:p>
+      <w:pPr>
+        <w:rPr>
+          <w:lang w:val="en-US"/>
+        </w:rPr>
+      </w:pPr>
+      <w:r>
+        <w:rPr>
+          <w:lang w:val="en-US"/>
+        </w:rPr>
         <w:t>export function useRun(runId: string | null) {</w:t>
       </w:r>
     </w:p>
     <w:p>
-      <w:r>
+      <w:pPr>
+        <w:rPr>
+          <w:lang w:val="en-US"/>
+        </w:rPr>
+      </w:pPr>
+      <w:r>
+        <w:rPr>
+          <w:lang w:val="en-US"/>
+        </w:rPr>
         <w:t xml:space="preserve">  return useQuery({</w:t>
       </w:r>
     </w:p>
     <w:p>
-      <w:r>
+      <w:pPr>
+        <w:rPr>
+          <w:lang w:val="en-US"/>
+        </w:rPr>
+      </w:pPr>
+      <w:r>
+        <w:rPr>
+          <w:lang w:val="en-US"/>
+        </w:rPr>
         <w:t xml:space="preserve">    queryKey: ["run", runId],</w:t>
       </w:r>
     </w:p>
     <w:p>
-      <w:r>
+      <w:pPr>
+        <w:rPr>
+          <w:lang w:val="en-US"/>
+        </w:rPr>
+      </w:pPr>
+      <w:r>
+        <w:rPr>
+          <w:lang w:val="en-US"/>
+        </w:rPr>
         <w:t xml:space="preserve">    queryFn: () =&gt; runApi.get(runId!),</w:t>
       </w:r>
     </w:p>
     <w:p>
-      <w:r>
+      <w:pPr>
+        <w:rPr>
+          <w:lang w:val="en-US"/>
+        </w:rPr>
+      </w:pPr>
+      <w:r>
+        <w:rPr>
+          <w:lang w:val="en-US"/>
+        </w:rPr>
         <w:t xml:space="preserve">    enabled: !!runId,</w:t>
       </w:r>
     </w:p>
     <w:p>
-      <w:r>
+      <w:pPr>
+        <w:rPr>
+          <w:lang w:val="en-US"/>
+        </w:rPr>
+      </w:pPr>
+      <w:r>
+        <w:rPr>
+          <w:lang w:val="en-US"/>
+        </w:rPr>
         <w:t xml:space="preserve">    refetchInterval: (query) =&gt; {</w:t>
       </w:r>
     </w:p>
     <w:p>
-      <w:r>
+      <w:pPr>
+        <w:rPr>
+          <w:lang w:val="en-US"/>
+        </w:rPr>
+      </w:pPr>
+      <w:r>
+        <w:rPr>
+          <w:lang w:val="en-US"/>
+        </w:rPr>
         <w:t xml:space="preserve">      const status = query.state.data?.status;</w:t>
       </w:r>
     </w:p>
     <w:p>
-      <w:r>
+      <w:pPr>
+        <w:rPr>
+          <w:lang w:val="en-US"/>
+        </w:rPr>
+      </w:pPr>
+      <w:r>
+        <w:rPr>
+          <w:lang w:val="en-US"/>
+        </w:rPr>
         <w:t xml:space="preserve">      if (status === "completed" || status === "failed") return false;</w:t>
       </w:r>
     </w:p>
     <w:p>
       <w:r>
-        <w:t xml:space="preserve">      return 3000;</w:t>
+        <w:rPr>
+          <w:lang w:val="en-US"/>
+        </w:rPr>
+        <w:t xml:space="preserve">      </w:t>
+      </w:r>
+      <w:r>
+        <w:t>return 3000;</w:t>
       </w:r>
     </w:p>
     <w:p>
@@ -9437,7 +10422,7 @@
     <w:p>
       <w:r>
         <w:pict w14:anchorId="5E10860D">
-          <v:rect id="_x0000_i1222" style="width:0;height:0" o:hralign="center" o:hrstd="t" o:hr="t" fillcolor="#a0a0a0" stroked="f"/>
+          <v:rect id="_x0000_i1036" style="width:0;height:0" o:hralign="center" o:hrstd="t" o:hr="t" fillcolor="#a0a0a0" stroked="f"/>
         </w:pict>
       </w:r>
     </w:p>
@@ -9469,12 +10454,28 @@
       </w:r>
     </w:p>
     <w:p>
-      <w:r>
+      <w:pPr>
+        <w:rPr>
+          <w:lang w:val="en-US"/>
+        </w:rPr>
+      </w:pPr>
+      <w:r>
+        <w:rPr>
+          <w:lang w:val="en-US"/>
+        </w:rPr>
         <w:t>Bash</w:t>
       </w:r>
     </w:p>
     <w:p>
-      <w:r>
+      <w:pPr>
+        <w:rPr>
+          <w:lang w:val="en-US"/>
+        </w:rPr>
+      </w:pPr>
+      <w:r>
+        <w:rPr>
+          <w:lang w:val="en-US"/>
+        </w:rPr>
         <w:t>nano src/api/imports.ts</w:t>
       </w:r>
     </w:p>
@@ -9506,132 +10507,393 @@
       </w:r>
     </w:p>
     <w:p>
-      <w:r>
-        <w:t xml:space="preserve"> *</w:t>
-      </w:r>
-    </w:p>
-    <w:p>
-      <w:r>
-        <w:t xml:space="preserve"> * Backend endpoint из Этапа 10:</w:t>
-      </w:r>
-    </w:p>
-    <w:p>
-      <w:r>
+      <w:pPr>
+        <w:rPr>
+          <w:lang w:val="en-US"/>
+        </w:rPr>
+      </w:pPr>
+      <w:r>
+        <w:t xml:space="preserve"> </w:t>
+      </w:r>
+      <w:r>
+        <w:rPr>
+          <w:lang w:val="en-US"/>
+        </w:rPr>
+        <w:t>*</w:t>
+      </w:r>
+    </w:p>
+    <w:p>
+      <w:pPr>
+        <w:rPr>
+          <w:lang w:val="en-US"/>
+        </w:rPr>
+      </w:pPr>
+      <w:r>
+        <w:rPr>
+          <w:lang w:val="en-US"/>
+        </w:rPr>
+        <w:t xml:space="preserve"> * Backend endpoint </w:t>
+      </w:r>
+      <w:r>
+        <w:t>из</w:t>
+      </w:r>
+      <w:r>
+        <w:rPr>
+          <w:lang w:val="en-US"/>
+        </w:rPr>
+        <w:t xml:space="preserve"> </w:t>
+      </w:r>
+      <w:r>
+        <w:t>Этапа</w:t>
+      </w:r>
+      <w:r>
+        <w:rPr>
+          <w:lang w:val="en-US"/>
+        </w:rPr>
+        <w:t xml:space="preserve"> 10:</w:t>
+      </w:r>
+    </w:p>
+    <w:p>
+      <w:pPr>
+        <w:rPr>
+          <w:lang w:val="en-US"/>
+        </w:rPr>
+      </w:pPr>
+      <w:r>
+        <w:rPr>
+          <w:lang w:val="en-US"/>
+        </w:rPr>
         <w:t xml:space="preserve"> *   POST /api/v1/deals/{deal_id}/import  (multipart/form-data)</w:t>
       </w:r>
     </w:p>
     <w:p>
-      <w:r>
+      <w:pPr>
+        <w:rPr>
+          <w:lang w:val="en-US"/>
+        </w:rPr>
+      </w:pPr>
+      <w:r>
+        <w:rPr>
+          <w:lang w:val="en-US"/>
+        </w:rPr>
         <w:t xml:space="preserve"> */</w:t>
       </w:r>
     </w:p>
-    <w:p/>
-    <w:p>
-      <w:r>
+    <w:p>
+      <w:pPr>
+        <w:rPr>
+          <w:lang w:val="en-US"/>
+        </w:rPr>
+      </w:pPr>
+    </w:p>
+    <w:p>
+      <w:pPr>
+        <w:rPr>
+          <w:lang w:val="en-US"/>
+        </w:rPr>
+      </w:pPr>
+      <w:r>
+        <w:rPr>
+          <w:lang w:val="en-US"/>
+        </w:rPr>
         <w:t>import { useMutation } from "@tanstack/react-query";</w:t>
       </w:r>
     </w:p>
     <w:p>
-      <w:r>
+      <w:pPr>
+        <w:rPr>
+          <w:lang w:val="en-US"/>
+        </w:rPr>
+      </w:pPr>
+      <w:r>
+        <w:rPr>
+          <w:lang w:val="en-US"/>
+        </w:rPr>
         <w:t>import client from "./client";</w:t>
       </w:r>
     </w:p>
     <w:p>
-      <w:r>
+      <w:pPr>
+        <w:rPr>
+          <w:lang w:val="en-US"/>
+        </w:rPr>
+      </w:pPr>
+      <w:r>
+        <w:rPr>
+          <w:lang w:val="en-US"/>
+        </w:rPr>
         <w:t>import type { ImportResponse } from "../types";</w:t>
       </w:r>
     </w:p>
-    <w:p/>
-    <w:p>
-      <w:r>
-        <w:t>/** Загрузить ZIP-архив с документами. */</w:t>
-      </w:r>
-    </w:p>
-    <w:p>
-      <w:r>
+    <w:p>
+      <w:pPr>
+        <w:rPr>
+          <w:lang w:val="en-US"/>
+        </w:rPr>
+      </w:pPr>
+    </w:p>
+    <w:p>
+      <w:pPr>
+        <w:rPr>
+          <w:lang w:val="en-US"/>
+        </w:rPr>
+      </w:pPr>
+      <w:r>
+        <w:t xml:space="preserve">/** Загрузить ZIP-архив с документами. </w:t>
+      </w:r>
+      <w:r>
+        <w:rPr>
+          <w:lang w:val="en-US"/>
+        </w:rPr>
+        <w:t>*/</w:t>
+      </w:r>
+    </w:p>
+    <w:p>
+      <w:pPr>
+        <w:rPr>
+          <w:lang w:val="en-US"/>
+        </w:rPr>
+      </w:pPr>
+      <w:r>
+        <w:rPr>
+          <w:lang w:val="en-US"/>
+        </w:rPr>
         <w:t>export function importBundle(</w:t>
       </w:r>
     </w:p>
     <w:p>
-      <w:r>
+      <w:pPr>
+        <w:rPr>
+          <w:lang w:val="en-US"/>
+        </w:rPr>
+      </w:pPr>
+      <w:r>
+        <w:rPr>
+          <w:lang w:val="en-US"/>
+        </w:rPr>
         <w:t xml:space="preserve">  dealId: string,</w:t>
       </w:r>
     </w:p>
     <w:p>
-      <w:r>
+      <w:pPr>
+        <w:rPr>
+          <w:lang w:val="en-US"/>
+        </w:rPr>
+      </w:pPr>
+      <w:r>
+        <w:rPr>
+          <w:lang w:val="en-US"/>
+        </w:rPr>
         <w:t xml:space="preserve">  file: File,</w:t>
       </w:r>
     </w:p>
     <w:p>
-      <w:r>
+      <w:pPr>
+        <w:rPr>
+          <w:lang w:val="en-US"/>
+        </w:rPr>
+      </w:pPr>
+      <w:r>
+        <w:rPr>
+          <w:lang w:val="en-US"/>
+        </w:rPr>
         <w:t xml:space="preserve">  idempotencyKey?: string,</w:t>
       </w:r>
     </w:p>
     <w:p>
-      <w:r>
+      <w:pPr>
+        <w:rPr>
+          <w:lang w:val="en-US"/>
+        </w:rPr>
+      </w:pPr>
+      <w:r>
+        <w:rPr>
+          <w:lang w:val="en-US"/>
+        </w:rPr>
         <w:t>) {</w:t>
       </w:r>
     </w:p>
     <w:p>
-      <w:r>
+      <w:pPr>
+        <w:rPr>
+          <w:lang w:val="en-US"/>
+        </w:rPr>
+      </w:pPr>
+      <w:r>
+        <w:rPr>
+          <w:lang w:val="en-US"/>
+        </w:rPr>
         <w:t xml:space="preserve">  const formData = new FormData();</w:t>
       </w:r>
     </w:p>
     <w:p>
-      <w:r>
+      <w:pPr>
+        <w:rPr>
+          <w:lang w:val="en-US"/>
+        </w:rPr>
+      </w:pPr>
+      <w:r>
+        <w:rPr>
+          <w:lang w:val="en-US"/>
+        </w:rPr>
         <w:t xml:space="preserve">  formData.append("file", file);</w:t>
       </w:r>
     </w:p>
-    <w:p/>
-    <w:p>
-      <w:r>
+    <w:p>
+      <w:pPr>
+        <w:rPr>
+          <w:lang w:val="en-US"/>
+        </w:rPr>
+      </w:pPr>
+    </w:p>
+    <w:p>
+      <w:pPr>
+        <w:rPr>
+          <w:lang w:val="en-US"/>
+        </w:rPr>
+      </w:pPr>
+      <w:r>
+        <w:rPr>
+          <w:lang w:val="en-US"/>
+        </w:rPr>
         <w:t xml:space="preserve">  return client</w:t>
       </w:r>
     </w:p>
     <w:p>
-      <w:r>
+      <w:pPr>
+        <w:rPr>
+          <w:lang w:val="en-US"/>
+        </w:rPr>
+      </w:pPr>
+      <w:r>
+        <w:rPr>
+          <w:lang w:val="en-US"/>
+        </w:rPr>
         <w:t xml:space="preserve">    .post&lt;ImportResponse&gt;(`/api/v1/deals/${dealId}/import`, formData, {</w:t>
       </w:r>
     </w:p>
     <w:p>
-      <w:r>
+      <w:pPr>
+        <w:rPr>
+          <w:lang w:val="en-US"/>
+        </w:rPr>
+      </w:pPr>
+      <w:r>
+        <w:rPr>
+          <w:lang w:val="en-US"/>
+        </w:rPr>
         <w:t xml:space="preserve">      headers: {</w:t>
       </w:r>
     </w:p>
     <w:p>
-      <w:r>
+      <w:pPr>
+        <w:rPr>
+          <w:lang w:val="en-US"/>
+        </w:rPr>
+      </w:pPr>
+      <w:r>
+        <w:rPr>
+          <w:lang w:val="en-US"/>
+        </w:rPr>
         <w:t xml:space="preserve">        "Content-Type": "multipart/form-data",</w:t>
       </w:r>
     </w:p>
     <w:p>
-      <w:r>
+      <w:pPr>
+        <w:rPr>
+          <w:lang w:val="en-US"/>
+        </w:rPr>
+      </w:pPr>
+      <w:r>
+        <w:rPr>
+          <w:lang w:val="en-US"/>
+        </w:rPr>
         <w:lastRenderedPageBreak/>
         <w:t xml:space="preserve">        ...(idempotencyKey</w:t>
       </w:r>
     </w:p>
     <w:p>
-      <w:r>
+      <w:pPr>
+        <w:rPr>
+          <w:lang w:val="en-US"/>
+        </w:rPr>
+      </w:pPr>
+      <w:r>
+        <w:rPr>
+          <w:lang w:val="en-US"/>
+        </w:rPr>
         <w:t xml:space="preserve">          ? { "Idempotency-Key": idempotencyKey }</w:t>
       </w:r>
     </w:p>
     <w:p>
-      <w:r>
+      <w:pPr>
+        <w:rPr>
+          <w:lang w:val="en-US"/>
+        </w:rPr>
+      </w:pPr>
+      <w:r>
+        <w:rPr>
+          <w:lang w:val="en-US"/>
+        </w:rPr>
         <w:t xml:space="preserve">          : {}),</w:t>
       </w:r>
     </w:p>
     <w:p>
-      <w:r>
+      <w:pPr>
+        <w:rPr>
+          <w:lang w:val="en-US"/>
+        </w:rPr>
+      </w:pPr>
+      <w:r>
+        <w:rPr>
+          <w:lang w:val="en-US"/>
+        </w:rPr>
         <w:t xml:space="preserve">      },</w:t>
       </w:r>
     </w:p>
     <w:p>
-      <w:r>
-        <w:t xml:space="preserve">      timeout: 5 * 60 * 1000, // 5 минут на загрузку</w:t>
-      </w:r>
-    </w:p>
-    <w:p>
-      <w:r>
-        <w:t xml:space="preserve">    })</w:t>
+      <w:pPr>
+        <w:rPr>
+          <w:lang w:val="en-US"/>
+        </w:rPr>
+      </w:pPr>
+      <w:r>
+        <w:rPr>
+          <w:lang w:val="en-US"/>
+        </w:rPr>
+        <w:t xml:space="preserve">      timeout: 5 * 60 * 1000, // 5 </w:t>
+      </w:r>
+      <w:r>
+        <w:t>минут</w:t>
+      </w:r>
+      <w:r>
+        <w:rPr>
+          <w:lang w:val="en-US"/>
+        </w:rPr>
+        <w:t xml:space="preserve"> </w:t>
+      </w:r>
+      <w:r>
+        <w:t>на</w:t>
+      </w:r>
+      <w:r>
+        <w:rPr>
+          <w:lang w:val="en-US"/>
+        </w:rPr>
+        <w:t xml:space="preserve"> </w:t>
+      </w:r>
+      <w:r>
+        <w:t>загрузку</w:t>
+      </w:r>
+    </w:p>
+    <w:p>
+      <w:r>
+        <w:rPr>
+          <w:lang w:val="en-US"/>
+        </w:rPr>
+        <w:t xml:space="preserve">    </w:t>
+      </w:r>
+      <w:r>
+        <w:t>})</w:t>
       </w:r>
     </w:p>
     <w:p>
@@ -9646,68 +10908,173 @@
     </w:p>
     <w:p/>
     <w:p>
-      <w:r>
-        <w:t>/** Мутация: импорт документов. */</w:t>
-      </w:r>
-    </w:p>
-    <w:p>
-      <w:r>
+      <w:pPr>
+        <w:rPr>
+          <w:lang w:val="en-US"/>
+        </w:rPr>
+      </w:pPr>
+      <w:r>
+        <w:t xml:space="preserve">/** Мутация: импорт документов. </w:t>
+      </w:r>
+      <w:r>
+        <w:rPr>
+          <w:lang w:val="en-US"/>
+        </w:rPr>
+        <w:t>*/</w:t>
+      </w:r>
+    </w:p>
+    <w:p>
+      <w:pPr>
+        <w:rPr>
+          <w:lang w:val="en-US"/>
+        </w:rPr>
+      </w:pPr>
+      <w:r>
+        <w:rPr>
+          <w:lang w:val="en-US"/>
+        </w:rPr>
         <w:t>export function useImportBundle() {</w:t>
       </w:r>
     </w:p>
     <w:p>
-      <w:r>
+      <w:pPr>
+        <w:rPr>
+          <w:lang w:val="en-US"/>
+        </w:rPr>
+      </w:pPr>
+      <w:r>
+        <w:rPr>
+          <w:lang w:val="en-US"/>
+        </w:rPr>
         <w:t xml:space="preserve">  return useMutation({</w:t>
       </w:r>
     </w:p>
     <w:p>
-      <w:r>
+      <w:pPr>
+        <w:rPr>
+          <w:lang w:val="en-US"/>
+        </w:rPr>
+      </w:pPr>
+      <w:r>
+        <w:rPr>
+          <w:lang w:val="en-US"/>
+        </w:rPr>
         <w:t xml:space="preserve">    mutationFn: ({</w:t>
       </w:r>
     </w:p>
     <w:p>
-      <w:r>
+      <w:pPr>
+        <w:rPr>
+          <w:lang w:val="en-US"/>
+        </w:rPr>
+      </w:pPr>
+      <w:r>
+        <w:rPr>
+          <w:lang w:val="en-US"/>
+        </w:rPr>
         <w:t xml:space="preserve">      dealId,</w:t>
       </w:r>
     </w:p>
     <w:p>
-      <w:r>
+      <w:pPr>
+        <w:rPr>
+          <w:lang w:val="en-US"/>
+        </w:rPr>
+      </w:pPr>
+      <w:r>
+        <w:rPr>
+          <w:lang w:val="en-US"/>
+        </w:rPr>
         <w:t xml:space="preserve">      file,</w:t>
       </w:r>
     </w:p>
     <w:p>
-      <w:r>
+      <w:pPr>
+        <w:rPr>
+          <w:lang w:val="en-US"/>
+        </w:rPr>
+      </w:pPr>
+      <w:r>
+        <w:rPr>
+          <w:lang w:val="en-US"/>
+        </w:rPr>
         <w:t xml:space="preserve">      idempotencyKey,</w:t>
       </w:r>
     </w:p>
     <w:p>
-      <w:r>
+      <w:pPr>
+        <w:rPr>
+          <w:lang w:val="en-US"/>
+        </w:rPr>
+      </w:pPr>
+      <w:r>
+        <w:rPr>
+          <w:lang w:val="en-US"/>
+        </w:rPr>
         <w:t xml:space="preserve">    }: {</w:t>
       </w:r>
     </w:p>
     <w:p>
-      <w:r>
+      <w:pPr>
+        <w:rPr>
+          <w:lang w:val="en-US"/>
+        </w:rPr>
+      </w:pPr>
+      <w:r>
+        <w:rPr>
+          <w:lang w:val="en-US"/>
+        </w:rPr>
         <w:t xml:space="preserve">      dealId: string;</w:t>
       </w:r>
     </w:p>
     <w:p>
-      <w:r>
+      <w:pPr>
+        <w:rPr>
+          <w:lang w:val="en-US"/>
+        </w:rPr>
+      </w:pPr>
+      <w:r>
+        <w:rPr>
+          <w:lang w:val="en-US"/>
+        </w:rPr>
         <w:t xml:space="preserve">      file: File;</w:t>
       </w:r>
     </w:p>
     <w:p>
-      <w:r>
+      <w:pPr>
+        <w:rPr>
+          <w:lang w:val="en-US"/>
+        </w:rPr>
+      </w:pPr>
+      <w:r>
+        <w:rPr>
+          <w:lang w:val="en-US"/>
+        </w:rPr>
         <w:t xml:space="preserve">      idempotencyKey?: string;</w:t>
       </w:r>
     </w:p>
     <w:p>
-      <w:r>
+      <w:pPr>
+        <w:rPr>
+          <w:lang w:val="en-US"/>
+        </w:rPr>
+      </w:pPr>
+      <w:r>
+        <w:rPr>
+          <w:lang w:val="en-US"/>
+        </w:rPr>
         <w:t xml:space="preserve">    }) =&gt; importBundle(dealId, file, idempotencyKey),</w:t>
       </w:r>
     </w:p>
     <w:p>
       <w:r>
-        <w:t xml:space="preserve">  });</w:t>
+        <w:rPr>
+          <w:lang w:val="en-US"/>
+        </w:rPr>
+        <w:t xml:space="preserve">  </w:t>
+      </w:r>
+      <w:r>
+        <w:t>});</w:t>
       </w:r>
     </w:p>
     <w:p>
@@ -9723,7 +11090,7 @@
     <w:p>
       <w:r>
         <w:pict w14:anchorId="3AF376E4">
-          <v:rect id="_x0000_i1223" style="width:0;height:0" o:hralign="center" o:hrstd="t" o:hr="t" fillcolor="#a0a0a0" stroked="f"/>
+          <v:rect id="_x0000_i1037" style="width:0;height:0" o:hralign="center" o:hrstd="t" o:hr="t" fillcolor="#a0a0a0" stroked="f"/>
         </w:pict>
       </w:r>
     </w:p>
@@ -9808,70 +11175,227 @@
       </w:r>
     </w:p>
     <w:p>
-      <w:r>
-        <w:t xml:space="preserve"> * Endpoint: GET /api/v1/runs/{run_id}/progress</w:t>
-      </w:r>
-    </w:p>
-    <w:p>
-      <w:r>
+      <w:pPr>
+        <w:rPr>
+          <w:lang w:val="en-US"/>
+        </w:rPr>
+      </w:pPr>
+      <w:r>
+        <w:t xml:space="preserve"> </w:t>
+      </w:r>
+      <w:r>
+        <w:rPr>
+          <w:lang w:val="en-US"/>
+        </w:rPr>
+        <w:t>* Endpoint: GET /api/v1/runs/{run_id}/progress</w:t>
+      </w:r>
+    </w:p>
+    <w:p>
+      <w:pPr>
+        <w:rPr>
+          <w:lang w:val="en-US"/>
+        </w:rPr>
+      </w:pPr>
+      <w:r>
+        <w:rPr>
+          <w:lang w:val="en-US"/>
+        </w:rPr>
         <w:t xml:space="preserve"> *</w:t>
       </w:r>
     </w:p>
     <w:p>
-      <w:r>
-        <w:t xml:space="preserve"> * Сервер отправляет события:</w:t>
-      </w:r>
-    </w:p>
-    <w:p>
-      <w:r>
+      <w:pPr>
+        <w:rPr>
+          <w:lang w:val="en-US"/>
+        </w:rPr>
+      </w:pPr>
+      <w:r>
+        <w:rPr>
+          <w:lang w:val="en-US"/>
+        </w:rPr>
+        <w:t xml:space="preserve"> * </w:t>
+      </w:r>
+      <w:r>
+        <w:t>Сервер</w:t>
+      </w:r>
+      <w:r>
+        <w:rPr>
+          <w:lang w:val="en-US"/>
+        </w:rPr>
+        <w:t xml:space="preserve"> </w:t>
+      </w:r>
+      <w:r>
+        <w:t>отправляет</w:t>
+      </w:r>
+      <w:r>
+        <w:rPr>
+          <w:lang w:val="en-US"/>
+        </w:rPr>
+        <w:t xml:space="preserve"> </w:t>
+      </w:r>
+      <w:r>
+        <w:t>события</w:t>
+      </w:r>
+      <w:r>
+        <w:rPr>
+          <w:lang w:val="en-US"/>
+        </w:rPr>
+        <w:t>:</w:t>
+      </w:r>
+    </w:p>
+    <w:p>
+      <w:pPr>
+        <w:rPr>
+          <w:lang w:val="en-US"/>
+        </w:rPr>
+      </w:pPr>
+      <w:r>
+        <w:rPr>
+          <w:lang w:val="en-US"/>
+        </w:rPr>
         <w:t xml:space="preserve"> *   event: progress  → { status, completed_checks, total_checks, percent }</w:t>
       </w:r>
     </w:p>
     <w:p>
-      <w:r>
+      <w:pPr>
+        <w:rPr>
+          <w:lang w:val="en-US"/>
+        </w:rPr>
+      </w:pPr>
+      <w:r>
+        <w:rPr>
+          <w:lang w:val="en-US"/>
+        </w:rPr>
         <w:t xml:space="preserve"> *   event: done      → { status: "completed" | "failed" }</w:t>
       </w:r>
     </w:p>
     <w:p>
-      <w:r>
+      <w:pPr>
+        <w:rPr>
+          <w:lang w:val="en-US"/>
+        </w:rPr>
+      </w:pPr>
+      <w:r>
+        <w:rPr>
+          <w:lang w:val="en-US"/>
+        </w:rPr>
         <w:t xml:space="preserve"> */</w:t>
       </w:r>
     </w:p>
-    <w:p/>
-    <w:p>
-      <w:r>
+    <w:p>
+      <w:pPr>
+        <w:rPr>
+          <w:lang w:val="en-US"/>
+        </w:rPr>
+      </w:pPr>
+    </w:p>
+    <w:p>
+      <w:pPr>
+        <w:rPr>
+          <w:lang w:val="en-US"/>
+        </w:rPr>
+      </w:pPr>
+      <w:r>
+        <w:rPr>
+          <w:lang w:val="en-US"/>
+        </w:rPr>
         <w:t>import { useState, useEffect, useRef } from "react";</w:t>
       </w:r>
     </w:p>
     <w:p>
-      <w:r>
+      <w:pPr>
+        <w:rPr>
+          <w:lang w:val="en-US"/>
+        </w:rPr>
+      </w:pPr>
+      <w:r>
+        <w:rPr>
+          <w:lang w:val="en-US"/>
+        </w:rPr>
         <w:t>import { API_BASE_URL } from "../constants";</w:t>
       </w:r>
     </w:p>
     <w:p>
-      <w:r>
+      <w:pPr>
+        <w:rPr>
+          <w:lang w:val="en-US"/>
+        </w:rPr>
+      </w:pPr>
+      <w:r>
+        <w:rPr>
+          <w:lang w:val="en-US"/>
+        </w:rPr>
         <w:t>import type { RunProgress } from "../types";</w:t>
       </w:r>
     </w:p>
-    <w:p/>
+    <w:p>
+      <w:pPr>
+        <w:rPr>
+          <w:lang w:val="en-US"/>
+        </w:rPr>
+      </w:pPr>
+    </w:p>
     <w:p>
       <w:r>
         <w:t>interface UseSSEResult {</w:t>
       </w:r>
     </w:p>
     <w:p>
-      <w:r>
-        <w:t xml:space="preserve">  /** Текущий прогресс (null пока не получен). */</w:t>
-      </w:r>
-    </w:p>
-    <w:p>
-      <w:r>
+      <w:pPr>
+        <w:rPr>
+          <w:lang w:val="en-US"/>
+        </w:rPr>
+      </w:pPr>
+      <w:r>
+        <w:t xml:space="preserve">  /** Текущий прогресс (null пока не получен). </w:t>
+      </w:r>
+      <w:r>
+        <w:rPr>
+          <w:lang w:val="en-US"/>
+        </w:rPr>
+        <w:t>*/</w:t>
+      </w:r>
+    </w:p>
+    <w:p>
+      <w:pPr>
+        <w:rPr>
+          <w:lang w:val="en-US"/>
+        </w:rPr>
+      </w:pPr>
+      <w:r>
+        <w:rPr>
+          <w:lang w:val="en-US"/>
+        </w:rPr>
         <w:t xml:space="preserve">  progress: RunProgress | null;</w:t>
       </w:r>
     </w:p>
     <w:p>
       <w:r>
-        <w:t xml:space="preserve">  /** Ошибка соединения. */</w:t>
+        <w:rPr>
+          <w:lang w:val="en-US"/>
+        </w:rPr>
+        <w:t xml:space="preserve">  /** </w:t>
+      </w:r>
+      <w:r>
+        <w:t>Ошибка</w:t>
+      </w:r>
+      <w:r>
+        <w:rPr>
+          <w:lang w:val="en-US"/>
+        </w:rPr>
+        <w:t xml:space="preserve"> </w:t>
+      </w:r>
+      <w:r>
+        <w:t>соединения</w:t>
+      </w:r>
+      <w:r>
+        <w:rPr>
+          <w:lang w:val="en-US"/>
+        </w:rPr>
+        <w:t xml:space="preserve">. </w:t>
+      </w:r>
+      <w:r>
+        <w:t>*/</w:t>
       </w:r>
     </w:p>
     <w:p>
@@ -9880,50 +11404,135 @@
       </w:r>
     </w:p>
     <w:p>
-      <w:r>
-        <w:t xml:space="preserve">  /** true пока соединение открыто. */</w:t>
-      </w:r>
-    </w:p>
-    <w:p>
-      <w:r>
+      <w:pPr>
+        <w:rPr>
+          <w:lang w:val="en-US"/>
+        </w:rPr>
+      </w:pPr>
+      <w:r>
+        <w:t xml:space="preserve">  /** true пока соединение открыто. </w:t>
+      </w:r>
+      <w:r>
+        <w:rPr>
+          <w:lang w:val="en-US"/>
+        </w:rPr>
+        <w:t>*/</w:t>
+      </w:r>
+    </w:p>
+    <w:p>
+      <w:pPr>
+        <w:rPr>
+          <w:lang w:val="en-US"/>
+        </w:rPr>
+      </w:pPr>
+      <w:r>
+        <w:rPr>
+          <w:lang w:val="en-US"/>
+        </w:rPr>
         <w:t xml:space="preserve">  connected: boolean;</w:t>
       </w:r>
     </w:p>
     <w:p>
-      <w:r>
+      <w:pPr>
+        <w:rPr>
+          <w:lang w:val="en-US"/>
+        </w:rPr>
+      </w:pPr>
+      <w:r>
+        <w:rPr>
+          <w:lang w:val="en-US"/>
+        </w:rPr>
         <w:t>}</w:t>
       </w:r>
     </w:p>
-    <w:p/>
-    <w:p>
-      <w:r>
+    <w:p>
+      <w:pPr>
+        <w:rPr>
+          <w:lang w:val="en-US"/>
+        </w:rPr>
+      </w:pPr>
+    </w:p>
+    <w:p>
+      <w:pPr>
+        <w:rPr>
+          <w:lang w:val="en-US"/>
+        </w:rPr>
+      </w:pPr>
+      <w:r>
+        <w:rPr>
+          <w:lang w:val="en-US"/>
+        </w:rPr>
         <w:t>export function useSSE(runId: string | null): UseSSEResult {</w:t>
       </w:r>
     </w:p>
     <w:p>
-      <w:r>
+      <w:pPr>
+        <w:rPr>
+          <w:lang w:val="en-US"/>
+        </w:rPr>
+      </w:pPr>
+      <w:r>
+        <w:rPr>
+          <w:lang w:val="en-US"/>
+        </w:rPr>
         <w:t xml:space="preserve">  const [progress, setProgress] = useState&lt;RunProgress | null&gt;(null);</w:t>
       </w:r>
     </w:p>
     <w:p>
-      <w:r>
+      <w:pPr>
+        <w:rPr>
+          <w:lang w:val="en-US"/>
+        </w:rPr>
+      </w:pPr>
+      <w:r>
+        <w:rPr>
+          <w:lang w:val="en-US"/>
+        </w:rPr>
         <w:t xml:space="preserve">  const [error, setError] = useState&lt;string | null&gt;(null);</w:t>
       </w:r>
     </w:p>
     <w:p>
-      <w:r>
+      <w:pPr>
+        <w:rPr>
+          <w:lang w:val="en-US"/>
+        </w:rPr>
+      </w:pPr>
+      <w:r>
+        <w:rPr>
+          <w:lang w:val="en-US"/>
+        </w:rPr>
         <w:t xml:space="preserve">  const [connected, setConnected] = useState(false);</w:t>
       </w:r>
     </w:p>
     <w:p>
-      <w:r>
+      <w:pPr>
+        <w:rPr>
+          <w:lang w:val="en-US"/>
+        </w:rPr>
+      </w:pPr>
+      <w:r>
+        <w:rPr>
+          <w:lang w:val="en-US"/>
+        </w:rPr>
         <w:t xml:space="preserve">  const sourceRef = useRef&lt;EventSource | null&gt;(null);</w:t>
       </w:r>
     </w:p>
-    <w:p/>
-    <w:p>
-      <w:r>
-        <w:t xml:space="preserve">  useEffect(() =&gt; {</w:t>
+    <w:p>
+      <w:pPr>
+        <w:rPr>
+          <w:lang w:val="en-US"/>
+        </w:rPr>
+      </w:pPr>
+    </w:p>
+    <w:p>
+      <w:r>
+        <w:rPr>
+          <w:lang w:val="en-US"/>
+        </w:rPr>
+        <w:t xml:space="preserve">  </w:t>
+      </w:r>
+      <w:r>
+        <w:t>useEffect(() =&gt; {</w:t>
       </w:r>
     </w:p>
     <w:p>
@@ -9932,211 +11541,600 @@
       </w:r>
     </w:p>
     <w:p>
+      <w:pPr>
+        <w:rPr>
+          <w:lang w:val="en-US"/>
+        </w:rPr>
+      </w:pPr>
       <w:r>
         <w:lastRenderedPageBreak/>
-        <w:t xml:space="preserve">    if (!runId) return;</w:t>
-      </w:r>
-    </w:p>
-    <w:p/>
-    <w:p>
-      <w:r>
+        <w:t xml:space="preserve">    </w:t>
+      </w:r>
+      <w:r>
+        <w:rPr>
+          <w:lang w:val="en-US"/>
+        </w:rPr>
+        <w:t>if (!runId) return;</w:t>
+      </w:r>
+    </w:p>
+    <w:p>
+      <w:pPr>
+        <w:rPr>
+          <w:lang w:val="en-US"/>
+        </w:rPr>
+      </w:pPr>
+    </w:p>
+    <w:p>
+      <w:pPr>
+        <w:rPr>
+          <w:lang w:val="en-US"/>
+        </w:rPr>
+      </w:pPr>
+      <w:r>
+        <w:rPr>
+          <w:lang w:val="en-US"/>
+        </w:rPr>
         <w:t xml:space="preserve">    const url = `${API_BASE_URL}/api/v1/runs/${runId}/progress`;</w:t>
       </w:r>
     </w:p>
     <w:p>
-      <w:r>
+      <w:pPr>
+        <w:rPr>
+          <w:lang w:val="en-US"/>
+        </w:rPr>
+      </w:pPr>
+      <w:r>
+        <w:rPr>
+          <w:lang w:val="en-US"/>
+        </w:rPr>
         <w:t xml:space="preserve">    const source = new EventSource(url);</w:t>
       </w:r>
     </w:p>
     <w:p>
-      <w:r>
+      <w:pPr>
+        <w:rPr>
+          <w:lang w:val="en-US"/>
+        </w:rPr>
+      </w:pPr>
+      <w:r>
+        <w:rPr>
+          <w:lang w:val="en-US"/>
+        </w:rPr>
         <w:t xml:space="preserve">    sourceRef.current = source;</w:t>
       </w:r>
     </w:p>
-    <w:p/>
-    <w:p>
-      <w:r>
+    <w:p>
+      <w:pPr>
+        <w:rPr>
+          <w:lang w:val="en-US"/>
+        </w:rPr>
+      </w:pPr>
+    </w:p>
+    <w:p>
+      <w:pPr>
+        <w:rPr>
+          <w:lang w:val="en-US"/>
+        </w:rPr>
+      </w:pPr>
+      <w:r>
+        <w:rPr>
+          <w:lang w:val="en-US"/>
+        </w:rPr>
         <w:t xml:space="preserve">    source.addEventListener("progress", (event) =&gt; {</w:t>
       </w:r>
     </w:p>
     <w:p>
-      <w:r>
+      <w:pPr>
+        <w:rPr>
+          <w:lang w:val="en-US"/>
+        </w:rPr>
+      </w:pPr>
+      <w:r>
+        <w:rPr>
+          <w:lang w:val="en-US"/>
+        </w:rPr>
         <w:t xml:space="preserve">      try {</w:t>
       </w:r>
     </w:p>
     <w:p>
-      <w:r>
+      <w:pPr>
+        <w:rPr>
+          <w:lang w:val="en-US"/>
+        </w:rPr>
+      </w:pPr>
+      <w:r>
+        <w:rPr>
+          <w:lang w:val="en-US"/>
+        </w:rPr>
         <w:t xml:space="preserve">        const data: RunProgress = JSON.parse(event.data);</w:t>
       </w:r>
     </w:p>
     <w:p>
-      <w:r>
+      <w:pPr>
+        <w:rPr>
+          <w:lang w:val="en-US"/>
+        </w:rPr>
+      </w:pPr>
+      <w:r>
+        <w:rPr>
+          <w:lang w:val="en-US"/>
+        </w:rPr>
         <w:t xml:space="preserve">        setProgress(data);</w:t>
       </w:r>
     </w:p>
     <w:p>
-      <w:r>
+      <w:pPr>
+        <w:rPr>
+          <w:lang w:val="en-US"/>
+        </w:rPr>
+      </w:pPr>
+      <w:r>
+        <w:rPr>
+          <w:lang w:val="en-US"/>
+        </w:rPr>
         <w:t xml:space="preserve">        setConnected(true);</w:t>
       </w:r>
     </w:p>
     <w:p>
-      <w:r>
+      <w:pPr>
+        <w:rPr>
+          <w:lang w:val="en-US"/>
+        </w:rPr>
+      </w:pPr>
+      <w:r>
+        <w:rPr>
+          <w:lang w:val="en-US"/>
+        </w:rPr>
         <w:t xml:space="preserve">        setError(null);</w:t>
       </w:r>
     </w:p>
     <w:p>
       <w:r>
+        <w:rPr>
+          <w:lang w:val="en-US"/>
+        </w:rPr>
+        <w:t xml:space="preserve">      </w:t>
+      </w:r>
+      <w:r>
+        <w:t>} catch {</w:t>
+      </w:r>
+    </w:p>
+    <w:p>
+      <w:r>
+        <w:t xml:space="preserve">        // Не удалось распарсить — игнорируем</w:t>
+      </w:r>
+    </w:p>
+    <w:p>
+      <w:r>
+        <w:t xml:space="preserve">      }</w:t>
+      </w:r>
+    </w:p>
+    <w:p>
+      <w:pPr>
+        <w:rPr>
+          <w:lang w:val="en-US"/>
+        </w:rPr>
+      </w:pPr>
+      <w:r>
+        <w:t xml:space="preserve">    </w:t>
+      </w:r>
+      <w:r>
+        <w:rPr>
+          <w:lang w:val="en-US"/>
+        </w:rPr>
+        <w:t>});</w:t>
+      </w:r>
+    </w:p>
+    <w:p>
+      <w:pPr>
+        <w:rPr>
+          <w:lang w:val="en-US"/>
+        </w:rPr>
+      </w:pPr>
+    </w:p>
+    <w:p>
+      <w:pPr>
+        <w:rPr>
+          <w:lang w:val="en-US"/>
+        </w:rPr>
+      </w:pPr>
+      <w:r>
+        <w:rPr>
+          <w:lang w:val="en-US"/>
+        </w:rPr>
+        <w:t xml:space="preserve">    source.addEventListener("done", (event) =&gt; {</w:t>
+      </w:r>
+    </w:p>
+    <w:p>
+      <w:pPr>
+        <w:rPr>
+          <w:lang w:val="en-US"/>
+        </w:rPr>
+      </w:pPr>
+      <w:r>
+        <w:rPr>
+          <w:lang w:val="en-US"/>
+        </w:rPr>
+        <w:t xml:space="preserve">      try {</w:t>
+      </w:r>
+    </w:p>
+    <w:p>
+      <w:pPr>
+        <w:rPr>
+          <w:lang w:val="en-US"/>
+        </w:rPr>
+      </w:pPr>
+      <w:r>
+        <w:rPr>
+          <w:lang w:val="en-US"/>
+        </w:rPr>
+        <w:t xml:space="preserve">        const data = JSON.parse(event.data);</w:t>
+      </w:r>
+    </w:p>
+    <w:p>
+      <w:pPr>
+        <w:rPr>
+          <w:lang w:val="en-US"/>
+        </w:rPr>
+      </w:pPr>
+      <w:r>
+        <w:rPr>
+          <w:lang w:val="en-US"/>
+        </w:rPr>
+        <w:t xml:space="preserve">        setProgress((prev) =&gt;</w:t>
+      </w:r>
+    </w:p>
+    <w:p>
+      <w:pPr>
+        <w:rPr>
+          <w:lang w:val="en-US"/>
+        </w:rPr>
+      </w:pPr>
+      <w:r>
+        <w:rPr>
+          <w:lang w:val="en-US"/>
+        </w:rPr>
+        <w:t xml:space="preserve">          prev ? { ...prev, status: data.status, percent: 100 } : null,</w:t>
+      </w:r>
+    </w:p>
+    <w:p>
+      <w:pPr>
+        <w:rPr>
+          <w:lang w:val="en-US"/>
+        </w:rPr>
+      </w:pPr>
+      <w:r>
+        <w:rPr>
+          <w:lang w:val="en-US"/>
+        </w:rPr>
+        <w:t xml:space="preserve">        );</w:t>
+      </w:r>
+    </w:p>
+    <w:p>
+      <w:pPr>
+        <w:rPr>
+          <w:lang w:val="en-US"/>
+        </w:rPr>
+      </w:pPr>
+      <w:r>
+        <w:rPr>
+          <w:lang w:val="en-US"/>
+        </w:rPr>
         <w:t xml:space="preserve">      } catch {</w:t>
       </w:r>
     </w:p>
     <w:p>
-      <w:r>
-        <w:t xml:space="preserve">        // Не удалось распарсить — игнорируем</w:t>
-      </w:r>
-    </w:p>
-    <w:p>
-      <w:r>
+      <w:pPr>
+        <w:rPr>
+          <w:lang w:val="en-US"/>
+        </w:rPr>
+      </w:pPr>
+      <w:r>
+        <w:rPr>
+          <w:lang w:val="en-US"/>
+        </w:rPr>
+        <w:t xml:space="preserve">        // </w:t>
+      </w:r>
+      <w:r>
+        <w:t>Игнорируем</w:t>
+      </w:r>
+    </w:p>
+    <w:p>
+      <w:pPr>
+        <w:rPr>
+          <w:lang w:val="en-US"/>
+        </w:rPr>
+      </w:pPr>
+      <w:r>
+        <w:rPr>
+          <w:lang w:val="en-US"/>
+        </w:rPr>
         <w:t xml:space="preserve">      }</w:t>
       </w:r>
     </w:p>
     <w:p>
-      <w:r>
+      <w:pPr>
+        <w:rPr>
+          <w:lang w:val="en-US"/>
+        </w:rPr>
+      </w:pPr>
+      <w:r>
+        <w:rPr>
+          <w:lang w:val="en-US"/>
+        </w:rPr>
+        <w:t xml:space="preserve">      source.close();</w:t>
+      </w:r>
+    </w:p>
+    <w:p>
+      <w:pPr>
+        <w:rPr>
+          <w:lang w:val="en-US"/>
+        </w:rPr>
+      </w:pPr>
+      <w:r>
+        <w:rPr>
+          <w:lang w:val="en-US"/>
+        </w:rPr>
+        <w:t xml:space="preserve">      setConnected(false);</w:t>
+      </w:r>
+    </w:p>
+    <w:p>
+      <w:pPr>
+        <w:rPr>
+          <w:lang w:val="en-US"/>
+        </w:rPr>
+      </w:pPr>
+      <w:r>
+        <w:rPr>
+          <w:lang w:val="en-US"/>
+        </w:rPr>
         <w:t xml:space="preserve">    });</w:t>
       </w:r>
     </w:p>
-    <w:p/>
-    <w:p>
-      <w:r>
-        <w:t xml:space="preserve">    source.addEventListener("done", (event) =&gt; {</w:t>
-      </w:r>
-    </w:p>
-    <w:p>
-      <w:r>
-        <w:t xml:space="preserve">      try {</w:t>
-      </w:r>
-    </w:p>
-    <w:p>
-      <w:r>
-        <w:t xml:space="preserve">        const data = JSON.parse(event.data);</w:t>
-      </w:r>
-    </w:p>
-    <w:p>
-      <w:r>
-        <w:t xml:space="preserve">        setProgress((prev) =&gt;</w:t>
-      </w:r>
-    </w:p>
-    <w:p>
-      <w:r>
-        <w:t xml:space="preserve">          prev ? { ...prev, status: data.status, percent: 100 } : null,</w:t>
-      </w:r>
-    </w:p>
-    <w:p>
-      <w:r>
-        <w:t xml:space="preserve">        );</w:t>
-      </w:r>
-    </w:p>
-    <w:p>
-      <w:r>
-        <w:t xml:space="preserve">      } catch {</w:t>
-      </w:r>
-    </w:p>
-    <w:p>
-      <w:r>
-        <w:t xml:space="preserve">        // Игнорируем</w:t>
-      </w:r>
-    </w:p>
-    <w:p>
-      <w:r>
-        <w:t xml:space="preserve">      }</w:t>
-      </w:r>
-    </w:p>
-    <w:p>
-      <w:r>
-        <w:t xml:space="preserve">      source.close();</w:t>
-      </w:r>
-    </w:p>
-    <w:p>
-      <w:r>
-        <w:t xml:space="preserve">      setConnected(false);</w:t>
-      </w:r>
-    </w:p>
-    <w:p>
-      <w:r>
-        <w:t xml:space="preserve">    });</w:t>
-      </w:r>
-    </w:p>
-    <w:p/>
-    <w:p>
-      <w:r>
+    <w:p>
+      <w:pPr>
+        <w:rPr>
+          <w:lang w:val="en-US"/>
+        </w:rPr>
+      </w:pPr>
+    </w:p>
+    <w:p>
+      <w:pPr>
+        <w:rPr>
+          <w:lang w:val="en-US"/>
+        </w:rPr>
+      </w:pPr>
+      <w:r>
+        <w:rPr>
+          <w:lang w:val="en-US"/>
+        </w:rPr>
         <w:t xml:space="preserve">    source.addEventListener("error", () =&gt; {</w:t>
       </w:r>
     </w:p>
     <w:p>
-      <w:r>
-        <w:t xml:space="preserve">      setError("Соединение с сервером потеряно");</w:t>
-      </w:r>
-    </w:p>
-    <w:p>
-      <w:r>
+      <w:pPr>
+        <w:rPr>
+          <w:lang w:val="en-US"/>
+        </w:rPr>
+      </w:pPr>
+      <w:r>
+        <w:rPr>
+          <w:lang w:val="en-US"/>
+        </w:rPr>
+        <w:t xml:space="preserve">      setError("</w:t>
+      </w:r>
+      <w:r>
+        <w:t>Соединение</w:t>
+      </w:r>
+      <w:r>
+        <w:rPr>
+          <w:lang w:val="en-US"/>
+        </w:rPr>
+        <w:t xml:space="preserve"> </w:t>
+      </w:r>
+      <w:r>
+        <w:t>с</w:t>
+      </w:r>
+      <w:r>
+        <w:rPr>
+          <w:lang w:val="en-US"/>
+        </w:rPr>
+        <w:t xml:space="preserve"> </w:t>
+      </w:r>
+      <w:r>
+        <w:t>сервером</w:t>
+      </w:r>
+      <w:r>
+        <w:rPr>
+          <w:lang w:val="en-US"/>
+        </w:rPr>
+        <w:t xml:space="preserve"> </w:t>
+      </w:r>
+      <w:r>
+        <w:t>потеряно</w:t>
+      </w:r>
+      <w:r>
+        <w:rPr>
+          <w:lang w:val="en-US"/>
+        </w:rPr>
+        <w:t>");</w:t>
+      </w:r>
+    </w:p>
+    <w:p>
+      <w:pPr>
+        <w:rPr>
+          <w:lang w:val="en-US"/>
+        </w:rPr>
+      </w:pPr>
+      <w:r>
+        <w:rPr>
+          <w:lang w:val="en-US"/>
+        </w:rPr>
         <w:lastRenderedPageBreak/>
         <w:t xml:space="preserve">      setConnected(false);</w:t>
       </w:r>
     </w:p>
     <w:p>
-      <w:r>
+      <w:pPr>
+        <w:rPr>
+          <w:lang w:val="en-US"/>
+        </w:rPr>
+      </w:pPr>
+      <w:r>
+        <w:rPr>
+          <w:lang w:val="en-US"/>
+        </w:rPr>
         <w:t xml:space="preserve">    });</w:t>
       </w:r>
     </w:p>
-    <w:p/>
-    <w:p>
-      <w:r>
+    <w:p>
+      <w:pPr>
+        <w:rPr>
+          <w:lang w:val="en-US"/>
+        </w:rPr>
+      </w:pPr>
+    </w:p>
+    <w:p>
+      <w:pPr>
+        <w:rPr>
+          <w:lang w:val="en-US"/>
+        </w:rPr>
+      </w:pPr>
+      <w:r>
+        <w:rPr>
+          <w:lang w:val="en-US"/>
+        </w:rPr>
         <w:t xml:space="preserve">    source.onerror = () =&gt; {</w:t>
       </w:r>
     </w:p>
     <w:p>
-      <w:r>
+      <w:pPr>
+        <w:rPr>
+          <w:lang w:val="en-US"/>
+        </w:rPr>
+      </w:pPr>
+      <w:r>
+        <w:rPr>
+          <w:lang w:val="en-US"/>
+        </w:rPr>
         <w:t xml:space="preserve">      source.close();</w:t>
       </w:r>
     </w:p>
     <w:p>
-      <w:r>
+      <w:pPr>
+        <w:rPr>
+          <w:lang w:val="en-US"/>
+        </w:rPr>
+      </w:pPr>
+      <w:r>
+        <w:rPr>
+          <w:lang w:val="en-US"/>
+        </w:rPr>
         <w:t xml:space="preserve">      setConnected(false);</w:t>
       </w:r>
     </w:p>
     <w:p>
-      <w:r>
+      <w:pPr>
+        <w:rPr>
+          <w:lang w:val="en-US"/>
+        </w:rPr>
+      </w:pPr>
+      <w:r>
+        <w:rPr>
+          <w:lang w:val="en-US"/>
+        </w:rPr>
         <w:t xml:space="preserve">    };</w:t>
       </w:r>
     </w:p>
-    <w:p/>
-    <w:p>
-      <w:r>
+    <w:p>
+      <w:pPr>
+        <w:rPr>
+          <w:lang w:val="en-US"/>
+        </w:rPr>
+      </w:pPr>
+    </w:p>
+    <w:p>
+      <w:pPr>
+        <w:rPr>
+          <w:lang w:val="en-US"/>
+        </w:rPr>
+      </w:pPr>
+      <w:r>
+        <w:rPr>
+          <w:lang w:val="en-US"/>
+        </w:rPr>
         <w:t xml:space="preserve">    return () =&gt; {</w:t>
       </w:r>
     </w:p>
     <w:p>
-      <w:r>
+      <w:pPr>
+        <w:rPr>
+          <w:lang w:val="en-US"/>
+        </w:rPr>
+      </w:pPr>
+      <w:r>
+        <w:rPr>
+          <w:lang w:val="en-US"/>
+        </w:rPr>
         <w:t xml:space="preserve">      source.close();</w:t>
       </w:r>
     </w:p>
     <w:p>
-      <w:r>
+      <w:pPr>
+        <w:rPr>
+          <w:lang w:val="en-US"/>
+        </w:rPr>
+      </w:pPr>
+      <w:r>
+        <w:rPr>
+          <w:lang w:val="en-US"/>
+        </w:rPr>
         <w:t xml:space="preserve">      sourceRef.current = null;</w:t>
       </w:r>
     </w:p>
     <w:p>
-      <w:r>
+      <w:pPr>
+        <w:rPr>
+          <w:lang w:val="en-US"/>
+        </w:rPr>
+      </w:pPr>
+      <w:r>
+        <w:rPr>
+          <w:lang w:val="en-US"/>
+        </w:rPr>
         <w:t xml:space="preserve">    };</w:t>
       </w:r>
     </w:p>
     <w:p>
-      <w:r>
+      <w:pPr>
+        <w:rPr>
+          <w:lang w:val="en-US"/>
+        </w:rPr>
+      </w:pPr>
+      <w:r>
+        <w:rPr>
+          <w:lang w:val="en-US"/>
+        </w:rPr>
         <w:t xml:space="preserve">  }, [runId]);</w:t>
       </w:r>
     </w:p>
-    <w:p/>
-    <w:p>
-      <w:r>
+    <w:p>
+      <w:pPr>
+        <w:rPr>
+          <w:lang w:val="en-US"/>
+        </w:rPr>
+      </w:pPr>
+    </w:p>
+    <w:p>
+      <w:pPr>
+        <w:rPr>
+          <w:lang w:val="en-US"/>
+        </w:rPr>
+      </w:pPr>
+      <w:r>
+        <w:rPr>
+          <w:lang w:val="en-US"/>
+        </w:rPr>
         <w:t xml:space="preserve">  return { progress, error, connected };</w:t>
       </w:r>
     </w:p>
@@ -10153,7 +12151,7 @@
     <w:p>
       <w:r>
         <w:pict w14:anchorId="2924DE53">
-          <v:rect id="_x0000_i1224" style="width:0;height:0" o:hralign="center" o:hrstd="t" o:hr="t" fillcolor="#a0a0a0" stroked="f"/>
+          <v:rect id="_x0000_i1038" style="width:0;height:0" o:hralign="center" o:hrstd="t" o:hr="t" fillcolor="#a0a0a0" stroked="f"/>
         </w:pict>
       </w:r>
     </w:p>
@@ -10162,6 +12160,7 @@
         <w:rPr>
           <w:b/>
           <w:bCs/>
+          <w:lang w:val="en-US"/>
         </w:rPr>
       </w:pPr>
       <w:r>
@@ -10169,42 +12168,65 @@
           <w:b/>
           <w:bCs/>
         </w:rPr>
-        <w:t>Шаг 11.13 — Zustand-хранилище (src/stores/uiStore.ts)</w:t>
-      </w:r>
-    </w:p>
-    <w:p>
-      <w:r>
-        <w:t>Zustand — это простое глобальное хранилище. Здесь храним API-ключ, роль пользователя и скрытые баннеры.</w:t>
-      </w:r>
-    </w:p>
-    <w:p>
+        <w:t>Шаг</w:t>
+      </w:r>
       <w:r>
         <w:rPr>
           <w:b/>
           <w:bCs/>
-        </w:rPr>
-        <w:t>Действие 32.</w:t>
-      </w:r>
-      <w:r>
-        <w:t> Создайте файл:</w:t>
-      </w:r>
-    </w:p>
-    <w:p>
-      <w:r>
-        <w:t>Bash</w:t>
-      </w:r>
-    </w:p>
-    <w:p>
-      <w:r>
-        <w:t>nano src/stores/uiStore.ts</w:t>
-      </w:r>
-    </w:p>
-    <w:p>
+          <w:lang w:val="en-US"/>
+        </w:rPr>
+        <w:t xml:space="preserve"> 11.13 — Zustand-</w:t>
+      </w:r>
       <w:r>
         <w:rPr>
           <w:b/>
           <w:bCs/>
         </w:rPr>
+        <w:t>хранилище</w:t>
+      </w:r>
+      <w:r>
+        <w:rPr>
+          <w:b/>
+          <w:bCs/>
+          <w:lang w:val="en-US"/>
+        </w:rPr>
+        <w:t xml:space="preserve"> (src/stores/uiStore.ts)</w:t>
+      </w:r>
+    </w:p>
+    <w:p>
+      <w:r>
+        <w:t>Zustand — это простое глобальное хранилище. Здесь храним API-ключ, роль пользователя и скрытые баннеры.</w:t>
+      </w:r>
+    </w:p>
+    <w:p>
+      <w:r>
+        <w:rPr>
+          <w:b/>
+          <w:bCs/>
+        </w:rPr>
+        <w:t>Действие 32.</w:t>
+      </w:r>
+      <w:r>
+        <w:t> Создайте файл:</w:t>
+      </w:r>
+    </w:p>
+    <w:p>
+      <w:r>
+        <w:t>Bash</w:t>
+      </w:r>
+    </w:p>
+    <w:p>
+      <w:r>
+        <w:t>nano src/stores/uiStore.ts</w:t>
+      </w:r>
+    </w:p>
+    <w:p>
+      <w:r>
+        <w:rPr>
+          <w:b/>
+          <w:bCs/>
+        </w:rPr>
         <w:t>Действие 33.</w:t>
       </w:r>
       <w:r>
@@ -10237,25 +12259,70 @@
       </w:r>
     </w:p>
     <w:p>
-      <w:r>
-        <w:t xml:space="preserve"> */</w:t>
-      </w:r>
-    </w:p>
-    <w:p/>
-    <w:p>
-      <w:r>
+      <w:pPr>
+        <w:rPr>
+          <w:lang w:val="en-US"/>
+        </w:rPr>
+      </w:pPr>
+      <w:r>
+        <w:t xml:space="preserve"> </w:t>
+      </w:r>
+      <w:r>
+        <w:rPr>
+          <w:lang w:val="en-US"/>
+        </w:rPr>
+        <w:t>*/</w:t>
+      </w:r>
+    </w:p>
+    <w:p>
+      <w:pPr>
+        <w:rPr>
+          <w:lang w:val="en-US"/>
+        </w:rPr>
+      </w:pPr>
+    </w:p>
+    <w:p>
+      <w:pPr>
+        <w:rPr>
+          <w:lang w:val="en-US"/>
+        </w:rPr>
+      </w:pPr>
+      <w:r>
+        <w:rPr>
+          <w:lang w:val="en-US"/>
+        </w:rPr>
         <w:t>import { create } from "zustand";</w:t>
       </w:r>
     </w:p>
-    <w:p/>
-    <w:p>
-      <w:r>
+    <w:p>
+      <w:pPr>
+        <w:rPr>
+          <w:lang w:val="en-US"/>
+        </w:rPr>
+      </w:pPr>
+    </w:p>
+    <w:p>
+      <w:pPr>
+        <w:rPr>
+          <w:lang w:val="en-US"/>
+        </w:rPr>
+      </w:pPr>
+      <w:r>
+        <w:rPr>
+          <w:lang w:val="en-US"/>
+        </w:rPr>
         <w:t>interface UIState {</w:t>
       </w:r>
     </w:p>
     <w:p>
       <w:r>
-        <w:t xml:space="preserve">  /** API-ключ для аутентификации. */</w:t>
+        <w:rPr>
+          <w:lang w:val="en-US"/>
+        </w:rPr>
+        <w:t xml:space="preserve">  </w:t>
+      </w:r>
+      <w:r>
+        <w:t>/** API-ключ для аутентификации. */</w:t>
       </w:r>
     </w:p>
     <w:p>
@@ -10274,18 +12341,43 @@
       </w:r>
     </w:p>
     <w:p>
-      <w:r>
-        <w:t xml:space="preserve">  /** Установить API-ключ и роль. */</w:t>
-      </w:r>
-    </w:p>
-    <w:p>
-      <w:r>
+      <w:pPr>
+        <w:rPr>
+          <w:lang w:val="en-US"/>
+        </w:rPr>
+      </w:pPr>
+      <w:r>
+        <w:t xml:space="preserve">  /** Установить API-ключ и роль. </w:t>
+      </w:r>
+      <w:r>
+        <w:rPr>
+          <w:lang w:val="en-US"/>
+        </w:rPr>
+        <w:t>*/</w:t>
+      </w:r>
+    </w:p>
+    <w:p>
+      <w:pPr>
+        <w:rPr>
+          <w:lang w:val="en-US"/>
+        </w:rPr>
+      </w:pPr>
+      <w:r>
+        <w:rPr>
+          <w:lang w:val="en-US"/>
+        </w:rPr>
         <w:t xml:space="preserve">  login: (key: string, role: string) =&gt; void;</w:t>
       </w:r>
     </w:p>
     <w:p>
       <w:r>
-        <w:t xml:space="preserve">  /** Выйти: удалить ключ. */</w:t>
+        <w:rPr>
+          <w:lang w:val="en-US"/>
+        </w:rPr>
+        <w:t xml:space="preserve">  </w:t>
+      </w:r>
+      <w:r>
+        <w:t>/** Выйти: удалить ключ. */</w:t>
       </w:r>
     </w:p>
     <w:p>
@@ -10294,139 +12386,396 @@
       </w:r>
     </w:p>
     <w:p>
-      <w:r>
-        <w:t xml:space="preserve">  /** ID баннеров, которые пользователь закрыл. */</w:t>
-      </w:r>
-    </w:p>
-    <w:p>
-      <w:r>
+      <w:pPr>
+        <w:rPr>
+          <w:lang w:val="en-US"/>
+        </w:rPr>
+      </w:pPr>
+      <w:r>
+        <w:t xml:space="preserve">  /** ID баннеров, которые пользователь закрыл. </w:t>
+      </w:r>
+      <w:r>
+        <w:rPr>
+          <w:lang w:val="en-US"/>
+        </w:rPr>
+        <w:t>*/</w:t>
+      </w:r>
+    </w:p>
+    <w:p>
+      <w:pPr>
+        <w:rPr>
+          <w:lang w:val="en-US"/>
+        </w:rPr>
+      </w:pPr>
+      <w:r>
+        <w:rPr>
+          <w:lang w:val="en-US"/>
+        </w:rPr>
         <w:t xml:space="preserve">  dismissedBanners: string[];</w:t>
       </w:r>
     </w:p>
     <w:p>
-      <w:r>
-        <w:t xml:space="preserve">  /** Закрыть баннер. */</w:t>
-      </w:r>
-    </w:p>
-    <w:p>
-      <w:r>
+      <w:pPr>
+        <w:rPr>
+          <w:lang w:val="en-US"/>
+        </w:rPr>
+      </w:pPr>
+      <w:r>
+        <w:rPr>
+          <w:lang w:val="en-US"/>
+        </w:rPr>
+        <w:t xml:space="preserve">  /** </w:t>
+      </w:r>
+      <w:r>
+        <w:t>Закрыть</w:t>
+      </w:r>
+      <w:r>
+        <w:rPr>
+          <w:lang w:val="en-US"/>
+        </w:rPr>
+        <w:t xml:space="preserve"> </w:t>
+      </w:r>
+      <w:r>
+        <w:t>баннер</w:t>
+      </w:r>
+      <w:r>
+        <w:rPr>
+          <w:lang w:val="en-US"/>
+        </w:rPr>
+        <w:t>. */</w:t>
+      </w:r>
+    </w:p>
+    <w:p>
+      <w:pPr>
+        <w:rPr>
+          <w:lang w:val="en-US"/>
+        </w:rPr>
+      </w:pPr>
+      <w:r>
+        <w:rPr>
+          <w:lang w:val="en-US"/>
+        </w:rPr>
         <w:t xml:space="preserve">  dismissBanner: (id: string) =&gt; void;</w:t>
       </w:r>
     </w:p>
     <w:p>
-      <w:r>
+      <w:pPr>
+        <w:rPr>
+          <w:lang w:val="en-US"/>
+        </w:rPr>
+      </w:pPr>
+      <w:r>
+        <w:rPr>
+          <w:lang w:val="en-US"/>
+        </w:rPr>
         <w:t>}</w:t>
       </w:r>
     </w:p>
-    <w:p/>
-    <w:p>
-      <w:r>
+    <w:p>
+      <w:pPr>
+        <w:rPr>
+          <w:lang w:val="en-US"/>
+        </w:rPr>
+      </w:pPr>
+    </w:p>
+    <w:p>
+      <w:pPr>
+        <w:rPr>
+          <w:lang w:val="en-US"/>
+        </w:rPr>
+      </w:pPr>
+      <w:r>
+        <w:rPr>
+          <w:lang w:val="en-US"/>
+        </w:rPr>
         <w:t>export const useUIStore = create&lt;UIState&gt;()((set) =&gt; ({</w:t>
       </w:r>
     </w:p>
     <w:p>
-      <w:r>
+      <w:pPr>
+        <w:rPr>
+          <w:lang w:val="en-US"/>
+        </w:rPr>
+      </w:pPr>
+      <w:r>
+        <w:rPr>
+          <w:lang w:val="en-US"/>
+        </w:rPr>
         <w:t xml:space="preserve">  apiKey: localStorage.getItem("mas_dd_api_key") || "",</w:t>
       </w:r>
     </w:p>
     <w:p>
-      <w:r>
+      <w:pPr>
+        <w:rPr>
+          <w:lang w:val="en-US"/>
+        </w:rPr>
+      </w:pPr>
+      <w:r>
+        <w:rPr>
+          <w:lang w:val="en-US"/>
+        </w:rPr>
         <w:t xml:space="preserve">  userRole: localStorage.getItem("mas_dd_user_role") || "viewer",</w:t>
       </w:r>
     </w:p>
-    <w:p/>
-    <w:p>
-      <w:r>
+    <w:p>
+      <w:pPr>
+        <w:rPr>
+          <w:lang w:val="en-US"/>
+        </w:rPr>
+      </w:pPr>
+    </w:p>
+    <w:p>
+      <w:pPr>
+        <w:rPr>
+          <w:lang w:val="en-US"/>
+        </w:rPr>
+      </w:pPr>
+      <w:r>
+        <w:rPr>
+          <w:lang w:val="en-US"/>
+        </w:rPr>
         <w:t xml:space="preserve">  login: (key, role) =&gt; {</w:t>
       </w:r>
     </w:p>
     <w:p>
-      <w:r>
+      <w:pPr>
+        <w:rPr>
+          <w:lang w:val="en-US"/>
+        </w:rPr>
+      </w:pPr>
+      <w:r>
+        <w:rPr>
+          <w:lang w:val="en-US"/>
+        </w:rPr>
         <w:t xml:space="preserve">    localStorage.setItem("mas_dd_api_key", key);</w:t>
       </w:r>
     </w:p>
     <w:p>
-      <w:r>
+      <w:pPr>
+        <w:rPr>
+          <w:lang w:val="en-US"/>
+        </w:rPr>
+      </w:pPr>
+      <w:r>
+        <w:rPr>
+          <w:lang w:val="en-US"/>
+        </w:rPr>
         <w:t xml:space="preserve">    localStorage.setItem("mas_dd_user_role", role);</w:t>
       </w:r>
     </w:p>
     <w:p>
-      <w:r>
+      <w:pPr>
+        <w:rPr>
+          <w:lang w:val="en-US"/>
+        </w:rPr>
+      </w:pPr>
+      <w:r>
+        <w:rPr>
+          <w:lang w:val="en-US"/>
+        </w:rPr>
         <w:t xml:space="preserve">    set({ apiKey: key, userRole: role });</w:t>
       </w:r>
     </w:p>
     <w:p>
-      <w:r>
+      <w:pPr>
+        <w:rPr>
+          <w:lang w:val="en-US"/>
+        </w:rPr>
+      </w:pPr>
+      <w:r>
+        <w:rPr>
+          <w:lang w:val="en-US"/>
+        </w:rPr>
         <w:t xml:space="preserve">  },</w:t>
       </w:r>
     </w:p>
-    <w:p/>
-    <w:p>
-      <w:r>
+    <w:p>
+      <w:pPr>
+        <w:rPr>
+          <w:lang w:val="en-US"/>
+        </w:rPr>
+      </w:pPr>
+    </w:p>
+    <w:p>
+      <w:pPr>
+        <w:rPr>
+          <w:lang w:val="en-US"/>
+        </w:rPr>
+      </w:pPr>
+      <w:r>
+        <w:rPr>
+          <w:lang w:val="en-US"/>
+        </w:rPr>
         <w:t xml:space="preserve">  logout: () =&gt; {</w:t>
       </w:r>
     </w:p>
     <w:p>
-      <w:r>
+      <w:pPr>
+        <w:rPr>
+          <w:lang w:val="en-US"/>
+        </w:rPr>
+      </w:pPr>
+      <w:r>
+        <w:rPr>
+          <w:lang w:val="en-US"/>
+        </w:rPr>
         <w:t xml:space="preserve">    localStorage.removeItem("mas_dd_api_key");</w:t>
       </w:r>
     </w:p>
     <w:p>
-      <w:r>
+      <w:pPr>
+        <w:rPr>
+          <w:lang w:val="en-US"/>
+        </w:rPr>
+      </w:pPr>
+      <w:r>
+        <w:rPr>
+          <w:lang w:val="en-US"/>
+        </w:rPr>
         <w:t xml:space="preserve">    localStorage.removeItem("mas_dd_user_role");</w:t>
       </w:r>
     </w:p>
     <w:p>
-      <w:r>
+      <w:pPr>
+        <w:rPr>
+          <w:lang w:val="en-US"/>
+        </w:rPr>
+      </w:pPr>
+      <w:r>
+        <w:rPr>
+          <w:lang w:val="en-US"/>
+        </w:rPr>
         <w:t xml:space="preserve">    set({ apiKey: "", userRole: "viewer" });</w:t>
       </w:r>
     </w:p>
     <w:p>
-      <w:r>
+      <w:pPr>
+        <w:rPr>
+          <w:lang w:val="en-US"/>
+        </w:rPr>
+      </w:pPr>
+      <w:r>
+        <w:rPr>
+          <w:lang w:val="en-US"/>
+        </w:rPr>
         <w:t xml:space="preserve">  },</w:t>
       </w:r>
     </w:p>
-    <w:p/>
-    <w:p>
-      <w:r>
+    <w:p>
+      <w:pPr>
+        <w:rPr>
+          <w:lang w:val="en-US"/>
+        </w:rPr>
+      </w:pPr>
+    </w:p>
+    <w:p>
+      <w:pPr>
+        <w:rPr>
+          <w:lang w:val="en-US"/>
+        </w:rPr>
+      </w:pPr>
+      <w:r>
+        <w:rPr>
+          <w:lang w:val="en-US"/>
+        </w:rPr>
         <w:lastRenderedPageBreak/>
         <w:t xml:space="preserve">  dismissedBanners: JSON.parse(</w:t>
       </w:r>
     </w:p>
     <w:p>
-      <w:r>
+      <w:pPr>
+        <w:rPr>
+          <w:lang w:val="en-US"/>
+        </w:rPr>
+      </w:pPr>
+      <w:r>
+        <w:rPr>
+          <w:lang w:val="en-US"/>
+        </w:rPr>
         <w:t xml:space="preserve">    localStorage.getItem("mas_dd_dismissed") || "[]",</w:t>
       </w:r>
     </w:p>
     <w:p>
-      <w:r>
+      <w:pPr>
+        <w:rPr>
+          <w:lang w:val="en-US"/>
+        </w:rPr>
+      </w:pPr>
+      <w:r>
+        <w:rPr>
+          <w:lang w:val="en-US"/>
+        </w:rPr>
         <w:t xml:space="preserve">  ),</w:t>
       </w:r>
     </w:p>
-    <w:p/>
-    <w:p>
-      <w:r>
+    <w:p>
+      <w:pPr>
+        <w:rPr>
+          <w:lang w:val="en-US"/>
+        </w:rPr>
+      </w:pPr>
+    </w:p>
+    <w:p>
+      <w:pPr>
+        <w:rPr>
+          <w:lang w:val="en-US"/>
+        </w:rPr>
+      </w:pPr>
+      <w:r>
+        <w:rPr>
+          <w:lang w:val="en-US"/>
+        </w:rPr>
         <w:t xml:space="preserve">  dismissBanner: (id) =&gt;</w:t>
       </w:r>
     </w:p>
     <w:p>
-      <w:r>
+      <w:pPr>
+        <w:rPr>
+          <w:lang w:val="en-US"/>
+        </w:rPr>
+      </w:pPr>
+      <w:r>
+        <w:rPr>
+          <w:lang w:val="en-US"/>
+        </w:rPr>
         <w:t xml:space="preserve">    set((state) =&gt; {</w:t>
       </w:r>
     </w:p>
     <w:p>
-      <w:r>
+      <w:pPr>
+        <w:rPr>
+          <w:lang w:val="en-US"/>
+        </w:rPr>
+      </w:pPr>
+      <w:r>
+        <w:rPr>
+          <w:lang w:val="en-US"/>
+        </w:rPr>
         <w:t xml:space="preserve">      const updated = [...state.dismissedBanners, id];</w:t>
       </w:r>
     </w:p>
     <w:p>
-      <w:r>
+      <w:pPr>
+        <w:rPr>
+          <w:lang w:val="en-US"/>
+        </w:rPr>
+      </w:pPr>
+      <w:r>
+        <w:rPr>
+          <w:lang w:val="en-US"/>
+        </w:rPr>
         <w:t xml:space="preserve">      localStorage.setItem("mas_dd_dismissed", JSON.stringify(updated));</w:t>
       </w:r>
     </w:p>
     <w:p>
       <w:r>
-        <w:t xml:space="preserve">      return { dismissedBanners: updated };</w:t>
+        <w:rPr>
+          <w:lang w:val="en-US"/>
+        </w:rPr>
+        <w:t xml:space="preserve">      </w:t>
+      </w:r>
+      <w:r>
+        <w:t>return { dismissedBanners: updated };</w:t>
       </w:r>
     </w:p>
     <w:p>
@@ -10447,7 +12796,7 @@
     <w:p>
       <w:r>
         <w:pict w14:anchorId="0671D34C">
-          <v:rect id="_x0000_i1225" style="width:0;height:0" o:hralign="center" o:hrstd="t" o:hr="t" fillcolor="#a0a0a0" stroked="f"/>
+          <v:rect id="_x0000_i1039" style="width:0;height:0" o:hralign="center" o:hrstd="t" o:hr="t" fillcolor="#a0a0a0" stroked="f"/>
         </w:pict>
       </w:r>
     </w:p>
@@ -10516,67 +12865,182 @@
       </w:r>
     </w:p>
     <w:p>
-      <w:r>
-        <w:t xml:space="preserve"> */</w:t>
-      </w:r>
-    </w:p>
-    <w:p/>
-    <w:p>
-      <w:r>
+      <w:pPr>
+        <w:rPr>
+          <w:lang w:val="en-US"/>
+        </w:rPr>
+      </w:pPr>
+      <w:r>
+        <w:t xml:space="preserve"> </w:t>
+      </w:r>
+      <w:r>
+        <w:rPr>
+          <w:lang w:val="en-US"/>
+        </w:rPr>
+        <w:t>*/</w:t>
+      </w:r>
+    </w:p>
+    <w:p>
+      <w:pPr>
+        <w:rPr>
+          <w:lang w:val="en-US"/>
+        </w:rPr>
+      </w:pPr>
+    </w:p>
+    <w:p>
+      <w:pPr>
+        <w:rPr>
+          <w:lang w:val="en-US"/>
+        </w:rPr>
+      </w:pPr>
+      <w:r>
+        <w:rPr>
+          <w:lang w:val="en-US"/>
+        </w:rPr>
         <w:t>import { useUIStore } from "../stores/uiStore";</w:t>
       </w:r>
     </w:p>
-    <w:p/>
-    <w:p>
-      <w:r>
+    <w:p>
+      <w:pPr>
+        <w:rPr>
+          <w:lang w:val="en-US"/>
+        </w:rPr>
+      </w:pPr>
+    </w:p>
+    <w:p>
+      <w:pPr>
+        <w:rPr>
+          <w:lang w:val="en-US"/>
+        </w:rPr>
+      </w:pPr>
+      <w:r>
+        <w:rPr>
+          <w:lang w:val="en-US"/>
+        </w:rPr>
         <w:t>export function useAuth() {</w:t>
       </w:r>
     </w:p>
     <w:p>
-      <w:r>
+      <w:pPr>
+        <w:rPr>
+          <w:lang w:val="en-US"/>
+        </w:rPr>
+      </w:pPr>
+      <w:r>
+        <w:rPr>
+          <w:lang w:val="en-US"/>
+        </w:rPr>
         <w:t xml:space="preserve">  const apiKey = useUIStore((s) =&gt; s.apiKey);</w:t>
       </w:r>
     </w:p>
     <w:p>
-      <w:r>
+      <w:pPr>
+        <w:rPr>
+          <w:lang w:val="en-US"/>
+        </w:rPr>
+      </w:pPr>
+      <w:r>
+        <w:rPr>
+          <w:lang w:val="en-US"/>
+        </w:rPr>
         <w:t xml:space="preserve">  const userRole = useUIStore((s) =&gt; s.userRole);</w:t>
       </w:r>
     </w:p>
     <w:p>
-      <w:r>
+      <w:pPr>
+        <w:rPr>
+          <w:lang w:val="en-US"/>
+        </w:rPr>
+      </w:pPr>
+      <w:r>
+        <w:rPr>
+          <w:lang w:val="en-US"/>
+        </w:rPr>
         <w:t xml:space="preserve">  const login = useUIStore((s) =&gt; s.login);</w:t>
       </w:r>
     </w:p>
     <w:p>
-      <w:r>
+      <w:pPr>
+        <w:rPr>
+          <w:lang w:val="en-US"/>
+        </w:rPr>
+      </w:pPr>
+      <w:r>
+        <w:rPr>
+          <w:lang w:val="en-US"/>
+        </w:rPr>
         <w:t xml:space="preserve">  const logout = useUIStore((s) =&gt; s.logout);</w:t>
       </w:r>
     </w:p>
-    <w:p/>
-    <w:p>
-      <w:r>
+    <w:p>
+      <w:pPr>
+        <w:rPr>
+          <w:lang w:val="en-US"/>
+        </w:rPr>
+      </w:pPr>
+    </w:p>
+    <w:p>
+      <w:pPr>
+        <w:rPr>
+          <w:lang w:val="en-US"/>
+        </w:rPr>
+      </w:pPr>
+      <w:r>
+        <w:rPr>
+          <w:lang w:val="en-US"/>
+        </w:rPr>
         <w:t xml:space="preserve">  return {</w:t>
       </w:r>
     </w:p>
     <w:p>
-      <w:r>
+      <w:pPr>
+        <w:rPr>
+          <w:lang w:val="en-US"/>
+        </w:rPr>
+      </w:pPr>
+      <w:r>
+        <w:rPr>
+          <w:lang w:val="en-US"/>
+        </w:rPr>
         <w:lastRenderedPageBreak/>
         <w:t xml:space="preserve">    apiKey,</w:t>
       </w:r>
     </w:p>
     <w:p>
-      <w:r>
+      <w:pPr>
+        <w:rPr>
+          <w:lang w:val="en-US"/>
+        </w:rPr>
+      </w:pPr>
+      <w:r>
+        <w:rPr>
+          <w:lang w:val="en-US"/>
+        </w:rPr>
         <w:t xml:space="preserve">    userRole,</w:t>
       </w:r>
     </w:p>
     <w:p>
-      <w:r>
+      <w:pPr>
+        <w:rPr>
+          <w:lang w:val="en-US"/>
+        </w:rPr>
+      </w:pPr>
+      <w:r>
+        <w:rPr>
+          <w:lang w:val="en-US"/>
+        </w:rPr>
         <w:t xml:space="preserve">    isAuthenticated: !!apiKey,</w:t>
       </w:r>
     </w:p>
     <w:p>
       <w:r>
-        <w:t xml:space="preserve">    login,</w:t>
+        <w:rPr>
+          <w:lang w:val="en-US"/>
+        </w:rPr>
+        <w:t xml:space="preserve">    </w:t>
+      </w:r>
+      <w:r>
+        <w:t>login,</w:t>
       </w:r>
     </w:p>
     <w:p>
@@ -10602,7 +13066,7 @@
     <w:p>
       <w:r>
         <w:pict w14:anchorId="57C3C67A">
-          <v:rect id="_x0000_i1226" style="width:0;height:0" o:hralign="center" o:hrstd="t" o:hr="t" fillcolor="#a0a0a0" stroked="f"/>
+          <v:rect id="_x0000_i1040" style="width:0;height:0" o:hralign="center" o:hrstd="t" o:hr="t" fillcolor="#a0a0a0" stroked="f"/>
         </w:pict>
       </w:r>
     </w:p>
@@ -10611,6 +13075,7 @@
         <w:rPr>
           <w:b/>
           <w:bCs/>
+          <w:lang w:val="en-US"/>
         </w:rPr>
       </w:pPr>
       <w:r>
@@ -10618,42 +13083,65 @@
           <w:b/>
           <w:bCs/>
         </w:rPr>
-        <w:t>Шаг 11.15 — UI-компонент: Tabs (src/components/ui/Tabs.tsx)</w:t>
-      </w:r>
-    </w:p>
-    <w:p>
-      <w:r>
-        <w:t>Простая реализация вкладок без внешних библиотек.</w:t>
-      </w:r>
-    </w:p>
-    <w:p>
+        <w:t>Шаг</w:t>
+      </w:r>
       <w:r>
         <w:rPr>
           <w:b/>
           <w:bCs/>
-        </w:rPr>
-        <w:t>Действие 36.</w:t>
-      </w:r>
-      <w:r>
-        <w:t> Создайте файл:</w:t>
-      </w:r>
-    </w:p>
-    <w:p>
-      <w:r>
-        <w:t>Bash</w:t>
-      </w:r>
-    </w:p>
-    <w:p>
-      <w:r>
-        <w:t>nano src/components/ui/Tabs.tsx</w:t>
-      </w:r>
-    </w:p>
-    <w:p>
+          <w:lang w:val="en-US"/>
+        </w:rPr>
+        <w:t xml:space="preserve"> 11.15 — UI-</w:t>
+      </w:r>
       <w:r>
         <w:rPr>
           <w:b/>
           <w:bCs/>
         </w:rPr>
+        <w:t>компонент</w:t>
+      </w:r>
+      <w:r>
+        <w:rPr>
+          <w:b/>
+          <w:bCs/>
+          <w:lang w:val="en-US"/>
+        </w:rPr>
+        <w:t>: Tabs (src/components/ui/Tabs.tsx)</w:t>
+      </w:r>
+    </w:p>
+    <w:p>
+      <w:r>
+        <w:t>Простая реализация вкладок без внешних библиотек.</w:t>
+      </w:r>
+    </w:p>
+    <w:p>
+      <w:r>
+        <w:rPr>
+          <w:b/>
+          <w:bCs/>
+        </w:rPr>
+        <w:t>Действие 36.</w:t>
+      </w:r>
+      <w:r>
+        <w:t> Создайте файл:</w:t>
+      </w:r>
+    </w:p>
+    <w:p>
+      <w:r>
+        <w:t>Bash</w:t>
+      </w:r>
+    </w:p>
+    <w:p>
+      <w:r>
+        <w:t>nano src/components/ui/Tabs.tsx</w:t>
+      </w:r>
+    </w:p>
+    <w:p>
+      <w:r>
+        <w:rPr>
+          <w:b/>
+          <w:bCs/>
+        </w:rPr>
         <w:t>Действие 37.</w:t>
       </w:r>
       <w:r>
@@ -10676,501 +13164,1457 @@
       </w:r>
     </w:p>
     <w:p>
-      <w:r>
-        <w:t xml:space="preserve"> *</w:t>
-      </w:r>
-    </w:p>
-    <w:p>
-      <w:r>
-        <w:t xml:space="preserve"> * Пример использования:</w:t>
-      </w:r>
-    </w:p>
-    <w:p>
-      <w:r>
+      <w:pPr>
+        <w:rPr>
+          <w:lang w:val="en-US"/>
+        </w:rPr>
+      </w:pPr>
+      <w:r>
+        <w:t xml:space="preserve"> </w:t>
+      </w:r>
+      <w:r>
+        <w:rPr>
+          <w:lang w:val="en-US"/>
+        </w:rPr>
+        <w:t>*</w:t>
+      </w:r>
+    </w:p>
+    <w:p>
+      <w:pPr>
+        <w:rPr>
+          <w:lang w:val="en-US"/>
+        </w:rPr>
+      </w:pPr>
+      <w:r>
+        <w:rPr>
+          <w:lang w:val="en-US"/>
+        </w:rPr>
+        <w:t xml:space="preserve"> * </w:t>
+      </w:r>
+      <w:r>
+        <w:t>Пример</w:t>
+      </w:r>
+      <w:r>
+        <w:rPr>
+          <w:lang w:val="en-US"/>
+        </w:rPr>
+        <w:t xml:space="preserve"> </w:t>
+      </w:r>
+      <w:r>
+        <w:t>использования</w:t>
+      </w:r>
+      <w:r>
+        <w:rPr>
+          <w:lang w:val="en-US"/>
+        </w:rPr>
+        <w:t>:</w:t>
+      </w:r>
+    </w:p>
+    <w:p>
+      <w:pPr>
+        <w:rPr>
+          <w:lang w:val="en-US"/>
+        </w:rPr>
+      </w:pPr>
+      <w:r>
+        <w:rPr>
+          <w:lang w:val="en-US"/>
+        </w:rPr>
         <w:t xml:space="preserve"> *   &lt;Tabs defaultValue="overview"&gt;</w:t>
       </w:r>
     </w:p>
     <w:p>
-      <w:r>
+      <w:pPr>
+        <w:rPr>
+          <w:lang w:val="en-US"/>
+        </w:rPr>
+      </w:pPr>
+      <w:r>
+        <w:rPr>
+          <w:lang w:val="en-US"/>
+        </w:rPr>
         <w:t xml:space="preserve"> *     &lt;TabsList&gt;</w:t>
       </w:r>
     </w:p>
     <w:p>
-      <w:r>
-        <w:t xml:space="preserve"> *       &lt;TabsTrigger value="overview"&gt;Обзор&lt;/TabsTrigger&gt;</w:t>
-      </w:r>
-    </w:p>
-    <w:p>
-      <w:r>
+      <w:pPr>
+        <w:rPr>
+          <w:lang w:val="en-US"/>
+        </w:rPr>
+      </w:pPr>
+      <w:r>
+        <w:rPr>
+          <w:lang w:val="en-US"/>
+        </w:rPr>
+        <w:t xml:space="preserve"> *       &lt;TabsTrigger value="overview"&gt;</w:t>
+      </w:r>
+      <w:r>
+        <w:t>Обзор</w:t>
+      </w:r>
+      <w:r>
+        <w:rPr>
+          <w:lang w:val="en-US"/>
+        </w:rPr>
+        <w:t>&lt;/TabsTrigger&gt;</w:t>
+      </w:r>
+    </w:p>
+    <w:p>
+      <w:pPr>
+        <w:rPr>
+          <w:lang w:val="en-US"/>
+        </w:rPr>
+      </w:pPr>
+      <w:r>
+        <w:rPr>
+          <w:lang w:val="en-US"/>
+        </w:rPr>
         <w:t xml:space="preserve"> *       &lt;TabsTrigger value="grid"&gt;DD Grid&lt;/TabsTrigger&gt;</w:t>
       </w:r>
     </w:p>
     <w:p>
-      <w:r>
+      <w:pPr>
+        <w:rPr>
+          <w:lang w:val="en-US"/>
+        </w:rPr>
+      </w:pPr>
+      <w:r>
+        <w:rPr>
+          <w:lang w:val="en-US"/>
+        </w:rPr>
         <w:t xml:space="preserve"> *     &lt;/TabsList&gt;</w:t>
       </w:r>
     </w:p>
     <w:p>
-      <w:r>
-        <w:t xml:space="preserve"> *     &lt;TabsContent value="overview"&gt;Содержимое обзора&lt;/TabsContent&gt;</w:t>
-      </w:r>
-    </w:p>
-    <w:p>
-      <w:r>
-        <w:t xml:space="preserve"> *     &lt;TabsContent value="grid"&gt;Содержимое грида&lt;/TabsContent&gt;</w:t>
-      </w:r>
-    </w:p>
-    <w:p>
-      <w:r>
+      <w:pPr>
+        <w:rPr>
+          <w:lang w:val="en-US"/>
+        </w:rPr>
+      </w:pPr>
+      <w:r>
+        <w:rPr>
+          <w:lang w:val="en-US"/>
+        </w:rPr>
+        <w:t xml:space="preserve"> *     &lt;TabsContent value="overview"&gt;</w:t>
+      </w:r>
+      <w:r>
+        <w:t>Содержимое</w:t>
+      </w:r>
+      <w:r>
+        <w:rPr>
+          <w:lang w:val="en-US"/>
+        </w:rPr>
+        <w:t xml:space="preserve"> </w:t>
+      </w:r>
+      <w:r>
+        <w:t>обзора</w:t>
+      </w:r>
+      <w:r>
+        <w:rPr>
+          <w:lang w:val="en-US"/>
+        </w:rPr>
+        <w:t>&lt;/TabsContent&gt;</w:t>
+      </w:r>
+    </w:p>
+    <w:p>
+      <w:pPr>
+        <w:rPr>
+          <w:lang w:val="en-US"/>
+        </w:rPr>
+      </w:pPr>
+      <w:r>
+        <w:rPr>
+          <w:lang w:val="en-US"/>
+        </w:rPr>
+        <w:t xml:space="preserve"> *     &lt;TabsContent value="grid"&gt;</w:t>
+      </w:r>
+      <w:r>
+        <w:t>Содержимое</w:t>
+      </w:r>
+      <w:r>
+        <w:rPr>
+          <w:lang w:val="en-US"/>
+        </w:rPr>
+        <w:t xml:space="preserve"> </w:t>
+      </w:r>
+      <w:r>
+        <w:t>грида</w:t>
+      </w:r>
+      <w:r>
+        <w:rPr>
+          <w:lang w:val="en-US"/>
+        </w:rPr>
+        <w:t>&lt;/TabsContent&gt;</w:t>
+      </w:r>
+    </w:p>
+    <w:p>
+      <w:pPr>
+        <w:rPr>
+          <w:lang w:val="en-US"/>
+        </w:rPr>
+      </w:pPr>
+      <w:r>
+        <w:rPr>
+          <w:lang w:val="en-US"/>
+        </w:rPr>
         <w:t xml:space="preserve"> *   &lt;/Tabs&gt;</w:t>
       </w:r>
     </w:p>
     <w:p>
-      <w:r>
+      <w:pPr>
+        <w:rPr>
+          <w:lang w:val="en-US"/>
+        </w:rPr>
+      </w:pPr>
+      <w:r>
+        <w:rPr>
+          <w:lang w:val="en-US"/>
+        </w:rPr>
         <w:t xml:space="preserve"> */</w:t>
       </w:r>
     </w:p>
-    <w:p/>
-    <w:p>
-      <w:r>
+    <w:p>
+      <w:pPr>
+        <w:rPr>
+          <w:lang w:val="en-US"/>
+        </w:rPr>
+      </w:pPr>
+    </w:p>
+    <w:p>
+      <w:pPr>
+        <w:rPr>
+          <w:lang w:val="en-US"/>
+        </w:rPr>
+      </w:pPr>
+      <w:r>
+        <w:rPr>
+          <w:lang w:val="en-US"/>
+        </w:rPr>
         <w:t>import React, { createContext, useContext, useState, type ReactNode } from "react";</w:t>
       </w:r>
     </w:p>
     <w:p>
-      <w:r>
+      <w:pPr>
+        <w:rPr>
+          <w:lang w:val="en-US"/>
+        </w:rPr>
+      </w:pPr>
+      <w:r>
+        <w:rPr>
+          <w:lang w:val="en-US"/>
+        </w:rPr>
         <w:t>import { cn } from "../../utils";</w:t>
       </w:r>
     </w:p>
-    <w:p/>
-    <w:p>
-      <w:r>
+    <w:p>
+      <w:pPr>
+        <w:rPr>
+          <w:lang w:val="en-US"/>
+        </w:rPr>
+      </w:pPr>
+    </w:p>
+    <w:p>
+      <w:pPr>
+        <w:rPr>
+          <w:lang w:val="en-US"/>
+        </w:rPr>
+      </w:pPr>
+      <w:r>
+        <w:rPr>
+          <w:lang w:val="en-US"/>
+        </w:rPr>
         <w:t>/* ---------- Context ---------- */</w:t>
       </w:r>
     </w:p>
-    <w:p/>
-    <w:p>
-      <w:r>
+    <w:p>
+      <w:pPr>
+        <w:rPr>
+          <w:lang w:val="en-US"/>
+        </w:rPr>
+      </w:pPr>
+    </w:p>
+    <w:p>
+      <w:pPr>
+        <w:rPr>
+          <w:lang w:val="en-US"/>
+        </w:rPr>
+      </w:pPr>
+      <w:r>
+        <w:rPr>
+          <w:lang w:val="en-US"/>
+        </w:rPr>
         <w:t>interface TabsCtx {</w:t>
       </w:r>
     </w:p>
     <w:p>
-      <w:r>
+      <w:pPr>
+        <w:rPr>
+          <w:lang w:val="en-US"/>
+        </w:rPr>
+      </w:pPr>
+      <w:r>
+        <w:rPr>
+          <w:lang w:val="en-US"/>
+        </w:rPr>
         <w:t xml:space="preserve">  active: string;</w:t>
       </w:r>
     </w:p>
     <w:p>
-      <w:r>
+      <w:pPr>
+        <w:rPr>
+          <w:lang w:val="en-US"/>
+        </w:rPr>
+      </w:pPr>
+      <w:r>
+        <w:rPr>
+          <w:lang w:val="en-US"/>
+        </w:rPr>
         <w:t xml:space="preserve">  setActive: (v: string) =&gt; void;</w:t>
       </w:r>
     </w:p>
     <w:p>
-      <w:r>
+      <w:pPr>
+        <w:rPr>
+          <w:lang w:val="en-US"/>
+        </w:rPr>
+      </w:pPr>
+      <w:r>
+        <w:rPr>
+          <w:lang w:val="en-US"/>
+        </w:rPr>
         <w:t>}</w:t>
       </w:r>
     </w:p>
-    <w:p/>
-    <w:p>
-      <w:r>
+    <w:p>
+      <w:pPr>
+        <w:rPr>
+          <w:lang w:val="en-US"/>
+        </w:rPr>
+      </w:pPr>
+    </w:p>
+    <w:p>
+      <w:pPr>
+        <w:rPr>
+          <w:lang w:val="en-US"/>
+        </w:rPr>
+      </w:pPr>
+      <w:r>
+        <w:rPr>
+          <w:lang w:val="en-US"/>
+        </w:rPr>
         <w:t>const Ctx = createContext&lt;TabsCtx | null&gt;(null);</w:t>
       </w:r>
     </w:p>
     <w:p>
-      <w:r>
+      <w:pPr>
+        <w:rPr>
+          <w:lang w:val="en-US"/>
+        </w:rPr>
+      </w:pPr>
+      <w:r>
+        <w:rPr>
+          <w:lang w:val="en-US"/>
+        </w:rPr>
         <w:t>function useTabsCtx() {</w:t>
       </w:r>
     </w:p>
     <w:p>
-      <w:r>
+      <w:pPr>
+        <w:rPr>
+          <w:lang w:val="en-US"/>
+        </w:rPr>
+      </w:pPr>
+      <w:r>
+        <w:rPr>
+          <w:lang w:val="en-US"/>
+        </w:rPr>
         <w:t xml:space="preserve">  const c = useContext(Ctx);</w:t>
       </w:r>
     </w:p>
     <w:p>
-      <w:r>
-        <w:t xml:space="preserve">  if (!c) throw new Error("Tabs.* должны быть внутри &lt;Tabs&gt;");</w:t>
-      </w:r>
-    </w:p>
-    <w:p>
-      <w:r>
+      <w:pPr>
+        <w:rPr>
+          <w:lang w:val="en-US"/>
+        </w:rPr>
+      </w:pPr>
+      <w:r>
+        <w:rPr>
+          <w:lang w:val="en-US"/>
+        </w:rPr>
+        <w:t xml:space="preserve">  if (!c) throw new Error("Tabs.* </w:t>
+      </w:r>
+      <w:r>
+        <w:t>должны</w:t>
+      </w:r>
+      <w:r>
+        <w:rPr>
+          <w:lang w:val="en-US"/>
+        </w:rPr>
+        <w:t xml:space="preserve"> </w:t>
+      </w:r>
+      <w:r>
+        <w:t>быть</w:t>
+      </w:r>
+      <w:r>
+        <w:rPr>
+          <w:lang w:val="en-US"/>
+        </w:rPr>
+        <w:t xml:space="preserve"> </w:t>
+      </w:r>
+      <w:r>
+        <w:t>внутри</w:t>
+      </w:r>
+      <w:r>
+        <w:rPr>
+          <w:lang w:val="en-US"/>
+        </w:rPr>
+        <w:t xml:space="preserve"> &lt;Tabs&gt;");</w:t>
+      </w:r>
+    </w:p>
+    <w:p>
+      <w:pPr>
+        <w:rPr>
+          <w:lang w:val="en-US"/>
+        </w:rPr>
+      </w:pPr>
+      <w:r>
+        <w:rPr>
+          <w:lang w:val="en-US"/>
+        </w:rPr>
         <w:t xml:space="preserve">  return c;</w:t>
       </w:r>
     </w:p>
     <w:p>
-      <w:r>
+      <w:pPr>
+        <w:rPr>
+          <w:lang w:val="en-US"/>
+        </w:rPr>
+      </w:pPr>
+      <w:r>
+        <w:rPr>
+          <w:lang w:val="en-US"/>
+        </w:rPr>
         <w:t>}</w:t>
       </w:r>
     </w:p>
-    <w:p/>
-    <w:p>
-      <w:r>
-        <w:t>/* ---------- Tabs (корень) ---------- */</w:t>
-      </w:r>
-    </w:p>
-    <w:p/>
-    <w:p>
-      <w:r>
+    <w:p>
+      <w:pPr>
+        <w:rPr>
+          <w:lang w:val="en-US"/>
+        </w:rPr>
+      </w:pPr>
+    </w:p>
+    <w:p>
+      <w:pPr>
+        <w:rPr>
+          <w:lang w:val="en-US"/>
+        </w:rPr>
+      </w:pPr>
+      <w:r>
+        <w:rPr>
+          <w:lang w:val="en-US"/>
+        </w:rPr>
+        <w:t>/* ---------- Tabs (</w:t>
+      </w:r>
+      <w:r>
+        <w:t>корень</w:t>
+      </w:r>
+      <w:r>
+        <w:rPr>
+          <w:lang w:val="en-US"/>
+        </w:rPr>
+        <w:t>) ---------- */</w:t>
+      </w:r>
+    </w:p>
+    <w:p>
+      <w:pPr>
+        <w:rPr>
+          <w:lang w:val="en-US"/>
+        </w:rPr>
+      </w:pPr>
+    </w:p>
+    <w:p>
+      <w:pPr>
+        <w:rPr>
+          <w:lang w:val="en-US"/>
+        </w:rPr>
+      </w:pPr>
+      <w:r>
+        <w:rPr>
+          <w:lang w:val="en-US"/>
+        </w:rPr>
         <w:t>export function Tabs({</w:t>
       </w:r>
     </w:p>
     <w:p>
-      <w:r>
+      <w:pPr>
+        <w:rPr>
+          <w:lang w:val="en-US"/>
+        </w:rPr>
+      </w:pPr>
+      <w:r>
+        <w:rPr>
+          <w:lang w:val="en-US"/>
+        </w:rPr>
         <w:t xml:space="preserve">  defaultValue,</w:t>
       </w:r>
     </w:p>
     <w:p>
-      <w:r>
+      <w:pPr>
+        <w:rPr>
+          <w:lang w:val="en-US"/>
+        </w:rPr>
+      </w:pPr>
+      <w:r>
+        <w:rPr>
+          <w:lang w:val="en-US"/>
+        </w:rPr>
         <w:t xml:space="preserve">  children,</w:t>
       </w:r>
     </w:p>
     <w:p>
-      <w:r>
+      <w:pPr>
+        <w:rPr>
+          <w:lang w:val="en-US"/>
+        </w:rPr>
+      </w:pPr>
+      <w:r>
+        <w:rPr>
+          <w:lang w:val="en-US"/>
+        </w:rPr>
         <w:t xml:space="preserve">  className,</w:t>
       </w:r>
     </w:p>
     <w:p>
-      <w:r>
+      <w:pPr>
+        <w:rPr>
+          <w:lang w:val="en-US"/>
+        </w:rPr>
+      </w:pPr>
+      <w:r>
+        <w:rPr>
+          <w:lang w:val="en-US"/>
+        </w:rPr>
         <w:t>}: {</w:t>
       </w:r>
     </w:p>
     <w:p>
-      <w:r>
+      <w:pPr>
+        <w:rPr>
+          <w:lang w:val="en-US"/>
+        </w:rPr>
+      </w:pPr>
+      <w:r>
+        <w:rPr>
+          <w:lang w:val="en-US"/>
+        </w:rPr>
         <w:t xml:space="preserve">  defaultValue: string;</w:t>
       </w:r>
     </w:p>
     <w:p>
-      <w:r>
+      <w:pPr>
+        <w:rPr>
+          <w:lang w:val="en-US"/>
+        </w:rPr>
+      </w:pPr>
+      <w:r>
+        <w:rPr>
+          <w:lang w:val="en-US"/>
+        </w:rPr>
         <w:t xml:space="preserve">  children: ReactNode;</w:t>
       </w:r>
     </w:p>
     <w:p>
-      <w:r>
+      <w:pPr>
+        <w:rPr>
+          <w:lang w:val="en-US"/>
+        </w:rPr>
+      </w:pPr>
+      <w:r>
+        <w:rPr>
+          <w:lang w:val="en-US"/>
+        </w:rPr>
         <w:t xml:space="preserve">  className?: string;</w:t>
       </w:r>
     </w:p>
     <w:p>
-      <w:r>
+      <w:pPr>
+        <w:rPr>
+          <w:lang w:val="en-US"/>
+        </w:rPr>
+      </w:pPr>
+      <w:r>
+        <w:rPr>
+          <w:lang w:val="en-US"/>
+        </w:rPr>
         <w:t>}) {</w:t>
       </w:r>
     </w:p>
     <w:p>
-      <w:r>
+      <w:pPr>
+        <w:rPr>
+          <w:lang w:val="en-US"/>
+        </w:rPr>
+      </w:pPr>
+      <w:r>
+        <w:rPr>
+          <w:lang w:val="en-US"/>
+        </w:rPr>
         <w:t xml:space="preserve">  const [active, setActive] = useState(defaultValue);</w:t>
       </w:r>
     </w:p>
     <w:p>
-      <w:r>
+      <w:pPr>
+        <w:rPr>
+          <w:lang w:val="en-US"/>
+        </w:rPr>
+      </w:pPr>
+      <w:r>
+        <w:rPr>
+          <w:lang w:val="en-US"/>
+        </w:rPr>
         <w:t xml:space="preserve">  return (</w:t>
       </w:r>
     </w:p>
     <w:p>
-      <w:r>
+      <w:pPr>
+        <w:rPr>
+          <w:lang w:val="en-US"/>
+        </w:rPr>
+      </w:pPr>
+      <w:r>
+        <w:rPr>
+          <w:lang w:val="en-US"/>
+        </w:rPr>
         <w:t xml:space="preserve">    &lt;Ctx.Provider value={{ active, setActive }}&gt;</w:t>
       </w:r>
     </w:p>
     <w:p>
-      <w:r>
+      <w:pPr>
+        <w:rPr>
+          <w:lang w:val="en-US"/>
+        </w:rPr>
+      </w:pPr>
+      <w:r>
+        <w:rPr>
+          <w:lang w:val="en-US"/>
+        </w:rPr>
         <w:t xml:space="preserve">      &lt;div className={className}&gt;{children}&lt;/div&gt;</w:t>
       </w:r>
     </w:p>
     <w:p>
-      <w:r>
+      <w:pPr>
+        <w:rPr>
+          <w:lang w:val="en-US"/>
+        </w:rPr>
+      </w:pPr>
+      <w:r>
+        <w:rPr>
+          <w:lang w:val="en-US"/>
+        </w:rPr>
         <w:t xml:space="preserve">    &lt;/Ctx.Provider&gt;</w:t>
       </w:r>
     </w:p>
     <w:p>
-      <w:r>
+      <w:pPr>
+        <w:rPr>
+          <w:lang w:val="en-US"/>
+        </w:rPr>
+      </w:pPr>
+      <w:r>
+        <w:rPr>
+          <w:lang w:val="en-US"/>
+        </w:rPr>
         <w:t xml:space="preserve">  );</w:t>
       </w:r>
     </w:p>
     <w:p>
-      <w:r>
+      <w:pPr>
+        <w:rPr>
+          <w:lang w:val="en-US"/>
+        </w:rPr>
+      </w:pPr>
+      <w:r>
+        <w:rPr>
+          <w:lang w:val="en-US"/>
+        </w:rPr>
         <w:lastRenderedPageBreak/>
         <w:t>}</w:t>
       </w:r>
     </w:p>
-    <w:p/>
-    <w:p>
-      <w:r>
+    <w:p>
+      <w:pPr>
+        <w:rPr>
+          <w:lang w:val="en-US"/>
+        </w:rPr>
+      </w:pPr>
+    </w:p>
+    <w:p>
+      <w:pPr>
+        <w:rPr>
+          <w:lang w:val="en-US"/>
+        </w:rPr>
+      </w:pPr>
+      <w:r>
+        <w:rPr>
+          <w:lang w:val="en-US"/>
+        </w:rPr>
         <w:t>/* ---------- TabsList ---------- */</w:t>
       </w:r>
     </w:p>
-    <w:p/>
-    <w:p>
-      <w:r>
+    <w:p>
+      <w:pPr>
+        <w:rPr>
+          <w:lang w:val="en-US"/>
+        </w:rPr>
+      </w:pPr>
+    </w:p>
+    <w:p>
+      <w:pPr>
+        <w:rPr>
+          <w:lang w:val="en-US"/>
+        </w:rPr>
+      </w:pPr>
+      <w:r>
+        <w:rPr>
+          <w:lang w:val="en-US"/>
+        </w:rPr>
         <w:t>export function TabsList({</w:t>
       </w:r>
     </w:p>
     <w:p>
-      <w:r>
+      <w:pPr>
+        <w:rPr>
+          <w:lang w:val="en-US"/>
+        </w:rPr>
+      </w:pPr>
+      <w:r>
+        <w:rPr>
+          <w:lang w:val="en-US"/>
+        </w:rPr>
         <w:t xml:space="preserve">  children,</w:t>
       </w:r>
     </w:p>
     <w:p>
-      <w:r>
+      <w:pPr>
+        <w:rPr>
+          <w:lang w:val="en-US"/>
+        </w:rPr>
+      </w:pPr>
+      <w:r>
+        <w:rPr>
+          <w:lang w:val="en-US"/>
+        </w:rPr>
         <w:t xml:space="preserve">  className,</w:t>
       </w:r>
     </w:p>
     <w:p>
-      <w:r>
+      <w:pPr>
+        <w:rPr>
+          <w:lang w:val="en-US"/>
+        </w:rPr>
+      </w:pPr>
+      <w:r>
+        <w:rPr>
+          <w:lang w:val="en-US"/>
+        </w:rPr>
         <w:t>}: {</w:t>
       </w:r>
     </w:p>
     <w:p>
-      <w:r>
+      <w:pPr>
+        <w:rPr>
+          <w:lang w:val="en-US"/>
+        </w:rPr>
+      </w:pPr>
+      <w:r>
+        <w:rPr>
+          <w:lang w:val="en-US"/>
+        </w:rPr>
         <w:t xml:space="preserve">  children: ReactNode;</w:t>
       </w:r>
     </w:p>
     <w:p>
-      <w:r>
+      <w:pPr>
+        <w:rPr>
+          <w:lang w:val="en-US"/>
+        </w:rPr>
+      </w:pPr>
+      <w:r>
+        <w:rPr>
+          <w:lang w:val="en-US"/>
+        </w:rPr>
         <w:t xml:space="preserve">  className?: string;</w:t>
       </w:r>
     </w:p>
     <w:p>
-      <w:r>
+      <w:pPr>
+        <w:rPr>
+          <w:lang w:val="en-US"/>
+        </w:rPr>
+      </w:pPr>
+      <w:r>
+        <w:rPr>
+          <w:lang w:val="en-US"/>
+        </w:rPr>
         <w:t>}) {</w:t>
       </w:r>
     </w:p>
     <w:p>
-      <w:r>
+      <w:pPr>
+        <w:rPr>
+          <w:lang w:val="en-US"/>
+        </w:rPr>
+      </w:pPr>
+      <w:r>
+        <w:rPr>
+          <w:lang w:val="en-US"/>
+        </w:rPr>
         <w:t xml:space="preserve">  return (</w:t>
       </w:r>
     </w:p>
     <w:p>
-      <w:r>
+      <w:pPr>
+        <w:rPr>
+          <w:lang w:val="en-US"/>
+        </w:rPr>
+      </w:pPr>
+      <w:r>
+        <w:rPr>
+          <w:lang w:val="en-US"/>
+        </w:rPr>
         <w:t xml:space="preserve">    &lt;div</w:t>
       </w:r>
     </w:p>
     <w:p>
-      <w:r>
+      <w:pPr>
+        <w:rPr>
+          <w:lang w:val="en-US"/>
+        </w:rPr>
+      </w:pPr>
+      <w:r>
+        <w:rPr>
+          <w:lang w:val="en-US"/>
+        </w:rPr>
         <w:t xml:space="preserve">      className={cn("flex border-b border-gray-200", className)}</w:t>
       </w:r>
     </w:p>
     <w:p>
-      <w:r>
+      <w:pPr>
+        <w:rPr>
+          <w:lang w:val="en-US"/>
+        </w:rPr>
+      </w:pPr>
+      <w:r>
+        <w:rPr>
+          <w:lang w:val="en-US"/>
+        </w:rPr>
         <w:t xml:space="preserve">      role="tablist"</w:t>
       </w:r>
     </w:p>
     <w:p>
-      <w:r>
+      <w:pPr>
+        <w:rPr>
+          <w:lang w:val="en-US"/>
+        </w:rPr>
+      </w:pPr>
+      <w:r>
+        <w:rPr>
+          <w:lang w:val="en-US"/>
+        </w:rPr>
         <w:t xml:space="preserve">    &gt;</w:t>
       </w:r>
     </w:p>
     <w:p>
-      <w:r>
+      <w:pPr>
+        <w:rPr>
+          <w:lang w:val="en-US"/>
+        </w:rPr>
+      </w:pPr>
+      <w:r>
+        <w:rPr>
+          <w:lang w:val="en-US"/>
+        </w:rPr>
         <w:t xml:space="preserve">      {children}</w:t>
       </w:r>
     </w:p>
     <w:p>
-      <w:r>
+      <w:pPr>
+        <w:rPr>
+          <w:lang w:val="en-US"/>
+        </w:rPr>
+      </w:pPr>
+      <w:r>
+        <w:rPr>
+          <w:lang w:val="en-US"/>
+        </w:rPr>
         <w:t xml:space="preserve">    &lt;/div&gt;</w:t>
       </w:r>
     </w:p>
     <w:p>
-      <w:r>
+      <w:pPr>
+        <w:rPr>
+          <w:lang w:val="en-US"/>
+        </w:rPr>
+      </w:pPr>
+      <w:r>
+        <w:rPr>
+          <w:lang w:val="en-US"/>
+        </w:rPr>
         <w:t xml:space="preserve">  );</w:t>
       </w:r>
     </w:p>
     <w:p>
-      <w:r>
+      <w:pPr>
+        <w:rPr>
+          <w:lang w:val="en-US"/>
+        </w:rPr>
+      </w:pPr>
+      <w:r>
+        <w:rPr>
+          <w:lang w:val="en-US"/>
+        </w:rPr>
         <w:t>}</w:t>
       </w:r>
     </w:p>
-    <w:p/>
-    <w:p>
-      <w:r>
+    <w:p>
+      <w:pPr>
+        <w:rPr>
+          <w:lang w:val="en-US"/>
+        </w:rPr>
+      </w:pPr>
+    </w:p>
+    <w:p>
+      <w:pPr>
+        <w:rPr>
+          <w:lang w:val="en-US"/>
+        </w:rPr>
+      </w:pPr>
+      <w:r>
+        <w:rPr>
+          <w:lang w:val="en-US"/>
+        </w:rPr>
         <w:t>/* ---------- TabsTrigger ---------- */</w:t>
       </w:r>
     </w:p>
-    <w:p/>
-    <w:p>
-      <w:r>
+    <w:p>
+      <w:pPr>
+        <w:rPr>
+          <w:lang w:val="en-US"/>
+        </w:rPr>
+      </w:pPr>
+    </w:p>
+    <w:p>
+      <w:pPr>
+        <w:rPr>
+          <w:lang w:val="en-US"/>
+        </w:rPr>
+      </w:pPr>
+      <w:r>
+        <w:rPr>
+          <w:lang w:val="en-US"/>
+        </w:rPr>
         <w:t>export function TabsTrigger({</w:t>
       </w:r>
     </w:p>
     <w:p>
-      <w:r>
+      <w:pPr>
+        <w:rPr>
+          <w:lang w:val="en-US"/>
+        </w:rPr>
+      </w:pPr>
+      <w:r>
+        <w:rPr>
+          <w:lang w:val="en-US"/>
+        </w:rPr>
         <w:t xml:space="preserve">  value,</w:t>
       </w:r>
     </w:p>
     <w:p>
-      <w:r>
+      <w:pPr>
+        <w:rPr>
+          <w:lang w:val="en-US"/>
+        </w:rPr>
+      </w:pPr>
+      <w:r>
+        <w:rPr>
+          <w:lang w:val="en-US"/>
+        </w:rPr>
         <w:t xml:space="preserve">  children,</w:t>
       </w:r>
     </w:p>
     <w:p>
-      <w:r>
+      <w:pPr>
+        <w:rPr>
+          <w:lang w:val="en-US"/>
+        </w:rPr>
+      </w:pPr>
+      <w:r>
+        <w:rPr>
+          <w:lang w:val="en-US"/>
+        </w:rPr>
         <w:t>}: {</w:t>
       </w:r>
     </w:p>
     <w:p>
-      <w:r>
+      <w:pPr>
+        <w:rPr>
+          <w:lang w:val="en-US"/>
+        </w:rPr>
+      </w:pPr>
+      <w:r>
+        <w:rPr>
+          <w:lang w:val="en-US"/>
+        </w:rPr>
         <w:t xml:space="preserve">  value: string;</w:t>
       </w:r>
     </w:p>
     <w:p>
-      <w:r>
+      <w:pPr>
+        <w:rPr>
+          <w:lang w:val="en-US"/>
+        </w:rPr>
+      </w:pPr>
+      <w:r>
+        <w:rPr>
+          <w:lang w:val="en-US"/>
+        </w:rPr>
         <w:t xml:space="preserve">  children: ReactNode;</w:t>
       </w:r>
     </w:p>
     <w:p>
-      <w:r>
+      <w:pPr>
+        <w:rPr>
+          <w:lang w:val="en-US"/>
+        </w:rPr>
+      </w:pPr>
+      <w:r>
+        <w:rPr>
+          <w:lang w:val="en-US"/>
+        </w:rPr>
         <w:t>}) {</w:t>
       </w:r>
     </w:p>
     <w:p>
-      <w:r>
+      <w:pPr>
+        <w:rPr>
+          <w:lang w:val="en-US"/>
+        </w:rPr>
+      </w:pPr>
+      <w:r>
+        <w:rPr>
+          <w:lang w:val="en-US"/>
+        </w:rPr>
         <w:t xml:space="preserve">  const { active, setActive } = useTabsCtx();</w:t>
       </w:r>
     </w:p>
     <w:p>
-      <w:r>
+      <w:pPr>
+        <w:rPr>
+          <w:lang w:val="en-US"/>
+        </w:rPr>
+      </w:pPr>
+      <w:r>
+        <w:rPr>
+          <w:lang w:val="en-US"/>
+        </w:rPr>
         <w:t xml:space="preserve">  const isActive = active === value;</w:t>
       </w:r>
     </w:p>
-    <w:p/>
-    <w:p>
-      <w:r>
+    <w:p>
+      <w:pPr>
+        <w:rPr>
+          <w:lang w:val="en-US"/>
+        </w:rPr>
+      </w:pPr>
+    </w:p>
+    <w:p>
+      <w:pPr>
+        <w:rPr>
+          <w:lang w:val="en-US"/>
+        </w:rPr>
+      </w:pPr>
+      <w:r>
+        <w:rPr>
+          <w:lang w:val="en-US"/>
+        </w:rPr>
         <w:t xml:space="preserve">  return (</w:t>
       </w:r>
     </w:p>
     <w:p>
-      <w:r>
+      <w:pPr>
+        <w:rPr>
+          <w:lang w:val="en-US"/>
+        </w:rPr>
+      </w:pPr>
+      <w:r>
+        <w:rPr>
+          <w:lang w:val="en-US"/>
+        </w:rPr>
         <w:t xml:space="preserve">    &lt;button</w:t>
       </w:r>
     </w:p>
     <w:p>
-      <w:r>
+      <w:pPr>
+        <w:rPr>
+          <w:lang w:val="en-US"/>
+        </w:rPr>
+      </w:pPr>
+      <w:r>
+        <w:rPr>
+          <w:lang w:val="en-US"/>
+        </w:rPr>
         <w:t xml:space="preserve">      role="tab"</w:t>
       </w:r>
     </w:p>
     <w:p>
-      <w:r>
+      <w:pPr>
+        <w:rPr>
+          <w:lang w:val="en-US"/>
+        </w:rPr>
+      </w:pPr>
+      <w:r>
+        <w:rPr>
+          <w:lang w:val="en-US"/>
+        </w:rPr>
         <w:t xml:space="preserve">      aria-selected={isActive}</w:t>
       </w:r>
     </w:p>
     <w:p>
-      <w:r>
+      <w:pPr>
+        <w:rPr>
+          <w:lang w:val="en-US"/>
+        </w:rPr>
+      </w:pPr>
+      <w:r>
+        <w:rPr>
+          <w:lang w:val="en-US"/>
+        </w:rPr>
         <w:t xml:space="preserve">      onClick={() =&gt; setActive(value)}</w:t>
       </w:r>
     </w:p>
     <w:p>
-      <w:r>
+      <w:pPr>
+        <w:rPr>
+          <w:lang w:val="en-US"/>
+        </w:rPr>
+      </w:pPr>
+      <w:r>
+        <w:rPr>
+          <w:lang w:val="en-US"/>
+        </w:rPr>
         <w:t xml:space="preserve">      className={cn(</w:t>
       </w:r>
     </w:p>
     <w:p>
-      <w:r>
+      <w:pPr>
+        <w:rPr>
+          <w:lang w:val="en-US"/>
+        </w:rPr>
+      </w:pPr>
+      <w:r>
+        <w:rPr>
+          <w:lang w:val="en-US"/>
+        </w:rPr>
         <w:t xml:space="preserve">        "px-4 py-2.5 text-sm font-medium border-b-2 transition-colors",</w:t>
       </w:r>
     </w:p>
     <w:p>
-      <w:r>
+      <w:pPr>
+        <w:rPr>
+          <w:lang w:val="en-US"/>
+        </w:rPr>
+      </w:pPr>
+      <w:r>
+        <w:rPr>
+          <w:lang w:val="en-US"/>
+        </w:rPr>
         <w:t xml:space="preserve">        isActive</w:t>
       </w:r>
     </w:p>
     <w:p>
-      <w:r>
+      <w:pPr>
+        <w:rPr>
+          <w:lang w:val="en-US"/>
+        </w:rPr>
+      </w:pPr>
+      <w:r>
+        <w:rPr>
+          <w:lang w:val="en-US"/>
+        </w:rPr>
         <w:t xml:space="preserve">          ? "border-blue-600 text-blue-600"</w:t>
       </w:r>
     </w:p>
     <w:p>
-      <w:r>
+      <w:pPr>
+        <w:rPr>
+          <w:lang w:val="en-US"/>
+        </w:rPr>
+      </w:pPr>
+      <w:r>
+        <w:rPr>
+          <w:lang w:val="en-US"/>
+        </w:rPr>
         <w:t xml:space="preserve">          : "border-transparent text-gray-500 hover:text-gray-800",</w:t>
       </w:r>
     </w:p>
     <w:p>
-      <w:r>
+      <w:pPr>
+        <w:rPr>
+          <w:lang w:val="en-US"/>
+        </w:rPr>
+      </w:pPr>
+      <w:r>
+        <w:rPr>
+          <w:lang w:val="en-US"/>
+        </w:rPr>
         <w:t xml:space="preserve">      )}</w:t>
       </w:r>
     </w:p>
     <w:p>
-      <w:r>
+      <w:pPr>
+        <w:rPr>
+          <w:lang w:val="en-US"/>
+        </w:rPr>
+      </w:pPr>
+      <w:r>
+        <w:rPr>
+          <w:lang w:val="en-US"/>
+        </w:rPr>
         <w:t xml:space="preserve">    &gt;</w:t>
       </w:r>
     </w:p>
     <w:p>
-      <w:r>
+      <w:pPr>
+        <w:rPr>
+          <w:lang w:val="en-US"/>
+        </w:rPr>
+      </w:pPr>
+      <w:r>
+        <w:rPr>
+          <w:lang w:val="en-US"/>
+        </w:rPr>
         <w:t xml:space="preserve">      {children}</w:t>
       </w:r>
     </w:p>
     <w:p>
-      <w:r>
+      <w:pPr>
+        <w:rPr>
+          <w:lang w:val="en-US"/>
+        </w:rPr>
+      </w:pPr>
+      <w:r>
+        <w:rPr>
+          <w:lang w:val="en-US"/>
+        </w:rPr>
         <w:t xml:space="preserve">    &lt;/button&gt;</w:t>
       </w:r>
     </w:p>
     <w:p>
-      <w:r>
+      <w:pPr>
+        <w:rPr>
+          <w:lang w:val="en-US"/>
+        </w:rPr>
+      </w:pPr>
+      <w:r>
+        <w:rPr>
+          <w:lang w:val="en-US"/>
+        </w:rPr>
         <w:t xml:space="preserve">  );</w:t>
       </w:r>
     </w:p>
     <w:p>
-      <w:r>
+      <w:pPr>
+        <w:rPr>
+          <w:lang w:val="en-US"/>
+        </w:rPr>
+      </w:pPr>
+      <w:r>
+        <w:rPr>
+          <w:lang w:val="en-US"/>
+        </w:rPr>
         <w:t>}</w:t>
       </w:r>
     </w:p>
-    <w:p/>
-    <w:p>
-      <w:r>
+    <w:p>
+      <w:pPr>
+        <w:rPr>
+          <w:lang w:val="en-US"/>
+        </w:rPr>
+      </w:pPr>
+    </w:p>
+    <w:p>
+      <w:pPr>
+        <w:rPr>
+          <w:lang w:val="en-US"/>
+        </w:rPr>
+      </w:pPr>
+      <w:r>
+        <w:rPr>
+          <w:lang w:val="en-US"/>
+        </w:rPr>
         <w:t>/* ---------- TabsContent ---------- */</w:t>
       </w:r>
     </w:p>
-    <w:p/>
-    <w:p>
-      <w:r>
+    <w:p>
+      <w:pPr>
+        <w:rPr>
+          <w:lang w:val="en-US"/>
+        </w:rPr>
+      </w:pPr>
+    </w:p>
+    <w:p>
+      <w:pPr>
+        <w:rPr>
+          <w:lang w:val="en-US"/>
+        </w:rPr>
+      </w:pPr>
+      <w:r>
+        <w:rPr>
+          <w:lang w:val="en-US"/>
+        </w:rPr>
         <w:t>export function TabsContent({</w:t>
       </w:r>
     </w:p>
     <w:p>
-      <w:r>
+      <w:pPr>
+        <w:rPr>
+          <w:lang w:val="en-US"/>
+        </w:rPr>
+      </w:pPr>
+      <w:r>
+        <w:rPr>
+          <w:lang w:val="en-US"/>
+        </w:rPr>
         <w:t xml:space="preserve">  value,</w:t>
       </w:r>
     </w:p>
     <w:p>
-      <w:r>
+      <w:pPr>
+        <w:rPr>
+          <w:lang w:val="en-US"/>
+        </w:rPr>
+      </w:pPr>
+      <w:r>
+        <w:rPr>
+          <w:lang w:val="en-US"/>
+        </w:rPr>
         <w:t xml:space="preserve">  children,</w:t>
       </w:r>
     </w:p>
     <w:p>
-      <w:r>
+      <w:pPr>
+        <w:rPr>
+          <w:lang w:val="en-US"/>
+        </w:rPr>
+      </w:pPr>
+      <w:r>
+        <w:rPr>
+          <w:lang w:val="en-US"/>
+        </w:rPr>
         <w:t xml:space="preserve">  className,</w:t>
       </w:r>
     </w:p>
     <w:p>
-      <w:r>
+      <w:pPr>
+        <w:rPr>
+          <w:lang w:val="en-US"/>
+        </w:rPr>
+      </w:pPr>
+      <w:r>
+        <w:rPr>
+          <w:lang w:val="en-US"/>
+        </w:rPr>
         <w:t>}: {</w:t>
       </w:r>
     </w:p>
     <w:p>
-      <w:r>
+      <w:pPr>
+        <w:rPr>
+          <w:lang w:val="en-US"/>
+        </w:rPr>
+      </w:pPr>
+      <w:r>
+        <w:rPr>
+          <w:lang w:val="en-US"/>
+        </w:rPr>
         <w:t xml:space="preserve">  value: string;</w:t>
       </w:r>
     </w:p>
     <w:p>
-      <w:r>
+      <w:pPr>
+        <w:rPr>
+          <w:lang w:val="en-US"/>
+        </w:rPr>
+      </w:pPr>
+      <w:r>
+        <w:rPr>
+          <w:lang w:val="en-US"/>
+        </w:rPr>
         <w:t xml:space="preserve">  children: ReactNode;</w:t>
       </w:r>
     </w:p>
     <w:p>
-      <w:r>
+      <w:pPr>
+        <w:rPr>
+          <w:lang w:val="en-US"/>
+        </w:rPr>
+      </w:pPr>
+      <w:r>
+        <w:rPr>
+          <w:lang w:val="en-US"/>
+        </w:rPr>
         <w:t xml:space="preserve">  className?: string;</w:t>
       </w:r>
     </w:p>
     <w:p>
-      <w:r>
+      <w:pPr>
+        <w:rPr>
+          <w:lang w:val="en-US"/>
+        </w:rPr>
+      </w:pPr>
+      <w:r>
+        <w:rPr>
+          <w:lang w:val="en-US"/>
+        </w:rPr>
         <w:t>}) {</w:t>
       </w:r>
     </w:p>
     <w:p>
-      <w:r>
+      <w:pPr>
+        <w:rPr>
+          <w:lang w:val="en-US"/>
+        </w:rPr>
+      </w:pPr>
+      <w:r>
+        <w:rPr>
+          <w:lang w:val="en-US"/>
+        </w:rPr>
         <w:t xml:space="preserve">  const { active } = useTabsCtx();</w:t>
       </w:r>
     </w:p>
     <w:p>
-      <w:r>
+      <w:pPr>
+        <w:rPr>
+          <w:lang w:val="en-US"/>
+        </w:rPr>
+      </w:pPr>
+      <w:r>
+        <w:rPr>
+          <w:lang w:val="en-US"/>
+        </w:rPr>
         <w:t xml:space="preserve">  if (active !== value) return null;</w:t>
       </w:r>
     </w:p>
     <w:p>
-      <w:r>
+      <w:pPr>
+        <w:rPr>
+          <w:lang w:val="en-US"/>
+        </w:rPr>
+      </w:pPr>
+      <w:r>
+        <w:rPr>
+          <w:lang w:val="en-US"/>
+        </w:rPr>
         <w:t xml:space="preserve">  return &lt;div className={className}&gt;{children}&lt;/div&gt;;</w:t>
       </w:r>
     </w:p>
@@ -11188,7 +14632,7 @@
     <w:p>
       <w:r>
         <w:pict w14:anchorId="0CA2152F">
-          <v:rect id="_x0000_i1227" style="width:0;height:0" o:hralign="center" o:hrstd="t" o:hr="t" fillcolor="#a0a0a0" stroked="f"/>
+          <v:rect id="_x0000_i1041" style="width:0;height:0" o:hralign="center" o:hrstd="t" o:hr="t" fillcolor="#a0a0a0" stroked="f"/>
         </w:pict>
       </w:r>
     </w:p>
@@ -11197,6 +14641,7 @@
         <w:rPr>
           <w:b/>
           <w:bCs/>
+          <w:lang w:val="en-US"/>
         </w:rPr>
       </w:pPr>
       <w:r>
@@ -11204,388 +14649,52 @@
           <w:b/>
           <w:bCs/>
         </w:rPr>
-        <w:t>Шаг 11.16 — UI-компонент: SeverityBadge (src/components/ui/SeverityBadge.tsx)</w:t>
-      </w:r>
-    </w:p>
-    <w:p>
+        <w:t>Шаг</w:t>
+      </w:r>
       <w:r>
         <w:rPr>
           <w:b/>
           <w:bCs/>
-        </w:rPr>
-        <w:t>Действие 38.</w:t>
-      </w:r>
-      <w:r>
-        <w:t> Создайте файл:</w:t>
-      </w:r>
-    </w:p>
-    <w:p>
-      <w:r>
-        <w:t>Bash</w:t>
-      </w:r>
-    </w:p>
-    <w:p>
-      <w:r>
-        <w:t>nano src/components/ui/SeverityBadge.tsx</w:t>
-      </w:r>
-    </w:p>
-    <w:p>
+          <w:lang w:val="en-US"/>
+        </w:rPr>
+        <w:t xml:space="preserve"> 11.16 — UI-</w:t>
+      </w:r>
       <w:r>
         <w:rPr>
           <w:b/>
           <w:bCs/>
         </w:rPr>
-        <w:t>Действие 39.</w:t>
-      </w:r>
-      <w:r>
-        <w:t> Вставьте:</w:t>
-      </w:r>
-    </w:p>
-    <w:p>
-      <w:r>
-        <w:t>TypeScript</w:t>
-      </w:r>
-    </w:p>
-    <w:p>
-      <w:r>
-        <w:t>/**</w:t>
-      </w:r>
-    </w:p>
-    <w:p>
-      <w:r>
-        <w:t xml:space="preserve"> * Бейдж уровня критичности (severity).</w:t>
-      </w:r>
-    </w:p>
-    <w:p>
-      <w:r>
-        <w:t xml:space="preserve"> *</w:t>
-      </w:r>
-    </w:p>
-    <w:p>
-      <w:r>
-        <w:t xml:space="preserve"> * </w:t>
-      </w:r>
-      <w:r>
-        <w:rPr>
-          <w:rFonts w:ascii="Segoe UI Emoji" w:hAnsi="Segoe UI Emoji" w:cs="Segoe UI Emoji"/>
-        </w:rPr>
-        <w:t>🔴</w:t>
-      </w:r>
-      <w:r>
-        <w:t xml:space="preserve"> Критический  </w:t>
-      </w:r>
-      <w:r>
-        <w:rPr>
-          <w:rFonts w:ascii="Segoe UI Emoji" w:hAnsi="Segoe UI Emoji" w:cs="Segoe UI Emoji"/>
-        </w:rPr>
-        <w:t>🟠</w:t>
-      </w:r>
-      <w:r>
-        <w:t xml:space="preserve"> Высокий  </w:t>
-      </w:r>
-      <w:r>
-        <w:rPr>
-          <w:rFonts w:ascii="Segoe UI Emoji" w:hAnsi="Segoe UI Emoji" w:cs="Segoe UI Emoji"/>
-        </w:rPr>
-        <w:t>🟡</w:t>
-      </w:r>
-      <w:r>
-        <w:t xml:space="preserve"> Средний  </w:t>
-      </w:r>
-      <w:r>
-        <w:rPr>
-          <w:rFonts w:ascii="Segoe UI Emoji" w:hAnsi="Segoe UI Emoji" w:cs="Segoe UI Emoji"/>
-        </w:rPr>
-        <w:t>🟢</w:t>
-      </w:r>
-      <w:r>
-        <w:t xml:space="preserve"> Пройден  </w:t>
-      </w:r>
-      <w:r>
-        <w:rPr>
-          <w:rFonts w:ascii="Segoe UI Emoji" w:hAnsi="Segoe UI Emoji" w:cs="Segoe UI Emoji"/>
-        </w:rPr>
-        <w:t>⚪</w:t>
-      </w:r>
-      <w:r>
-        <w:t xml:space="preserve"> </w:t>
-      </w:r>
-      <w:r>
-        <w:rPr>
-          <w:rFonts w:ascii="Aptos" w:hAnsi="Aptos" w:cs="Aptos"/>
-        </w:rPr>
-        <w:t>Неясно</w:t>
-      </w:r>
-    </w:p>
-    <w:p>
-      <w:r>
-        <w:t xml:space="preserve"> */</w:t>
-      </w:r>
-    </w:p>
-    <w:p/>
-    <w:p>
-      <w:r>
-        <w:t>import React from "react";</w:t>
-      </w:r>
-    </w:p>
-    <w:p>
-      <w:r>
-        <w:t>import { SEVERITY_STYLE } from "../../constants";</w:t>
-      </w:r>
-    </w:p>
-    <w:p>
-      <w:r>
-        <w:t>import { cn } from "../../utils";</w:t>
-      </w:r>
-    </w:p>
-    <w:p/>
-    <w:p>
-      <w:r>
-        <w:t>interface Props {</w:t>
-      </w:r>
-    </w:p>
-    <w:p>
-      <w:r>
-        <w:t xml:space="preserve">  severity: string;</w:t>
-      </w:r>
-    </w:p>
-    <w:p>
-      <w:r>
-        <w:t xml:space="preserve">  count?: number;</w:t>
-      </w:r>
-    </w:p>
-    <w:p>
-      <w:r>
-        <w:t xml:space="preserve">  className?: string;</w:t>
-      </w:r>
-    </w:p>
-    <w:p>
-      <w:r>
-        <w:t>}</w:t>
-      </w:r>
-    </w:p>
-    <w:p/>
-    <w:p>
-      <w:r>
-        <w:t>const EMOJI: Record&lt;string, string&gt; = {</w:t>
-      </w:r>
-    </w:p>
-    <w:p>
-      <w:r>
-        <w:t xml:space="preserve">  critical: "</w:t>
-      </w:r>
-      <w:r>
-        <w:rPr>
-          <w:rFonts w:ascii="Segoe UI Emoji" w:hAnsi="Segoe UI Emoji" w:cs="Segoe UI Emoji"/>
-        </w:rPr>
-        <w:t>🔴</w:t>
-      </w:r>
-      <w:r>
-        <w:t>",</w:t>
-      </w:r>
-    </w:p>
-    <w:p>
-      <w:r>
-        <w:t xml:space="preserve">  high: "</w:t>
-      </w:r>
-      <w:r>
-        <w:rPr>
-          <w:rFonts w:ascii="Segoe UI Emoji" w:hAnsi="Segoe UI Emoji" w:cs="Segoe UI Emoji"/>
-        </w:rPr>
-        <w:t>🟠</w:t>
-      </w:r>
-      <w:r>
-        <w:t>",</w:t>
-      </w:r>
-    </w:p>
-    <w:p>
-      <w:r>
-        <w:t xml:space="preserve">  medium: "</w:t>
-      </w:r>
-      <w:r>
-        <w:rPr>
-          <w:rFonts w:ascii="Segoe UI Emoji" w:hAnsi="Segoe UI Emoji" w:cs="Segoe UI Emoji"/>
-        </w:rPr>
-        <w:t>🟡</w:t>
-      </w:r>
-      <w:r>
-        <w:t>",</w:t>
-      </w:r>
-    </w:p>
-    <w:p>
-      <w:r>
-        <w:t xml:space="preserve">  pass: "</w:t>
-      </w:r>
-      <w:r>
-        <w:rPr>
-          <w:rFonts w:ascii="Segoe UI Emoji" w:hAnsi="Segoe UI Emoji" w:cs="Segoe UI Emoji"/>
-        </w:rPr>
-        <w:t>🟢</w:t>
-      </w:r>
-      <w:r>
-        <w:t>",</w:t>
-      </w:r>
-    </w:p>
-    <w:p>
-      <w:r>
-        <w:t xml:space="preserve">  unclear: "</w:t>
-      </w:r>
-      <w:r>
-        <w:rPr>
-          <w:rFonts w:ascii="Segoe UI Emoji" w:hAnsi="Segoe UI Emoji" w:cs="Segoe UI Emoji"/>
-        </w:rPr>
-        <w:t>⚪</w:t>
-      </w:r>
-      <w:r>
-        <w:t>",</w:t>
-      </w:r>
-    </w:p>
-    <w:p>
-      <w:r>
-        <w:t>};</w:t>
-      </w:r>
-    </w:p>
-    <w:p/>
-    <w:p>
-      <w:r>
-        <w:t>export const SeverityBadge: React.FC&lt;Props&gt; = ({</w:t>
-      </w:r>
-    </w:p>
-    <w:p>
-      <w:r>
-        <w:t xml:space="preserve">  severity,</w:t>
-      </w:r>
-    </w:p>
-    <w:p>
-      <w:r>
-        <w:t xml:space="preserve">  count,</w:t>
-      </w:r>
-    </w:p>
-    <w:p>
-      <w:r>
-        <w:t xml:space="preserve">  className,</w:t>
-      </w:r>
-    </w:p>
-    <w:p>
-      <w:r>
-        <w:t>}) =&gt; {</w:t>
-      </w:r>
-    </w:p>
-    <w:p>
-      <w:r>
-        <w:t xml:space="preserve">  const style = SEVERITY_STYLE[severity] || SEVERITY_STYLE.unclear;</w:t>
-      </w:r>
-    </w:p>
-    <w:p/>
-    <w:p>
-      <w:r>
-        <w:t xml:space="preserve">  return (</w:t>
-      </w:r>
-    </w:p>
-    <w:p>
-      <w:r>
-        <w:t xml:space="preserve">    &lt;span</w:t>
-      </w:r>
-    </w:p>
-    <w:p>
-      <w:r>
-        <w:t xml:space="preserve">      className={cn(</w:t>
-      </w:r>
-    </w:p>
-    <w:p>
-      <w:r>
-        <w:t xml:space="preserve">        "inline-flex items-center gap-1 px-2 py-0.5 rounded text-xs font-semibold",</w:t>
-      </w:r>
-    </w:p>
-    <w:p>
-      <w:r>
-        <w:t xml:space="preserve">        style.bg,</w:t>
-      </w:r>
-    </w:p>
-    <w:p>
-      <w:r>
-        <w:t xml:space="preserve">        style.text,</w:t>
-      </w:r>
-    </w:p>
-    <w:p>
-      <w:r>
-        <w:t xml:space="preserve">        className,</w:t>
-      </w:r>
-    </w:p>
-    <w:p>
-      <w:r>
-        <w:t xml:space="preserve">      )}</w:t>
-      </w:r>
-    </w:p>
-    <w:p>
-      <w:r>
-        <w:t xml:space="preserve">    &gt;</w:t>
-      </w:r>
-    </w:p>
-    <w:p>
-      <w:r>
-        <w:t xml:space="preserve">      {EMOJI[severity] || "</w:t>
-      </w:r>
-      <w:r>
-        <w:rPr>
-          <w:rFonts w:ascii="Segoe UI Emoji" w:hAnsi="Segoe UI Emoji" w:cs="Segoe UI Emoji"/>
-        </w:rPr>
-        <w:t>⚪</w:t>
-      </w:r>
-      <w:r>
-        <w:t>"}</w:t>
-      </w:r>
-    </w:p>
-    <w:p>
-      <w:r>
-        <w:t xml:space="preserve">      {count !== undefined ? ` ${count}` : ` ${style.label}`}</w:t>
-      </w:r>
-    </w:p>
-    <w:p>
-      <w:r>
-        <w:t xml:space="preserve">    &lt;/span&gt;</w:t>
-      </w:r>
-    </w:p>
-    <w:p>
-      <w:r>
-        <w:t xml:space="preserve">  );</w:t>
-      </w:r>
-    </w:p>
-    <w:p>
-      <w:r>
-        <w:t>};</w:t>
-      </w:r>
-    </w:p>
-    <w:p>
-      <w:r>
-        <w:t>Сохраните.</w:t>
-      </w:r>
-    </w:p>
-    <w:p>
-      <w:r>
-        <w:pict w14:anchorId="41135DE7">
-          <v:rect id="_x0000_i1228" style="width:0;height:0" o:hralign="center" o:hrstd="t" o:hr="t" fillcolor="#a0a0a0" stroked="f"/>
-        </w:pict>
-      </w:r>
-    </w:p>
-    <w:p>
-      <w:pPr>
+        <w:t>компонент</w:t>
+      </w:r>
+      <w:r>
         <w:rPr>
           <w:b/>
           <w:bCs/>
-        </w:rPr>
-      </w:pPr>
+          <w:lang w:val="en-US"/>
+        </w:rPr>
+        <w:t>: SeverityBadge (src/components/ui/SeverityBadge.tsx)</w:t>
+      </w:r>
+    </w:p>
+    <w:p>
       <w:r>
         <w:rPr>
           <w:b/>
           <w:bCs/>
         </w:rPr>
-        <w:t>Шаг 11.17 — Компонент: DealCard (src/components/DealCard.tsx)</w:t>
-      </w:r>
-    </w:p>
-    <w:p>
-      <w:r>
-        <w:t>Карточка сделки для списка — показывает название, тип, счётчики severity, прогресс.</w:t>
+        <w:t>Действие 38.</w:t>
+      </w:r>
+      <w:r>
+        <w:t> Создайте файл:</w:t>
+      </w:r>
+    </w:p>
+    <w:p>
+      <w:r>
+        <w:t>Bash</w:t>
+      </w:r>
+    </w:p>
+    <w:p>
+      <w:r>
+        <w:t>nano src/components/ui/SeverityBadge.tsx</w:t>
       </w:r>
     </w:p>
     <w:p>
@@ -11594,28 +14703,387 @@
           <w:b/>
           <w:bCs/>
         </w:rPr>
-        <w:t>Действие 40.</w:t>
-      </w:r>
-      <w:r>
-        <w:t> Создайте файл:</w:t>
-      </w:r>
-    </w:p>
-    <w:p>
-      <w:r>
-        <w:t>Bash</w:t>
-      </w:r>
-    </w:p>
-    <w:p>
-      <w:r>
-        <w:t>nano src/components/DealCard.tsx</w:t>
-      </w:r>
-    </w:p>
-    <w:p>
-      <w:r>
+        <w:t>Действие 39.</w:t>
+      </w:r>
+      <w:r>
+        <w:t> Вставьте:</w:t>
+      </w:r>
+    </w:p>
+    <w:p>
+      <w:r>
+        <w:t>TypeScript</w:t>
+      </w:r>
+    </w:p>
+    <w:p>
+      <w:r>
+        <w:t>/**</w:t>
+      </w:r>
+    </w:p>
+    <w:p>
+      <w:r>
+        <w:t xml:space="preserve"> * Бейдж уровня критичности (severity).</w:t>
+      </w:r>
+    </w:p>
+    <w:p>
+      <w:r>
+        <w:t xml:space="preserve"> *</w:t>
+      </w:r>
+    </w:p>
+    <w:p>
+      <w:r>
+        <w:t xml:space="preserve"> * </w:t>
+      </w:r>
+      <w:r>
+        <w:rPr>
+          <w:rFonts w:ascii="Segoe UI Emoji" w:hAnsi="Segoe UI Emoji" w:cs="Segoe UI Emoji"/>
+        </w:rPr>
+        <w:t>🔴</w:t>
+      </w:r>
+      <w:r>
+        <w:t xml:space="preserve"> Критический  </w:t>
+      </w:r>
+      <w:r>
+        <w:rPr>
+          <w:rFonts w:ascii="Segoe UI Emoji" w:hAnsi="Segoe UI Emoji" w:cs="Segoe UI Emoji"/>
+        </w:rPr>
+        <w:t>🟠</w:t>
+      </w:r>
+      <w:r>
+        <w:t xml:space="preserve"> Высокий  </w:t>
+      </w:r>
+      <w:r>
+        <w:rPr>
+          <w:rFonts w:ascii="Segoe UI Emoji" w:hAnsi="Segoe UI Emoji" w:cs="Segoe UI Emoji"/>
+        </w:rPr>
+        <w:t>🟡</w:t>
+      </w:r>
+      <w:r>
+        <w:t xml:space="preserve"> Средний  </w:t>
+      </w:r>
+      <w:r>
+        <w:rPr>
+          <w:rFonts w:ascii="Segoe UI Emoji" w:hAnsi="Segoe UI Emoji" w:cs="Segoe UI Emoji"/>
+        </w:rPr>
+        <w:t>🟢</w:t>
+      </w:r>
+      <w:r>
+        <w:t xml:space="preserve"> Пройден  </w:t>
+      </w:r>
+      <w:r>
+        <w:rPr>
+          <w:rFonts w:ascii="Segoe UI Emoji" w:hAnsi="Segoe UI Emoji" w:cs="Segoe UI Emoji"/>
+        </w:rPr>
+        <w:t>⚪</w:t>
+      </w:r>
+      <w:r>
+        <w:t xml:space="preserve"> </w:t>
+      </w:r>
+      <w:r>
+        <w:rPr>
+          <w:rFonts w:ascii="Aptos" w:hAnsi="Aptos" w:cs="Aptos"/>
+        </w:rPr>
+        <w:t>Неясно</w:t>
+      </w:r>
+    </w:p>
+    <w:p>
+      <w:r>
+        <w:t xml:space="preserve"> */</w:t>
+      </w:r>
+    </w:p>
+    <w:p/>
+    <w:p>
+      <w:r>
+        <w:t>import React from "react";</w:t>
+      </w:r>
+    </w:p>
+    <w:p>
+      <w:r>
+        <w:t>import { SEVERITY_STYLE } from "../../constants";</w:t>
+      </w:r>
+    </w:p>
+    <w:p>
+      <w:r>
+        <w:t>import { cn } from "../../utils";</w:t>
+      </w:r>
+    </w:p>
+    <w:p/>
+    <w:p>
+      <w:r>
+        <w:t>interface Props {</w:t>
+      </w:r>
+    </w:p>
+    <w:p>
+      <w:r>
+        <w:t xml:space="preserve">  severity: string;</w:t>
+      </w:r>
+    </w:p>
+    <w:p>
+      <w:r>
+        <w:t xml:space="preserve">  count?: number;</w:t>
+      </w:r>
+    </w:p>
+    <w:p>
+      <w:r>
+        <w:t xml:space="preserve">  className?: string;</w:t>
+      </w:r>
+    </w:p>
+    <w:p>
+      <w:r>
+        <w:t>}</w:t>
+      </w:r>
+    </w:p>
+    <w:p/>
+    <w:p>
+      <w:r>
+        <w:t>const EMOJI: Record&lt;string, string&gt; = {</w:t>
+      </w:r>
+    </w:p>
+    <w:p>
+      <w:r>
+        <w:t xml:space="preserve">  critical: "</w:t>
+      </w:r>
+      <w:r>
+        <w:rPr>
+          <w:rFonts w:ascii="Segoe UI Emoji" w:hAnsi="Segoe UI Emoji" w:cs="Segoe UI Emoji"/>
+        </w:rPr>
+        <w:t>🔴</w:t>
+      </w:r>
+      <w:r>
+        <w:t>",</w:t>
+      </w:r>
+    </w:p>
+    <w:p>
+      <w:r>
+        <w:t xml:space="preserve">  high: "</w:t>
+      </w:r>
+      <w:r>
+        <w:rPr>
+          <w:rFonts w:ascii="Segoe UI Emoji" w:hAnsi="Segoe UI Emoji" w:cs="Segoe UI Emoji"/>
+        </w:rPr>
+        <w:t>🟠</w:t>
+      </w:r>
+      <w:r>
+        <w:t>",</w:t>
+      </w:r>
+    </w:p>
+    <w:p>
+      <w:r>
+        <w:t xml:space="preserve">  medium: "</w:t>
+      </w:r>
+      <w:r>
+        <w:rPr>
+          <w:rFonts w:ascii="Segoe UI Emoji" w:hAnsi="Segoe UI Emoji" w:cs="Segoe UI Emoji"/>
+        </w:rPr>
+        <w:t>🟡</w:t>
+      </w:r>
+      <w:r>
+        <w:t>",</w:t>
+      </w:r>
+    </w:p>
+    <w:p>
+      <w:r>
+        <w:t xml:space="preserve">  pass: "</w:t>
+      </w:r>
+      <w:r>
+        <w:rPr>
+          <w:rFonts w:ascii="Segoe UI Emoji" w:hAnsi="Segoe UI Emoji" w:cs="Segoe UI Emoji"/>
+        </w:rPr>
+        <w:t>🟢</w:t>
+      </w:r>
+      <w:r>
+        <w:t>",</w:t>
+      </w:r>
+    </w:p>
+    <w:p>
+      <w:r>
+        <w:t xml:space="preserve">  unclear: "</w:t>
+      </w:r>
+      <w:r>
+        <w:rPr>
+          <w:rFonts w:ascii="Segoe UI Emoji" w:hAnsi="Segoe UI Emoji" w:cs="Segoe UI Emoji"/>
+        </w:rPr>
+        <w:t>⚪</w:t>
+      </w:r>
+      <w:r>
+        <w:t>",</w:t>
+      </w:r>
+    </w:p>
+    <w:p>
+      <w:r>
+        <w:t>};</w:t>
+      </w:r>
+    </w:p>
+    <w:p/>
+    <w:p>
+      <w:r>
+        <w:t>export const SeverityBadge: React.FC&lt;Props&gt; = ({</w:t>
+      </w:r>
+    </w:p>
+    <w:p>
+      <w:r>
+        <w:t xml:space="preserve">  severity,</w:t>
+      </w:r>
+    </w:p>
+    <w:p>
+      <w:r>
+        <w:t xml:space="preserve">  count,</w:t>
+      </w:r>
+    </w:p>
+    <w:p>
+      <w:r>
+        <w:t xml:space="preserve">  className,</w:t>
+      </w:r>
+    </w:p>
+    <w:p>
+      <w:r>
+        <w:t>}) =&gt; {</w:t>
+      </w:r>
+    </w:p>
+    <w:p>
+      <w:r>
+        <w:t xml:space="preserve">  const style = SEVERITY_STYLE[severity] || SEVERITY_STYLE.unclear;</w:t>
+      </w:r>
+    </w:p>
+    <w:p/>
+    <w:p>
+      <w:r>
+        <w:t xml:space="preserve">  return (</w:t>
+      </w:r>
+    </w:p>
+    <w:p>
+      <w:r>
+        <w:t xml:space="preserve">    &lt;span</w:t>
+      </w:r>
+    </w:p>
+    <w:p>
+      <w:r>
+        <w:t xml:space="preserve">      className={cn(</w:t>
+      </w:r>
+    </w:p>
+    <w:p>
+      <w:r>
+        <w:t xml:space="preserve">        "inline-flex items-center gap-1 px-2 py-0.5 rounded text-xs font-semibold",</w:t>
+      </w:r>
+    </w:p>
+    <w:p>
+      <w:r>
+        <w:t xml:space="preserve">        style.bg,</w:t>
+      </w:r>
+    </w:p>
+    <w:p>
+      <w:r>
+        <w:t xml:space="preserve">        style.text,</w:t>
+      </w:r>
+    </w:p>
+    <w:p>
+      <w:r>
+        <w:t xml:space="preserve">        className,</w:t>
+      </w:r>
+    </w:p>
+    <w:p>
+      <w:r>
+        <w:t xml:space="preserve">      )}</w:t>
+      </w:r>
+    </w:p>
+    <w:p>
+      <w:r>
+        <w:t xml:space="preserve">    &gt;</w:t>
+      </w:r>
+    </w:p>
+    <w:p>
+      <w:r>
+        <w:t xml:space="preserve">      {EMOJI[severity] || "</w:t>
+      </w:r>
+      <w:r>
+        <w:rPr>
+          <w:rFonts w:ascii="Segoe UI Emoji" w:hAnsi="Segoe UI Emoji" w:cs="Segoe UI Emoji"/>
+        </w:rPr>
+        <w:t>⚪</w:t>
+      </w:r>
+      <w:r>
+        <w:t>"}</w:t>
+      </w:r>
+    </w:p>
+    <w:p>
+      <w:r>
+        <w:t xml:space="preserve">      {count !== undefined ? ` ${count}` : ` ${style.label}`}</w:t>
+      </w:r>
+    </w:p>
+    <w:p>
+      <w:r>
+        <w:t xml:space="preserve">    &lt;/span&gt;</w:t>
+      </w:r>
+    </w:p>
+    <w:p>
+      <w:r>
+        <w:t xml:space="preserve">  );</w:t>
+      </w:r>
+    </w:p>
+    <w:p>
+      <w:r>
+        <w:t>};</w:t>
+      </w:r>
+    </w:p>
+    <w:p>
+      <w:r>
+        <w:t>Сохраните.</w:t>
+      </w:r>
+    </w:p>
+    <w:p>
+      <w:r>
+        <w:pict w14:anchorId="41135DE7">
+          <v:rect id="_x0000_i1042" style="width:0;height:0" o:hralign="center" o:hrstd="t" o:hr="t" fillcolor="#a0a0a0" stroked="f"/>
+        </w:pict>
+      </w:r>
+    </w:p>
+    <w:p>
+      <w:pPr>
         <w:rPr>
           <w:b/>
           <w:bCs/>
         </w:rPr>
+      </w:pPr>
+      <w:r>
+        <w:rPr>
+          <w:b/>
+          <w:bCs/>
+        </w:rPr>
+        <w:t>Шаг 11.17 — Компонент: DealCard (src/components/DealCard.tsx)</w:t>
+      </w:r>
+    </w:p>
+    <w:p>
+      <w:r>
+        <w:t>Карточка сделки для списка — показывает название, тип, счётчики severity, прогресс.</w:t>
+      </w:r>
+    </w:p>
+    <w:p>
+      <w:r>
+        <w:rPr>
+          <w:b/>
+          <w:bCs/>
+        </w:rPr>
+        <w:t>Действие 40.</w:t>
+      </w:r>
+      <w:r>
+        <w:t> Создайте файл:</w:t>
+      </w:r>
+    </w:p>
+    <w:p>
+      <w:r>
+        <w:t>Bash</w:t>
+      </w:r>
+    </w:p>
+    <w:p>
+      <w:r>
+        <w:t>nano src/components/DealCard.tsx</w:t>
+      </w:r>
+    </w:p>
+    <w:p>
+      <w:r>
+        <w:rPr>
+          <w:b/>
+          <w:bCs/>
+        </w:rPr>
         <w:t>Действие 41.</w:t>
       </w:r>
       <w:r>
@@ -12035,7 +15503,7 @@
     <w:p>
       <w:r>
         <w:pict w14:anchorId="1F0638BE">
-          <v:rect id="_x0000_i1229" style="width:0;height:0" o:hralign="center" o:hrstd="t" o:hr="t" fillcolor="#a0a0a0" stroked="f"/>
+          <v:rect id="_x0000_i1043" style="width:0;height:0" o:hralign="center" o:hrstd="t" o:hr="t" fillcolor="#a0a0a0" stroked="f"/>
         </w:pict>
       </w:r>
     </w:p>
@@ -12563,7 +16031,7 @@
     <w:p>
       <w:r>
         <w:pict w14:anchorId="4CBB91FC">
-          <v:rect id="_x0000_i1230" style="width:0;height:0" o:hralign="center" o:hrstd="t" o:hr="t" fillcolor="#a0a0a0" stroked="f"/>
+          <v:rect id="_x0000_i1044" style="width:0;height:0" o:hralign="center" o:hrstd="t" o:hr="t" fillcolor="#a0a0a0" stroked="f"/>
         </w:pict>
       </w:r>
     </w:p>
@@ -13367,7 +16835,7 @@
     <w:p>
       <w:r>
         <w:pict w14:anchorId="52DC5CE4">
-          <v:rect id="_x0000_i1231" style="width:0;height:0" o:hralign="center" o:hrstd="t" o:hr="t" fillcolor="#a0a0a0" stroked="f"/>
+          <v:rect id="_x0000_i1045" style="width:0;height:0" o:hralign="center" o:hrstd="t" o:hr="t" fillcolor="#a0a0a0" stroked="f"/>
         </w:pict>
       </w:r>
     </w:p>
@@ -15285,7 +18753,7 @@
     <w:p>
       <w:r>
         <w:pict w14:anchorId="6AE489B1">
-          <v:rect id="_x0000_i1232" style="width:0;height:0" o:hralign="center" o:hrstd="t" o:hr="t" fillcolor="#a0a0a0" stroked="f"/>
+          <v:rect id="_x0000_i1046" style="width:0;height:0" o:hralign="center" o:hrstd="t" o:hr="t" fillcolor="#a0a0a0" stroked="f"/>
         </w:pict>
       </w:r>
     </w:p>
@@ -16672,7 +20140,7 @@
     <w:p>
       <w:r>
         <w:pict w14:anchorId="5C833699">
-          <v:rect id="_x0000_i1233" style="width:0;height:0" o:hralign="center" o:hrstd="t" o:hr="t" fillcolor="#a0a0a0" stroked="f"/>
+          <v:rect id="_x0000_i1047" style="width:0;height:0" o:hralign="center" o:hrstd="t" o:hr="t" fillcolor="#a0a0a0" stroked="f"/>
         </w:pict>
       </w:r>
     </w:p>
@@ -17389,7 +20857,7 @@
     <w:p>
       <w:r>
         <w:pict w14:anchorId="30D2699E">
-          <v:rect id="_x0000_i1234" style="width:0;height:0" o:hralign="center" o:hrstd="t" o:hr="t" fillcolor="#a0a0a0" stroked="f"/>
+          <v:rect id="_x0000_i1048" style="width:0;height:0" o:hralign="center" o:hrstd="t" o:hr="t" fillcolor="#a0a0a0" stroked="f"/>
         </w:pict>
       </w:r>
     </w:p>
@@ -17799,7 +21267,7 @@
     <w:p>
       <w:r>
         <w:pict w14:anchorId="132AAAAB">
-          <v:rect id="_x0000_i1235" style="width:0;height:0" o:hralign="center" o:hrstd="t" o:hr="t" fillcolor="#a0a0a0" stroked="f"/>
+          <v:rect id="_x0000_i1049" style="width:0;height:0" o:hralign="center" o:hrstd="t" o:hr="t" fillcolor="#a0a0a0" stroked="f"/>
         </w:pict>
       </w:r>
     </w:p>
@@ -17949,7 +21417,7 @@
     <w:p>
       <w:r>
         <w:pict w14:anchorId="66E2148C">
-          <v:rect id="_x0000_i1236" style="width:0;height:0" o:hralign="center" o:hrstd="t" o:hr="t" fillcolor="#a0a0a0" stroked="f"/>
+          <v:rect id="_x0000_i1050" style="width:0;height:0" o:hralign="center" o:hrstd="t" o:hr="t" fillcolor="#a0a0a0" stroked="f"/>
         </w:pict>
       </w:r>
     </w:p>
@@ -18003,7 +21471,7 @@
     <w:p>
       <w:r>
         <w:pict w14:anchorId="0A3B2211">
-          <v:rect id="_x0000_i1237" style="width:0;height:0" o:hralign="center" o:hrstd="t" o:hr="t" fillcolor="#a0a0a0" stroked="f"/>
+          <v:rect id="_x0000_i1051" style="width:0;height:0" o:hralign="center" o:hrstd="t" o:hr="t" fillcolor="#a0a0a0" stroked="f"/>
         </w:pict>
       </w:r>
     </w:p>
@@ -18518,7 +21986,7 @@
     <w:p>
       <w:r>
         <w:pict w14:anchorId="1996AC89">
-          <v:rect id="_x0000_i1238" style="width:0;height:0" o:hralign="center" o:hrstd="t" o:hr="t" fillcolor="#a0a0a0" stroked="f"/>
+          <v:rect id="_x0000_i1052" style="width:0;height:0" o:hralign="center" o:hrstd="t" o:hr="t" fillcolor="#a0a0a0" stroked="f"/>
         </w:pict>
       </w:r>
     </w:p>
@@ -18589,7 +22057,7 @@
     <w:p>
       <w:r>
         <w:pict w14:anchorId="4465CCC0">
-          <v:rect id="_x0000_i1239" style="width:0;height:0" o:hralign="center" o:hrstd="t" o:hr="t" fillcolor="#a0a0a0" stroked="f"/>
+          <v:rect id="_x0000_i1053" style="width:0;height:0" o:hralign="center" o:hrstd="t" o:hr="t" fillcolor="#a0a0a0" stroked="f"/>
         </w:pict>
       </w:r>
     </w:p>
@@ -18886,7 +22354,7 @@
     <w:p>
       <w:r>
         <w:pict w14:anchorId="106CB872">
-          <v:rect id="_x0000_i1240" style="width:0;height:0" o:hralign="center" o:hrstd="t" o:hr="t" fillcolor="#a0a0a0" stroked="f"/>
+          <v:rect id="_x0000_i1054" style="width:0;height:0" o:hralign="center" o:hrstd="t" o:hr="t" fillcolor="#a0a0a0" stroked="f"/>
         </w:pict>
       </w:r>
     </w:p>
@@ -19012,7 +22480,7 @@
     <w:p>
       <w:r>
         <w:pict w14:anchorId="35ECA6F6">
-          <v:rect id="_x0000_i1241" style="width:0;height:0" o:hralign="center" o:hrstd="t" o:hr="t" fillcolor="#a0a0a0" stroked="f"/>
+          <v:rect id="_x0000_i1055" style="width:0;height:0" o:hralign="center" o:hrstd="t" o:hr="t" fillcolor="#a0a0a0" stroked="f"/>
         </w:pict>
       </w:r>
     </w:p>
@@ -22124,6 +25592,7 @@
   <w:style w:type="character" w:default="1" w:styleId="a0">
     <w:name w:val="Default Paragraph Font"/>
     <w:uiPriority w:val="1"/>
+    <w:semiHidden/>
     <w:unhideWhenUsed/>
   </w:style>
   <w:style w:type="table" w:default="1" w:styleId="a1">
